--- a/09-通信电路/02-调制电路/FSK调制电路/FSK调制电路.docx
+++ b/09-通信电路/02-调制电路/FSK调制电路/FSK调制电路.docx
@@ -2266,6 +2266,20 @@
     </w:p>
     <w:bookmarkEnd w:id="26"/>
     <w:bookmarkEnd w:id="27"/>
+    <w:p>
+      <w:pPr>
+        <w:spacing w:before="360"/>
+        <w:jc w:val="center"/>
+      </w:pPr>
+      <w:r>
+        <w:rPr>
+          <w:rFonts w:ascii="Times New Roman" w:hAnsi="Times New Roman"/>
+          <w:color w:val="555555"/>
+          <w:sz w:val="21"/>
+        </w:rPr>
+        <w:t>材料收集者：杜文杰</w:t>
+      </w:r>
+    </w:p>
     <w:sectPr>
       <w:headerReference r:id="rId9" w:type="default"/>
       <w:footerReference r:id="rId10" w:type="default"/>

--- a/09-通信电路/02-调制电路/FSK调制电路/FSK调制电路.docx
+++ b/09-通信电路/02-调制电路/FSK调制电路/FSK调制电路.docx
@@ -1,6 +1,6 @@
 
 <file path=word/document.xml><?xml version="1.0" encoding="utf-8"?>
-<w:document xmlns:w="http://schemas.openxmlformats.org/wordprocessingml/2006/main" xmlns:m="http://schemas.openxmlformats.org/officeDocument/2006/math" xmlns:r="http://schemas.openxmlformats.org/officeDocument/2006/relationships" xmlns:o="urn:schemas-microsoft-com:office:office" xmlns:v="urn:schemas-microsoft-com:vml" xmlns:w10="urn:schemas-microsoft-com:office:word" xmlns:a="http://schemas.openxmlformats.org/drawingml/2006/main" xmlns:pic="http://schemas.openxmlformats.org/drawingml/2006/picture" xmlns:wp="http://schemas.openxmlformats.org/drawingml/2006/wordprocessingDrawing">
+<w:document xmlns:m="http://schemas.openxmlformats.org/officeDocument/2006/math" xmlns:r="http://schemas.openxmlformats.org/officeDocument/2006/relationships" xmlns:w="http://schemas.openxmlformats.org/wordprocessingml/2006/main" xmlns:o="urn:schemas-microsoft-com:office:office" xmlns:v="urn:schemas-microsoft-com:vml" xmlns:w10="urn:schemas-microsoft-com:office:word" xmlns:a="http://schemas.openxmlformats.org/drawingml/2006/main" xmlns:pic="http://schemas.openxmlformats.org/drawingml/2006/picture" xmlns:wp="http://schemas.openxmlformats.org/drawingml/2006/wordprocessingDrawing">
   <w:body>
     <w:bookmarkStart w:id="27" w:name="fsk-调制电路"/>
     <w:p>
@@ -8,11 +8,14 @@
         <w:pStyle w:val="Heading1"/>
       </w:pPr>
       <w:r>
+        <w:rPr>
+          <w:rFonts w:eastAsia="黑体"/>
+        </w:rPr>
         <w:t xml:space="preserve">FSK </w:t>
       </w:r>
       <w:r>
         <w:rPr>
-          <w:rFonts w:hint="eastAsia"/>
+          <w:rFonts w:hint="eastAsia" w:eastAsia="黑体"/>
         </w:rPr>
         <w:t xml:space="preserve">调制电路</w:t>
       </w:r>
@@ -24,7 +27,7 @@
       </w:pPr>
       <w:r>
         <w:rPr>
-          <w:rFonts w:hint="eastAsia"/>
+          <w:rFonts w:hint="eastAsia" w:eastAsia="黑体"/>
         </w:rPr>
         <w:t xml:space="preserve">拓扑描述</w:t>
       </w:r>
@@ -35,16 +38,19 @@
       </w:pPr>
       <w:r>
         <w:rPr>
-          <w:rFonts w:hint="eastAsia"/>
+          <w:rFonts w:hint="eastAsia" w:eastAsia="黑体"/>
         </w:rPr>
         <w:t xml:space="preserve">由</w:t>
       </w:r>
       <w:r>
+        <w:rPr>
+          <w:rFonts w:eastAsia="黑体"/>
+        </w:rPr>
         <w:t xml:space="preserve"> </w:t>
       </w:r>
       <w:r>
         <w:rPr>
-          <w:rFonts w:hint="eastAsia"/>
+          <w:rFonts w:hint="eastAsia" w:eastAsia="黑体"/>
           <w:b/>
           <w:bCs/>
         </w:rPr>
@@ -52,6 +58,7 @@
       </w:r>
       <w:r>
         <w:rPr>
+          <w:rFonts w:eastAsia="黑体"/>
           <w:b/>
           <w:bCs/>
         </w:rPr>
@@ -59,7 +66,7 @@
       </w:r>
       <w:r>
         <w:rPr>
-          <w:rFonts w:hint="eastAsia"/>
+          <w:rFonts w:hint="eastAsia" w:eastAsia="黑体"/>
           <w:b/>
           <w:bCs/>
         </w:rPr>
@@ -67,6 +74,7 @@
       </w:r>
       <w:r>
         <w:rPr>
+          <w:rFonts w:eastAsia="黑体"/>
           <w:b/>
           <w:bCs/>
         </w:rPr>
@@ -74,27 +82,33 @@
       </w:r>
       <w:r>
         <w:rPr>
-          <w:rFonts w:hint="eastAsia"/>
+          <w:rFonts w:hint="eastAsia" w:eastAsia="黑体"/>
           <w:b/>
           <w:bCs/>
         </w:rPr>
         <w:t xml:space="preserve">U1）</w:t>
       </w:r>
       <w:r>
+        <w:rPr>
+          <w:rFonts w:eastAsia="黑体"/>
+        </w:rPr>
         <w:t xml:space="preserve"> </w:t>
       </w:r>
       <w:r>
         <w:rPr>
-          <w:rFonts w:hint="eastAsia"/>
+          <w:rFonts w:hint="eastAsia" w:eastAsia="黑体"/>
         </w:rPr>
         <w:t xml:space="preserve">与</w:t>
       </w:r>
       <w:r>
+        <w:rPr>
+          <w:rFonts w:eastAsia="黑体"/>
+        </w:rPr>
         <w:t xml:space="preserve"> </w:t>
       </w:r>
       <w:r>
         <w:rPr>
-          <w:rFonts w:hint="eastAsia"/>
+          <w:rFonts w:hint="eastAsia" w:eastAsia="黑体"/>
           <w:b/>
           <w:bCs/>
         </w:rPr>
@@ -102,32 +116,39 @@
       </w:r>
       <w:r>
         <w:rPr>
+          <w:rFonts w:eastAsia="黑体"/>
           <w:b/>
           <w:bCs/>
         </w:rPr>
         <w:t xml:space="preserve"> S1</w:t>
       </w:r>
       <w:r>
+        <w:rPr>
+          <w:rFonts w:eastAsia="黑体"/>
+        </w:rPr>
         <w:t xml:space="preserve"> </w:t>
       </w:r>
       <w:r>
         <w:rPr>
-          <w:rFonts w:hint="eastAsia"/>
+          <w:rFonts w:hint="eastAsia" w:eastAsia="黑体"/>
         </w:rPr>
         <w:t xml:space="preserve">组成，按功能分为频率产生与键控切换两类。电路共有</w:t>
       </w:r>
       <w:r>
+        <w:rPr>
+          <w:rFonts w:eastAsia="黑体"/>
+        </w:rPr>
         <w:t xml:space="preserve"> 6 </w:t>
       </w:r>
       <w:r>
         <w:rPr>
-          <w:rFonts w:hint="eastAsia"/>
+          <w:rFonts w:hint="eastAsia" w:eastAsia="黑体"/>
         </w:rPr>
         <w:t xml:space="preserve">个关键节点：</w:t>
       </w:r>
       <w:r>
         <w:rPr>
-          <w:rFonts w:hint="eastAsia"/>
+          <w:rFonts w:hint="eastAsia" w:eastAsia="黑体"/>
           <w:b/>
           <w:bCs/>
         </w:rPr>
@@ -135,6 +156,7 @@
       </w:r>
       <w:r>
         <w:rPr>
+          <w:rFonts w:eastAsia="黑体"/>
           <w:b/>
           <w:bCs/>
         </w:rPr>
@@ -142,7 +164,7 @@
       </w:r>
       <w:r>
         <w:rPr>
-          <w:rFonts w:hint="eastAsia"/>
+          <w:rFonts w:hint="eastAsia" w:eastAsia="黑体"/>
           <w:b/>
           <w:bCs/>
         </w:rPr>
@@ -150,11 +172,14 @@
       </w:r>
       <w:r>
         <w:rPr>
-          <w:rFonts w:hint="eastAsia"/>
+          <w:rFonts w:hint="eastAsia" w:eastAsia="黑体"/>
         </w:rPr>
         <w:t xml:space="preserve">（对应</w:t>
       </w:r>
       <w:r>
+        <w:rPr>
+          <w:rFonts w:eastAsia="黑体"/>
+        </w:rPr>
         <w:t xml:space="preserve"> </w:t>
       </w:r>
       <m:oMath>
@@ -173,13 +198,13 @@
       </m:oMath>
       <w:r>
         <w:rPr>
-          <w:rFonts w:hint="eastAsia"/>
+          <w:rFonts w:hint="eastAsia" w:eastAsia="黑体"/>
         </w:rPr>
         <w:t xml:space="preserve">）；</w:t>
       </w:r>
       <w:r>
         <w:rPr>
-          <w:rFonts w:hint="eastAsia"/>
+          <w:rFonts w:hint="eastAsia" w:eastAsia="黑体"/>
           <w:b/>
           <w:bCs/>
         </w:rPr>
@@ -187,6 +212,7 @@
       </w:r>
       <w:r>
         <w:rPr>
+          <w:rFonts w:eastAsia="黑体"/>
           <w:b/>
           <w:bCs/>
         </w:rPr>
@@ -194,7 +220,7 @@
       </w:r>
       <w:r>
         <w:rPr>
-          <w:rFonts w:hint="eastAsia"/>
+          <w:rFonts w:hint="eastAsia" w:eastAsia="黑体"/>
           <w:b/>
           <w:bCs/>
         </w:rPr>
@@ -202,11 +228,14 @@
       </w:r>
       <w:r>
         <w:rPr>
-          <w:rFonts w:hint="eastAsia"/>
+          <w:rFonts w:hint="eastAsia" w:eastAsia="黑体"/>
         </w:rPr>
         <w:t xml:space="preserve">（对应</w:t>
       </w:r>
       <w:r>
+        <w:rPr>
+          <w:rFonts w:eastAsia="黑体"/>
+        </w:rPr>
         <w:t xml:space="preserve"> </w:t>
       </w:r>
       <m:oMath>
@@ -225,13 +254,13 @@
       </m:oMath>
       <w:r>
         <w:rPr>
-          <w:rFonts w:hint="eastAsia"/>
+          <w:rFonts w:hint="eastAsia" w:eastAsia="黑体"/>
         </w:rPr>
         <w:t xml:space="preserve">）；</w:t>
       </w:r>
       <w:r>
         <w:rPr>
-          <w:rFonts w:hint="eastAsia"/>
+          <w:rFonts w:hint="eastAsia" w:eastAsia="黑体"/>
           <w:b/>
           <w:bCs/>
         </w:rPr>
@@ -239,6 +268,7 @@
       </w:r>
       <w:r>
         <w:rPr>
+          <w:rFonts w:eastAsia="黑体"/>
           <w:b/>
           <w:bCs/>
         </w:rPr>
@@ -246,7 +276,7 @@
       </w:r>
       <w:r>
         <w:rPr>
-          <w:rFonts w:hint="eastAsia"/>
+          <w:rFonts w:hint="eastAsia" w:eastAsia="黑体"/>
           <w:b/>
           <w:bCs/>
         </w:rPr>
@@ -254,22 +284,25 @@
       </w:r>
       <w:r>
         <w:rPr>
-          <w:rFonts w:hint="eastAsia"/>
+          <w:rFonts w:hint="eastAsia" w:eastAsia="黑体"/>
         </w:rPr>
         <w:t xml:space="preserve">（数字基带接开关/VCO</w:t>
       </w:r>
       <w:r>
+        <w:rPr>
+          <w:rFonts w:eastAsia="黑体"/>
+        </w:rPr>
         <w:t xml:space="preserve"> </w:t>
       </w:r>
       <w:r>
         <w:rPr>
-          <w:rFonts w:hint="eastAsia"/>
+          <w:rFonts w:hint="eastAsia" w:eastAsia="黑体"/>
         </w:rPr>
         <w:t xml:space="preserve">控制端）；</w:t>
       </w:r>
       <w:r>
         <w:rPr>
-          <w:rFonts w:hint="eastAsia"/>
+          <w:rFonts w:hint="eastAsia" w:eastAsia="黑体"/>
           <w:b/>
           <w:bCs/>
         </w:rPr>
@@ -277,6 +310,7 @@
       </w:r>
       <w:r>
         <w:rPr>
+          <w:rFonts w:eastAsia="黑体"/>
           <w:b/>
           <w:bCs/>
         </w:rPr>
@@ -284,7 +318,7 @@
       </w:r>
       <w:r>
         <w:rPr>
-          <w:rFonts w:hint="eastAsia"/>
+          <w:rFonts w:hint="eastAsia" w:eastAsia="黑体"/>
           <w:b/>
           <w:bCs/>
         </w:rPr>
@@ -292,31 +326,37 @@
       </w:r>
       <w:r>
         <w:rPr>
-          <w:rFonts w:hint="eastAsia"/>
+          <w:rFonts w:hint="eastAsia" w:eastAsia="黑体"/>
         </w:rPr>
         <w:t xml:space="preserve">（开关或</w:t>
       </w:r>
       <w:r>
+        <w:rPr>
+          <w:rFonts w:eastAsia="黑体"/>
+        </w:rPr>
         <w:t xml:space="preserve"> VCO </w:t>
       </w:r>
       <w:r>
         <w:rPr>
-          <w:rFonts w:hint="eastAsia"/>
+          <w:rFonts w:hint="eastAsia" w:eastAsia="黑体"/>
         </w:rPr>
         <w:t xml:space="preserve">输出为</w:t>
       </w:r>
       <w:r>
+        <w:rPr>
+          <w:rFonts w:eastAsia="黑体"/>
+        </w:rPr>
         <w:t xml:space="preserve"> FSK </w:t>
       </w:r>
       <w:r>
         <w:rPr>
-          <w:rFonts w:hint="eastAsia"/>
+          <w:rFonts w:hint="eastAsia" w:eastAsia="黑体"/>
         </w:rPr>
         <w:t xml:space="preserve">信号）；</w:t>
       </w:r>
       <w:r>
         <w:rPr>
-          <w:rFonts w:hint="eastAsia"/>
+          <w:rFonts w:hint="eastAsia" w:eastAsia="黑体"/>
           <w:b/>
           <w:bCs/>
         </w:rPr>
@@ -324,6 +364,7 @@
       </w:r>
       <w:r>
         <w:rPr>
+          <w:rFonts w:eastAsia="黑体"/>
           <w:b/>
           <w:bCs/>
         </w:rPr>
@@ -331,7 +372,7 @@
       </w:r>
       <w:r>
         <w:rPr>
-          <w:rFonts w:hint="eastAsia"/>
+          <w:rFonts w:hint="eastAsia" w:eastAsia="黑体"/>
           <w:b/>
           <w:bCs/>
         </w:rPr>
@@ -339,6 +380,7 @@
       </w:r>
       <w:r>
         <w:rPr>
+          <w:rFonts w:eastAsia="黑体"/>
           <w:b/>
           <w:bCs/>
         </w:rPr>
@@ -346,13 +388,13 @@
       </w:r>
       <w:r>
         <w:rPr>
-          <w:rFonts w:hint="eastAsia"/>
+          <w:rFonts w:hint="eastAsia" w:eastAsia="黑体"/>
         </w:rPr>
         <w:t xml:space="preserve">；</w:t>
       </w:r>
       <w:r>
         <w:rPr>
-          <w:rFonts w:hint="eastAsia"/>
+          <w:rFonts w:hint="eastAsia" w:eastAsia="黑体"/>
           <w:b/>
           <w:bCs/>
         </w:rPr>
@@ -360,6 +402,7 @@
       </w:r>
       <w:r>
         <w:rPr>
+          <w:rFonts w:eastAsia="黑体"/>
           <w:b/>
           <w:bCs/>
         </w:rPr>
@@ -367,7 +410,7 @@
       </w:r>
       <w:r>
         <w:rPr>
-          <w:rFonts w:hint="eastAsia"/>
+          <w:rFonts w:hint="eastAsia" w:eastAsia="黑体"/>
           <w:b/>
           <w:bCs/>
         </w:rPr>
@@ -375,12 +418,16 @@
       </w:r>
       <w:r>
         <w:rPr>
+          <w:rFonts w:eastAsia="黑体"/>
           <w:b/>
           <w:bCs/>
         </w:rPr>
         <w:t xml:space="preserve"> GND</w:t>
       </w:r>
       <w:r>
+        <w:rPr>
+          <w:rFonts w:eastAsia="黑体"/>
+        </w:rPr>
         <w:t xml:space="preserve">。</w:t>
       </w:r>
     </w:p>
@@ -388,93 +435,117 @@
       <w:pPr/>
       <w:r>
         <w:rPr>
-          <w:rFonts w:hint="eastAsia"/>
+          <w:rFonts w:hint="eastAsia" w:eastAsia="黑体"/>
         </w:rPr>
         <w:t xml:space="preserve">各元件管脚连接：</w:t>
       </w:r>
       <w:r>
         <w:rPr>
+          <w:rFonts w:eastAsia="黑体"/>
           <w:b/>
           <w:bCs/>
         </w:rPr>
         <w:t xml:space="preserve">OSC1</w:t>
       </w:r>
       <w:r>
+        <w:rPr>
+          <w:rFonts w:eastAsia="黑体"/>
+        </w:rPr>
         <w:t xml:space="preserve"> </w:t>
       </w:r>
       <w:r>
         <w:rPr>
-          <w:rFonts w:hint="eastAsia"/>
+          <w:rFonts w:hint="eastAsia" w:eastAsia="黑体"/>
         </w:rPr>
         <w:t xml:space="preserve">的输出脚接节点①、电源脚接节点⑤、地脚接节点⑥；</w:t>
       </w:r>
       <w:r>
         <w:rPr>
+          <w:rFonts w:eastAsia="黑体"/>
           <w:b/>
           <w:bCs/>
         </w:rPr>
         <w:t xml:space="preserve">OSC2</w:t>
       </w:r>
       <w:r>
+        <w:rPr>
+          <w:rFonts w:eastAsia="黑体"/>
+        </w:rPr>
         <w:t xml:space="preserve"> </w:t>
       </w:r>
       <w:r>
         <w:rPr>
-          <w:rFonts w:hint="eastAsia"/>
+          <w:rFonts w:hint="eastAsia" w:eastAsia="黑体"/>
         </w:rPr>
         <w:t xml:space="preserve">的输出脚接节点②、电源脚接节点⑤、地脚接节点⑥；</w:t>
       </w:r>
       <w:r>
         <w:rPr>
-          <w:rFonts w:hint="eastAsia"/>
+          <w:rFonts w:hint="eastAsia" w:eastAsia="黑体"/>
           <w:b/>
           <w:bCs/>
         </w:rPr>
         <w:t xml:space="preserve">S1（电子开关）</w:t>
       </w:r>
       <w:r>
+        <w:rPr>
+          <w:rFonts w:eastAsia="黑体"/>
+        </w:rPr>
         <w:t xml:space="preserve"> </w:t>
       </w:r>
       <w:r>
         <w:rPr>
-          <w:rFonts w:hint="eastAsia"/>
+          <w:rFonts w:hint="eastAsia" w:eastAsia="黑体"/>
         </w:rPr>
         <w:t xml:space="preserve">的两个信号输入脚分别接节点①与节点②，控制（选通）脚接节点③（由基带信号驱动），输出脚接节点④，电源脚接节点⑤、地脚接节点⑥；若采用</w:t>
       </w:r>
       <w:r>
+        <w:rPr>
+          <w:rFonts w:eastAsia="黑体"/>
+        </w:rPr>
         <w:t xml:space="preserve"> </w:t>
       </w:r>
       <w:r>
         <w:rPr>
+          <w:rFonts w:eastAsia="黑体"/>
           <w:b/>
           <w:bCs/>
         </w:rPr>
         <w:t xml:space="preserve">VCO U1</w:t>
       </w:r>
       <w:r>
+        <w:rPr>
+          <w:rFonts w:eastAsia="黑体"/>
+        </w:rPr>
         <w:t xml:space="preserve"> </w:t>
       </w:r>
       <w:r>
         <w:rPr>
-          <w:rFonts w:hint="eastAsia"/>
+          <w:rFonts w:hint="eastAsia" w:eastAsia="黑体"/>
         </w:rPr>
         <w:t xml:space="preserve">直接调频实现连续相位</w:t>
       </w:r>
       <w:r>
+        <w:rPr>
+          <w:rFonts w:eastAsia="黑体"/>
+        </w:rPr>
         <w:t xml:space="preserve"> </w:t>
       </w:r>
       <w:r>
         <w:rPr>
-          <w:rFonts w:hint="eastAsia"/>
+          <w:rFonts w:hint="eastAsia" w:eastAsia="黑体"/>
         </w:rPr>
         <w:t xml:space="preserve">FSK（CPFSK），则</w:t>
       </w:r>
       <w:r>
+        <w:rPr>
+          <w:rFonts w:eastAsia="黑体"/>
+        </w:rPr>
         <w:t xml:space="preserve"> VCO </w:t>
       </w:r>
       <w:r>
         <w:rPr>
-          <w:rFonts w:hint="eastAsia"/>
+          <w:rFonts w:hint="eastAsia" w:eastAsia="黑体"/>
         </w:rPr>
         <w:t xml:space="preserve">的调制输入脚接节点③、输出脚接节点④、电源脚接节点⑤、地脚接节点⑥；基带信号源的数字输出接节点③。</w:t>
       </w:r>
@@ -483,34 +554,43 @@
       <w:pPr/>
       <w:r>
         <w:rPr>
-          <w:rFonts w:hint="eastAsia"/>
+          <w:rFonts w:hint="eastAsia" w:eastAsia="黑体"/>
         </w:rPr>
         <w:t xml:space="preserve">由此构成”数字基带在两频率间切换（或以</w:t>
       </w:r>
       <w:r>
+        <w:rPr>
+          <w:rFonts w:eastAsia="黑体"/>
+        </w:rPr>
         <w:t xml:space="preserve"> VCO </w:t>
       </w:r>
       <w:r>
         <w:rPr>
-          <w:rFonts w:hint="eastAsia"/>
+          <w:rFonts w:hint="eastAsia" w:eastAsia="黑体"/>
         </w:rPr>
         <w:t xml:space="preserve">直接调频）输出频移键控信号”的数字调频/FSK</w:t>
       </w:r>
       <w:r>
+        <w:rPr>
+          <w:rFonts w:eastAsia="黑体"/>
+        </w:rPr>
         <w:t xml:space="preserve"> </w:t>
       </w:r>
       <w:r>
         <w:rPr>
-          <w:rFonts w:hint="eastAsia"/>
+          <w:rFonts w:hint="eastAsia" w:eastAsia="黑体"/>
         </w:rPr>
         <w:t xml:space="preserve">调制组态，连续相位</w:t>
       </w:r>
       <w:r>
+        <w:rPr>
+          <w:rFonts w:eastAsia="黑体"/>
+        </w:rPr>
         <w:t xml:space="preserve"> FSK </w:t>
       </w:r>
       <w:r>
         <w:rPr>
-          <w:rFonts w:hint="eastAsia"/>
+          <w:rFonts w:hint="eastAsia" w:eastAsia="黑体"/>
         </w:rPr>
         <w:t xml:space="preserve">频谱更紧凑。</w:t>
       </w:r>
@@ -523,7 +603,7 @@
       </w:pPr>
       <w:r>
         <w:rPr>
-          <w:rFonts w:hint="eastAsia"/>
+          <w:rFonts w:hint="eastAsia" w:eastAsia="黑体"/>
         </w:rPr>
         <w:t xml:space="preserve">工作原理</w:t>
       </w:r>
@@ -534,11 +614,14 @@
       </w:pPr>
       <w:r>
         <w:rPr>
-          <w:rFonts w:hint="eastAsia"/>
+          <w:rFonts w:hint="eastAsia" w:eastAsia="黑体"/>
         </w:rPr>
         <w:t xml:space="preserve">二进制”0”和”1”分别对应两个载波频率</w:t>
       </w:r>
       <w:r>
+        <w:rPr>
+          <w:rFonts w:eastAsia="黑体"/>
+        </w:rPr>
         <w:t xml:space="preserve"> </w:t>
       </w:r>
       <m:oMath>
@@ -556,6 +639,9 @@
         </m:sSub>
       </m:oMath>
       <w:r>
+        <w:rPr>
+          <w:rFonts w:eastAsia="黑体"/>
+        </w:rPr>
         <w:t xml:space="preserve">、</w:t>
       </w:r>
       <m:oMath>
@@ -574,7 +660,7 @@
       </m:oMath>
       <w:r>
         <w:rPr>
-          <w:rFonts w:hint="eastAsia"/>
+          <w:rFonts w:hint="eastAsia" w:eastAsia="黑体"/>
         </w:rPr>
         <w:t xml:space="preserve">，中心频率为二者均值。相邻码元间频率跳变。频谱由两载波及其旁瓣组成，带宽与频偏和码率相关。</w:t>
       </w:r>
@@ -587,7 +673,7 @@
       </w:pPr>
       <w:r>
         <w:rPr>
-          <w:rFonts w:hint="eastAsia"/>
+          <w:rFonts w:hint="eastAsia" w:eastAsia="黑体"/>
         </w:rPr>
         <w:t xml:space="preserve">关键计算公式</w:t>
       </w:r>
@@ -600,11 +686,14 @@
         </w:numPr>
       </w:pPr>
       <w:r>
+        <w:rPr>
+          <w:rFonts w:eastAsia="黑体"/>
+        </w:rPr>
         <w:t xml:space="preserve">2FSK </w:t>
       </w:r>
       <w:r>
         <w:rPr>
-          <w:rFonts w:hint="eastAsia"/>
+          <w:rFonts w:hint="eastAsia" w:eastAsia="黑体"/>
         </w:rPr>
         <w:t xml:space="preserve">主瓣带宽（</w:t>
       </w:r>
@@ -614,11 +703,14 @@
         </m:r>
       </m:oMath>
       <w:r>
+        <w:rPr>
+          <w:rFonts w:eastAsia="黑体"/>
+        </w:rPr>
         <w:t xml:space="preserve"> </w:t>
       </w:r>
       <w:r>
         <w:rPr>
-          <w:rFonts w:hint="eastAsia"/>
+          <w:rFonts w:hint="eastAsia" w:eastAsia="黑体"/>
         </w:rPr>
         <w:t xml:space="preserve">为调制指数）：</w:t>
       </w:r>
@@ -735,7 +827,7 @@
       </w:pPr>
       <w:r>
         <w:rPr>
-          <w:rFonts w:hint="eastAsia"/>
+          <w:rFonts w:hint="eastAsia" w:eastAsia="黑体"/>
         </w:rPr>
         <w:t xml:space="preserve">调制指数：</w:t>
       </w:r>
@@ -861,7 +953,7 @@
       </w:pPr>
       <w:r>
         <w:rPr>
-          <w:rFonts w:hint="eastAsia"/>
+          <w:rFonts w:hint="eastAsia" w:eastAsia="黑体"/>
         </w:rPr>
         <w:t xml:space="preserve">频偏（</w:t>
       </w:r>
@@ -880,11 +972,14 @@
         </m:sSub>
       </m:oMath>
       <w:r>
+        <w:rPr>
+          <w:rFonts w:eastAsia="黑体"/>
+        </w:rPr>
         <w:t xml:space="preserve"> </w:t>
       </w:r>
       <w:r>
         <w:rPr>
-          <w:rFonts w:hint="eastAsia"/>
+          <w:rFonts w:hint="eastAsia" w:eastAsia="黑体"/>
         </w:rPr>
         <w:t xml:space="preserve">中心频率）：</w:t>
       </w:r>
@@ -980,16 +1075,19 @@
       </w:pPr>
       <w:r>
         <w:rPr>
-          <w:rFonts w:hint="eastAsia"/>
+          <w:rFonts w:hint="eastAsia" w:eastAsia="黑体"/>
         </w:rPr>
         <w:t xml:space="preserve">相干</w:t>
       </w:r>
       <w:r>
+        <w:rPr>
+          <w:rFonts w:eastAsia="黑体"/>
+        </w:rPr>
         <w:t xml:space="preserve"> 2FSK </w:t>
       </w:r>
       <w:r>
         <w:rPr>
-          <w:rFonts w:hint="eastAsia"/>
+          <w:rFonts w:hint="eastAsia" w:eastAsia="黑体"/>
         </w:rPr>
         <w:t xml:space="preserve">误码率：</w:t>
       </w:r>
@@ -1110,7 +1208,7 @@
             </w:pPr>
             <w:r>
               <w:rPr>
-                <w:rFonts w:hint="eastAsia"/>
+                <w:rFonts w:hint="eastAsia" w:eastAsia="黑体"/>
               </w:rPr>
               <w:t xml:space="preserve">符号</w:t>
             </w:r>
@@ -1124,7 +1222,7 @@
             </w:pPr>
             <w:r>
               <w:rPr>
-                <w:rFonts w:hint="eastAsia"/>
+                <w:rFonts w:hint="eastAsia" w:eastAsia="黑体"/>
               </w:rPr>
               <w:t xml:space="preserve">含义</w:t>
             </w:r>
@@ -1138,7 +1236,7 @@
             </w:pPr>
             <w:r>
               <w:rPr>
-                <w:rFonts w:hint="eastAsia"/>
+                <w:rFonts w:hint="eastAsia" w:eastAsia="黑体"/>
               </w:rPr>
               <w:t xml:space="preserve">单位</w:t>
             </w:r>
@@ -1185,6 +1283,9 @@
               </m:sSub>
             </m:oMath>
             <w:r>
+              <w:rPr>
+                <w:rFonts w:eastAsia="黑体"/>
+              </w:rPr>
               <w:t xml:space="preserve">​</w:t>
             </w:r>
           </w:p>
@@ -1197,7 +1298,7 @@
             </w:pPr>
             <w:r>
               <w:rPr>
-                <w:rFonts w:hint="eastAsia"/>
+                <w:rFonts w:hint="eastAsia" w:eastAsia="黑体"/>
               </w:rPr>
               <w:t xml:space="preserve">两个键控频率</w:t>
             </w:r>
@@ -1210,6 +1311,9 @@
               <w:pStyle w:val="Compact"/>
             </w:pPr>
             <w:r>
+              <w:rPr>
+                <w:rFonts w:eastAsia="黑体"/>
+              </w:rPr>
               <w:t xml:space="preserve">Hz</w:t>
             </w:r>
           </w:p>
@@ -1234,6 +1338,9 @@
               </m:r>
             </m:oMath>
             <w:r>
+              <w:rPr>
+                <w:rFonts w:eastAsia="黑体"/>
+              </w:rPr>
               <w:t xml:space="preserve">​</w:t>
             </w:r>
           </w:p>
@@ -1246,7 +1353,7 @@
             </w:pPr>
             <w:r>
               <w:rPr>
-                <w:rFonts w:hint="eastAsia"/>
+                <w:rFonts w:hint="eastAsia" w:eastAsia="黑体"/>
               </w:rPr>
               <w:t xml:space="preserve">频偏</w:t>
             </w:r>
@@ -1259,6 +1366,9 @@
               <w:pStyle w:val="Compact"/>
             </w:pPr>
             <w:r>
+              <w:rPr>
+                <w:rFonts w:eastAsia="黑体"/>
+              </w:rPr>
               <w:t xml:space="preserve">Hz</w:t>
             </w:r>
           </w:p>
@@ -1286,6 +1396,9 @@
               </m:sSub>
             </m:oMath>
             <w:r>
+              <w:rPr>
+                <w:rFonts w:eastAsia="黑体"/>
+              </w:rPr>
               <w:t xml:space="preserve">​</w:t>
             </w:r>
           </w:p>
@@ -1298,7 +1411,7 @@
             </w:pPr>
             <w:r>
               <w:rPr>
-                <w:rFonts w:hint="eastAsia"/>
+                <w:rFonts w:hint="eastAsia" w:eastAsia="黑体"/>
               </w:rPr>
               <w:t xml:space="preserve">码率</w:t>
             </w:r>
@@ -1311,6 +1424,9 @@
               <w:pStyle w:val="Compact"/>
             </w:pPr>
             <w:r>
+              <w:rPr>
+                <w:rFonts w:eastAsia="黑体"/>
+              </w:rPr>
               <w:t xml:space="preserve">bit/s</w:t>
             </w:r>
           </w:p>
@@ -1329,6 +1445,9 @@
               </m:r>
             </m:oMath>
             <w:r>
+              <w:rPr>
+                <w:rFonts w:eastAsia="黑体"/>
+              </w:rPr>
               <w:t xml:space="preserve">​</w:t>
             </w:r>
           </w:p>
@@ -1341,7 +1460,7 @@
             </w:pPr>
             <w:r>
               <w:rPr>
-                <w:rFonts w:hint="eastAsia"/>
+                <w:rFonts w:hint="eastAsia" w:eastAsia="黑体"/>
               </w:rPr>
               <w:t xml:space="preserve">调制指数</w:t>
             </w:r>
@@ -1354,6 +1473,9 @@
               <w:pStyle w:val="Compact"/>
             </w:pPr>
             <w:r>
+              <w:rPr>
+                <w:rFonts w:eastAsia="黑体"/>
+              </w:rPr>
               <w:t xml:space="preserve">—</w:t>
             </w:r>
           </w:p>
@@ -1381,6 +1503,9 @@
               </m:sSub>
             </m:oMath>
             <w:r>
+              <w:rPr>
+                <w:rFonts w:eastAsia="黑体"/>
+              </w:rPr>
               <w:t xml:space="preserve">​</w:t>
             </w:r>
           </w:p>
@@ -1393,7 +1518,7 @@
             </w:pPr>
             <w:r>
               <w:rPr>
-                <w:rFonts w:hint="eastAsia"/>
+                <w:rFonts w:hint="eastAsia" w:eastAsia="黑体"/>
               </w:rPr>
               <w:t xml:space="preserve">误码率</w:t>
             </w:r>
@@ -1406,6 +1531,9 @@
               <w:pStyle w:val="Compact"/>
             </w:pPr>
             <w:r>
+              <w:rPr>
+                <w:rFonts w:eastAsia="黑体"/>
+              </w:rPr>
               <w:t xml:space="preserve">—</w:t>
             </w:r>
           </w:p>
@@ -1420,7 +1548,7 @@
       </w:pPr>
       <w:r>
         <w:rPr>
-          <w:rFonts w:hint="eastAsia"/>
+          <w:rFonts w:hint="eastAsia" w:eastAsia="黑体"/>
         </w:rPr>
         <w:t xml:space="preserve">元件调整影响</w:t>
       </w:r>
@@ -1435,7 +1563,7 @@
       </w:pPr>
       <w:r>
         <w:rPr>
-          <w:rFonts w:hint="eastAsia"/>
+          <w:rFonts w:hint="eastAsia" w:eastAsia="黑体"/>
           <w:b/>
           <w:bCs/>
         </w:rPr>
@@ -1443,6 +1571,7 @@
       </w:r>
       <w:r>
         <w:rPr>
+          <w:rFonts w:eastAsia="黑体"/>
           <w:b/>
           <w:bCs/>
         </w:rPr>
@@ -1461,6 +1590,7 @@
       </m:oMath>
       <w:r>
         <w:rPr>
+          <w:rFonts w:eastAsia="黑体"/>
           <w:b/>
           <w:bCs/>
         </w:rPr>
@@ -1468,21 +1598,27 @@
       </w:r>
       <w:r>
         <w:rPr>
-          <w:rFonts w:hint="eastAsia"/>
+          <w:rFonts w:hint="eastAsia" w:eastAsia="黑体"/>
           <w:b/>
           <w:bCs/>
         </w:rPr>
         <w:t xml:space="preserve">增大</w:t>
       </w:r>
       <w:r>
+        <w:rPr>
+          <w:rFonts w:eastAsia="黑体"/>
+        </w:rPr>
         <w:t xml:space="preserve"> </w:t>
       </w:r>
       <w:r>
+        <w:rPr>
+          <w:rFonts w:eastAsia="黑体"/>
+        </w:rPr>
         <w:t xml:space="preserve">→ </w:t>
       </w:r>
       <w:r>
         <w:rPr>
-          <w:rFonts w:hint="eastAsia"/>
+          <w:rFonts w:hint="eastAsia" w:eastAsia="黑体"/>
         </w:rPr>
         <w:t xml:space="preserve">两符号区分度提高、抗噪增强，但带宽增大。</w:t>
       </w:r>
@@ -1497,7 +1633,7 @@
       </w:pPr>
       <w:r>
         <w:rPr>
-          <w:rFonts w:hint="eastAsia"/>
+          <w:rFonts w:hint="eastAsia" w:eastAsia="黑体"/>
           <w:b/>
           <w:bCs/>
         </w:rPr>
@@ -1505,6 +1641,7 @@
       </w:r>
       <w:r>
         <w:rPr>
+          <w:rFonts w:eastAsia="黑体"/>
           <w:b/>
           <w:bCs/>
         </w:rPr>
@@ -1526,6 +1663,7 @@
       </m:oMath>
       <w:r>
         <w:rPr>
+          <w:rFonts w:eastAsia="黑体"/>
           <w:b/>
           <w:bCs/>
         </w:rPr>
@@ -1533,21 +1671,27 @@
       </w:r>
       <w:r>
         <w:rPr>
-          <w:rFonts w:hint="eastAsia"/>
+          <w:rFonts w:hint="eastAsia" w:eastAsia="黑体"/>
           <w:b/>
           <w:bCs/>
         </w:rPr>
         <w:t xml:space="preserve">增大</w:t>
       </w:r>
       <w:r>
+        <w:rPr>
+          <w:rFonts w:eastAsia="黑体"/>
+        </w:rPr>
         <w:t xml:space="preserve"> </w:t>
       </w:r>
       <w:r>
+        <w:rPr>
+          <w:rFonts w:eastAsia="黑体"/>
+        </w:rPr>
         <w:t xml:space="preserve">→ </w:t>
       </w:r>
       <w:r>
         <w:rPr>
-          <w:rFonts w:hint="eastAsia"/>
+          <w:rFonts w:hint="eastAsia" w:eastAsia="黑体"/>
         </w:rPr>
         <w:t xml:space="preserve">带宽增大，相邻符号间频差占比下降（</w:t>
       </w:r>
@@ -1557,11 +1701,14 @@
         </m:r>
       </m:oMath>
       <w:r>
+        <w:rPr>
+          <w:rFonts w:eastAsia="黑体"/>
+        </w:rPr>
         <w:t xml:space="preserve"> </w:t>
       </w:r>
       <w:r>
         <w:rPr>
-          <w:rFonts w:hint="eastAsia"/>
+          <w:rFonts w:hint="eastAsia" w:eastAsia="黑体"/>
         </w:rPr>
         <w:t xml:space="preserve">减小），性能变差。</w:t>
       </w:r>
@@ -1576,21 +1723,27 @@
       </w:pPr>
       <w:r>
         <w:rPr>
-          <w:rFonts w:hint="eastAsia"/>
+          <w:rFonts w:hint="eastAsia" w:eastAsia="黑体"/>
           <w:b/>
           <w:bCs/>
         </w:rPr>
         <w:t xml:space="preserve">频率源稳定度变差</w:t>
       </w:r>
       <w:r>
+        <w:rPr>
+          <w:rFonts w:eastAsia="黑体"/>
+        </w:rPr>
         <w:t xml:space="preserve"> </w:t>
       </w:r>
       <w:r>
+        <w:rPr>
+          <w:rFonts w:eastAsia="黑体"/>
+        </w:rPr>
         <w:t xml:space="preserve">→ </w:t>
       </w:r>
       <w:r>
         <w:rPr>
-          <w:rFonts w:hint="eastAsia"/>
+          <w:rFonts w:hint="eastAsia" w:eastAsia="黑体"/>
         </w:rPr>
         <w:t xml:space="preserve">中心频率漂移，接收解调误码率上升。</w:t>
       </w:r>
@@ -1605,6 +1758,7 @@
       </w:pPr>
       <w:r>
         <w:rPr>
+          <w:rFonts w:eastAsia="黑体"/>
           <w:b/>
           <w:bCs/>
         </w:rPr>
@@ -1612,21 +1766,27 @@
       </w:r>
       <w:r>
         <w:rPr>
-          <w:rFonts w:hint="eastAsia"/>
+          <w:rFonts w:hint="eastAsia" w:eastAsia="黑体"/>
           <w:b/>
           <w:bCs/>
         </w:rPr>
         <w:t xml:space="preserve">频响非线性</w:t>
       </w:r>
       <w:r>
+        <w:rPr>
+          <w:rFonts w:eastAsia="黑体"/>
+        </w:rPr>
         <w:t xml:space="preserve"> </w:t>
       </w:r>
       <w:r>
+        <w:rPr>
+          <w:rFonts w:eastAsia="黑体"/>
+        </w:rPr>
         <w:t xml:space="preserve">→ </w:t>
       </w:r>
       <w:r>
         <w:rPr>
-          <w:rFonts w:hint="eastAsia"/>
+          <w:rFonts w:hint="eastAsia" w:eastAsia="黑体"/>
         </w:rPr>
         <w:t xml:space="preserve">频谱扩散，带外杂散增大。</w:t>
       </w:r>
@@ -1639,7 +1799,7 @@
       </w:pPr>
       <w:r>
         <w:rPr>
-          <w:rFonts w:hint="eastAsia"/>
+          <w:rFonts w:hint="eastAsia" w:eastAsia="黑体"/>
         </w:rPr>
         <w:t xml:space="preserve">典型参数示例</w:t>
       </w:r>
@@ -1654,11 +1814,14 @@
       </w:pPr>
       <w:r>
         <w:rPr>
-          <w:rFonts w:hint="eastAsia"/>
+          <w:rFonts w:hint="eastAsia" w:eastAsia="黑体"/>
         </w:rPr>
         <w:t xml:space="preserve">取</w:t>
       </w:r>
       <w:r>
+        <w:rPr>
+          <w:rFonts w:eastAsia="黑体"/>
+        </w:rPr>
         <w:t xml:space="preserve"> </w:t>
       </w:r>
       <m:oMath>
@@ -1695,6 +1858,9 @@
         </m:r>
       </m:oMath>
       <w:r>
+        <w:rPr>
+          <w:rFonts w:eastAsia="黑体"/>
+        </w:rPr>
         <w:t xml:space="preserve">、</w:t>
       </w:r>
       <m:oMath>
@@ -1731,6 +1897,9 @@
         </m:r>
       </m:oMath>
       <w:r>
+        <w:rPr>
+          <w:rFonts w:eastAsia="黑体"/>
+        </w:rPr>
         <w:t xml:space="preserve">、</w:t>
       </w:r>
       <m:oMath>
@@ -1768,7 +1937,7 @@
       </m:oMath>
       <w:r>
         <w:rPr>
-          <w:rFonts w:hint="eastAsia"/>
+          <w:rFonts w:hint="eastAsia" w:eastAsia="黑体"/>
         </w:rPr>
         <w:t xml:space="preserve">：</w:t>
       </w:r>
@@ -1803,6 +1972,9 @@
         </m:r>
       </m:oMath>
       <w:r>
+        <w:rPr>
+          <w:rFonts w:eastAsia="黑体"/>
+        </w:rPr>
         <w:t xml:space="preserve">、</w:t>
       </w:r>
       <m:oMath>
@@ -1839,7 +2011,7 @@
       </m:oMath>
       <w:r>
         <w:rPr>
-          <w:rFonts w:hint="eastAsia"/>
+          <w:rFonts w:hint="eastAsia" w:eastAsia="黑体"/>
         </w:rPr>
         <w:t xml:space="preserve">，</w:t>
       </w:r>
@@ -1904,6 +2076,9 @@
         </m:r>
       </m:oMath>
       <w:r>
+        <w:rPr>
+          <w:rFonts w:eastAsia="黑体"/>
+        </w:rPr>
         <w:t xml:space="preserve">。</w:t>
       </w:r>
     </w:p>
@@ -1917,11 +2092,14 @@
       </w:pPr>
       <w:r>
         <w:rPr>
-          <w:rFonts w:hint="eastAsia"/>
+          <w:rFonts w:hint="eastAsia" w:eastAsia="黑体"/>
         </w:rPr>
         <w:t xml:space="preserve">取</w:t>
       </w:r>
       <w:r>
+        <w:rPr>
+          <w:rFonts w:eastAsia="黑体"/>
+        </w:rPr>
         <w:t xml:space="preserve"> </w:t>
       </w:r>
       <m:oMath>
@@ -1967,7 +2145,7 @@
       </m:oMath>
       <w:r>
         <w:rPr>
-          <w:rFonts w:hint="eastAsia"/>
+          <w:rFonts w:hint="eastAsia" w:eastAsia="黑体"/>
         </w:rPr>
         <w:t xml:space="preserve">：</w:t>
       </w:r>
@@ -2051,6 +2229,9 @@
         </m:sSup>
       </m:oMath>
       <w:r>
+        <w:rPr>
+          <w:rFonts w:eastAsia="黑体"/>
+        </w:rPr>
         <w:t xml:space="preserve">。</w:t>
       </w:r>
     </w:p>
@@ -2062,7 +2243,7 @@
       </w:pPr>
       <w:r>
         <w:rPr>
-          <w:rFonts w:hint="eastAsia"/>
+          <w:rFonts w:hint="eastAsia" w:eastAsia="黑体"/>
         </w:rPr>
         <w:t xml:space="preserve">常见器件型号</w:t>
       </w:r>
@@ -2077,7 +2258,7 @@
       </w:pPr>
       <w:r>
         <w:rPr>
-          <w:rFonts w:hint="eastAsia"/>
+          <w:rFonts w:hint="eastAsia" w:eastAsia="黑体"/>
         </w:rPr>
         <w:t xml:space="preserve">可编程频率合成/DDS：AD9833、AD9850。</w:t>
       </w:r>
@@ -2092,7 +2273,7 @@
       </w:pPr>
       <w:r>
         <w:rPr>
-          <w:rFonts w:hint="eastAsia"/>
+          <w:rFonts w:hint="eastAsia" w:eastAsia="黑体"/>
         </w:rPr>
         <w:t xml:space="preserve">VCO：MC1648、MAX2606。</w:t>
       </w:r>
@@ -2107,7 +2288,7 @@
       </w:pPr>
       <w:r>
         <w:rPr>
-          <w:rFonts w:hint="eastAsia"/>
+          <w:rFonts w:hint="eastAsia" w:eastAsia="黑体"/>
         </w:rPr>
         <w:t xml:space="preserve">模拟开关：SN74LVC1G3157。</w:t>
       </w:r>
@@ -2120,7 +2301,7 @@
       </w:pPr>
       <w:r>
         <w:rPr>
-          <w:rFonts w:hint="eastAsia"/>
+          <w:rFonts w:hint="eastAsia" w:eastAsia="黑体"/>
         </w:rPr>
         <w:t xml:space="preserve">注意事项</w:t>
       </w:r>
@@ -2135,20 +2316,26 @@
       </w:pPr>
       <w:r>
         <w:rPr>
-          <w:rFonts w:hint="eastAsia"/>
+          <w:rFonts w:hint="eastAsia" w:eastAsia="黑体"/>
         </w:rPr>
         <w:t xml:space="preserve">连续相位</w:t>
       </w:r>
       <w:r>
+        <w:rPr>
+          <w:rFonts w:eastAsia="黑体"/>
+        </w:rPr>
         <w:t xml:space="preserve"> </w:t>
       </w:r>
       <w:r>
         <w:rPr>
-          <w:rFonts w:hint="eastAsia"/>
+          <w:rFonts w:hint="eastAsia" w:eastAsia="黑体"/>
         </w:rPr>
         <w:t xml:space="preserve">FSK（CPFSK）频谱更紧凑，优先于硬切换的非连续相位</w:t>
       </w:r>
       <w:r>
+        <w:rPr>
+          <w:rFonts w:eastAsia="黑体"/>
+        </w:rPr>
         <w:t xml:space="preserve"> FSK。</w:t>
       </w:r>
     </w:p>
@@ -2162,7 +2349,7 @@
       </w:pPr>
       <w:r>
         <w:rPr>
-          <w:rFonts w:hint="eastAsia"/>
+          <w:rFonts w:hint="eastAsia" w:eastAsia="黑体"/>
         </w:rPr>
         <w:t xml:space="preserve">两个载频需保持足够频率差以避免码间/符号间干扰。</w:t>
       </w:r>
@@ -2177,7 +2364,7 @@
       </w:pPr>
       <w:r>
         <w:rPr>
-          <w:rFonts w:hint="eastAsia"/>
+          <w:rFonts w:hint="eastAsia" w:eastAsia="黑体"/>
         </w:rPr>
         <w:t xml:space="preserve">实际设计中需带通滤波抑制旁瓣以满足邻道规范。</w:t>
       </w:r>
@@ -2192,16 +2379,19 @@
       </w:pPr>
       <w:r>
         <w:rPr>
-          <w:rFonts w:hint="eastAsia"/>
+          <w:rFonts w:hint="eastAsia" w:eastAsia="黑体"/>
         </w:rPr>
         <w:t xml:space="preserve">授权频段或</w:t>
       </w:r>
       <w:r>
+        <w:rPr>
+          <w:rFonts w:eastAsia="黑体"/>
+        </w:rPr>
         <w:t xml:space="preserve"> ISM </w:t>
       </w:r>
       <w:r>
         <w:rPr>
-          <w:rFonts w:hint="eastAsia"/>
+          <w:rFonts w:hint="eastAsia" w:eastAsia="黑体"/>
         </w:rPr>
         <w:t xml:space="preserve">频段使用时需符合频偏与发射功率限制。</w:t>
       </w:r>
@@ -2214,7 +2404,7 @@
       </w:pPr>
       <w:r>
         <w:rPr>
-          <w:rFonts w:hint="eastAsia"/>
+          <w:rFonts w:hint="eastAsia" w:eastAsia="黑体"/>
         </w:rPr>
         <w:t xml:space="preserve">参考资料</w:t>
       </w:r>
@@ -2228,6 +2418,9 @@
         </w:numPr>
       </w:pPr>
       <w:r>
+        <w:rPr>
+          <w:rFonts w:eastAsia="黑体"/>
+        </w:rPr>
         <w:t xml:space="preserve">Wikipedia: Frequency-shift keying。</w:t>
       </w:r>
     </w:p>
@@ -2241,7 +2434,7 @@
       </w:pPr>
       <w:r>
         <w:rPr>
-          <w:rFonts w:hint="eastAsia"/>
+          <w:rFonts w:hint="eastAsia" w:eastAsia="黑体"/>
         </w:rPr>
         <w:t xml:space="preserve">《通信原理》（樊昌信）。</w:t>
       </w:r>
@@ -2255,11 +2448,14 @@
         </w:numPr>
       </w:pPr>
       <w:r>
+        <w:rPr>
+          <w:rFonts w:eastAsia="黑体"/>
+        </w:rPr>
         <w:t xml:space="preserve">Analog Devices AD9833 </w:t>
       </w:r>
       <w:r>
         <w:rPr>
-          <w:rFonts w:hint="eastAsia"/>
+          <w:rFonts w:hint="eastAsia" w:eastAsia="黑体"/>
         </w:rPr>
         <w:t xml:space="preserve">数据手册。</w:t>
       </w:r>
@@ -2273,11 +2469,11 @@
       </w:pPr>
       <w:r>
         <w:rPr>
-          <w:rFonts w:ascii="Times New Roman" w:hAnsi="Times New Roman"/>
+          <w:rFonts w:ascii="Times New Roman" w:hAnsi="Times New Roman" w:eastAsia="黑体"/>
           <w:color w:val="555555"/>
           <w:sz w:val="21"/>
         </w:rPr>
-        <w:t>材料收集者：杜文杰</w:t>
+        <w:t>材料收集者：杜文杰，WX手机：19519196569，QQ:3478827729</w:t>
       </w:r>
     </w:p>
     <w:sectPr>
@@ -2297,7 +2493,7 @@
 </file>
 
 <file path=word/footer1.xml><?xml version="1.0" encoding="utf-8"?>
-<w:ftr xmlns:m="http://schemas.openxmlformats.org/officeDocument/2006/math" xmlns:mc="http://schemas.openxmlformats.org/markup-compatibility/2006" xmlns:mo="http://schemas.microsoft.com/office/mac/office/2008/main" xmlns:mv="urn:schemas-microsoft-com:mac:vml" xmlns:o="urn:schemas-microsoft-com:office:office" xmlns:r="http://schemas.openxmlformats.org/officeDocument/2006/relationships" xmlns:v="urn:schemas-microsoft-com:vml" xmlns:w10="urn:schemas-microsoft-com:office:word" xmlns:w14="http://schemas.microsoft.com/office/word/2010/wordml" xmlns:w="http://schemas.openxmlformats.org/wordprocessingml/2006/main" xmlns:wne="http://schemas.microsoft.com/office/word/2006/wordml" xmlns:wp14="http://schemas.microsoft.com/office/word/2010/wordprocessingDrawing" xmlns:wp="http://schemas.openxmlformats.org/drawingml/2006/wordprocessingDrawing" xmlns:wpc="http://schemas.microsoft.com/office/word/2010/wordprocessingCanvas" xmlns:wpg="http://schemas.microsoft.com/office/word/2010/wordprocessingGroup" xmlns:wpi="http://schemas.microsoft.com/office/word/2010/wordprocessingInk" xmlns:wps="http://schemas.microsoft.com/office/word/2010/wordprocessingShape" mc:Ignorable="w14 wp14">
+<w:ftr xmlns:mc="http://schemas.openxmlformats.org/markup-compatibility/2006" xmlns:w="http://schemas.openxmlformats.org/wordprocessingml/2006/main" xmlns:m="http://schemas.openxmlformats.org/officeDocument/2006/math" xmlns:mo="http://schemas.microsoft.com/office/mac/office/2008/main" xmlns:mv="urn:schemas-microsoft-com:mac:vml" xmlns:o="urn:schemas-microsoft-com:office:office" xmlns:r="http://schemas.openxmlformats.org/officeDocument/2006/relationships" xmlns:v="urn:schemas-microsoft-com:vml" xmlns:w10="urn:schemas-microsoft-com:office:word" xmlns:w14="http://schemas.microsoft.com/office/word/2010/wordml" xmlns:wne="http://schemas.microsoft.com/office/word/2006/wordml" xmlns:wp14="http://schemas.microsoft.com/office/word/2010/wordprocessingDrawing" xmlns:wp="http://schemas.openxmlformats.org/drawingml/2006/wordprocessingDrawing" xmlns:wpc="http://schemas.microsoft.com/office/word/2010/wordprocessingCanvas" xmlns:wpg="http://schemas.microsoft.com/office/word/2010/wordprocessingGroup" xmlns:wpi="http://schemas.microsoft.com/office/word/2010/wordprocessingInk" xmlns:wps="http://schemas.microsoft.com/office/word/2010/wordprocessingShape" mc:Ignorable="w14 wp14">
   <w:p>
     <w:pPr>
       <w:pStyle w:val="Footer"/>
@@ -2305,12 +2501,14 @@
     </w:pPr>
     <w:r>
       <w:rPr>
+        <w:rFonts w:eastAsia="黑体"/>
         <w:sz w:val="18"/>
       </w:rPr>
       <w:t xml:space="preserve">第 </w:t>
     </w:r>
     <w:r>
       <w:rPr>
+        <w:rFonts w:eastAsia="黑体"/>
         <w:sz w:val="18"/>
       </w:rPr>
       <w:fldChar w:fldCharType="begin"/>
@@ -2319,6 +2517,7 @@
     </w:r>
     <w:r>
       <w:rPr>
+        <w:rFonts w:eastAsia="黑体"/>
         <w:sz w:val="18"/>
       </w:rPr>
       <w:t xml:space="preserve"> 页</w:t>
@@ -2332,6 +2531,9 @@
   <w:footnote w:type="continuationSeparator" w:id="0">
     <w:p>
       <w:r>
+        <w:rPr>
+          <w:rFonts w:eastAsia="黑体"/>
+        </w:rPr>
         <w:continuationSeparator/>
       </w:r>
     </w:p>
@@ -2339,6 +2541,9 @@
   <w:footnote w:type="separator" w:id="-1">
     <w:p>
       <w:r>
+        <w:rPr>
+          <w:rFonts w:eastAsia="黑体"/>
+        </w:rPr>
         <w:separator/>
       </w:r>
     </w:p>
@@ -2347,7 +2552,7 @@
 </file>
 
 <file path=word/header1.xml><?xml version="1.0" encoding="utf-8"?>
-<w:hdr xmlns:m="http://schemas.openxmlformats.org/officeDocument/2006/math" xmlns:mc="http://schemas.openxmlformats.org/markup-compatibility/2006" xmlns:mo="http://schemas.microsoft.com/office/mac/office/2008/main" xmlns:mv="urn:schemas-microsoft-com:mac:vml" xmlns:o="urn:schemas-microsoft-com:office:office" xmlns:r="http://schemas.openxmlformats.org/officeDocument/2006/relationships" xmlns:v="urn:schemas-microsoft-com:vml" xmlns:w10="urn:schemas-microsoft-com:office:word" xmlns:w14="http://schemas.microsoft.com/office/word/2010/wordml" xmlns:w="http://schemas.openxmlformats.org/wordprocessingml/2006/main" xmlns:wne="http://schemas.microsoft.com/office/word/2006/wordml" xmlns:wp14="http://schemas.microsoft.com/office/word/2010/wordprocessingDrawing" xmlns:wp="http://schemas.openxmlformats.org/drawingml/2006/wordprocessingDrawing" xmlns:wpc="http://schemas.microsoft.com/office/word/2010/wordprocessingCanvas" xmlns:wpg="http://schemas.microsoft.com/office/word/2010/wordprocessingGroup" xmlns:wpi="http://schemas.microsoft.com/office/word/2010/wordprocessingInk" xmlns:wps="http://schemas.microsoft.com/office/word/2010/wordprocessingShape" mc:Ignorable="w14 wp14">
+<w:hdr xmlns:mc="http://schemas.openxmlformats.org/markup-compatibility/2006" xmlns:w="http://schemas.openxmlformats.org/wordprocessingml/2006/main" xmlns:m="http://schemas.openxmlformats.org/officeDocument/2006/math" xmlns:mo="http://schemas.microsoft.com/office/mac/office/2008/main" xmlns:mv="urn:schemas-microsoft-com:mac:vml" xmlns:o="urn:schemas-microsoft-com:office:office" xmlns:r="http://schemas.openxmlformats.org/officeDocument/2006/relationships" xmlns:v="urn:schemas-microsoft-com:vml" xmlns:w10="urn:schemas-microsoft-com:office:word" xmlns:w14="http://schemas.microsoft.com/office/word/2010/wordml" xmlns:wne="http://schemas.microsoft.com/office/word/2006/wordml" xmlns:wp14="http://schemas.microsoft.com/office/word/2010/wordprocessingDrawing" xmlns:wp="http://schemas.openxmlformats.org/drawingml/2006/wordprocessingDrawing" xmlns:wpc="http://schemas.microsoft.com/office/word/2010/wordprocessingCanvas" xmlns:wpg="http://schemas.microsoft.com/office/word/2010/wordprocessingGroup" xmlns:wpi="http://schemas.microsoft.com/office/word/2010/wordprocessingInk" xmlns:wps="http://schemas.microsoft.com/office/word/2010/wordprocessingShape" mc:Ignorable="w14 wp14">
   <w:p>
     <w:pPr>
       <w:pStyle w:val="Header"/>
@@ -2355,7 +2560,7 @@
     </w:pPr>
     <w:r>
       <w:rPr>
-        <w:rFonts w:ascii="Times New Roman" w:hAnsi="Times New Roman"/>
+        <w:rFonts w:ascii="Times New Roman" w:hAnsi="Times New Roman" w:eastAsia="黑体"/>
         <w:sz w:val="18"/>
         <w:rFonts w:eastAsia="黑体"/>
         <w:rFonts w:eastAsia="黑体"/>
@@ -2367,7 +2572,7 @@
 </file>
 
 <file path=word/numbering.xml><?xml version="1.0" encoding="utf-8"?>
-<w:numbering xmlns:m="http://schemas.openxmlformats.org/officeDocument/2006/math" xmlns:mc="http://schemas.openxmlformats.org/markup-compatibility/2006" xmlns:mo="http://schemas.microsoft.com/office/mac/office/2008/main" xmlns:mv="urn:schemas-microsoft-com:mac:vml" xmlns:o="urn:schemas-microsoft-com:office:office" xmlns:r="http://schemas.openxmlformats.org/officeDocument/2006/relationships" xmlns:v="urn:schemas-microsoft-com:vml" xmlns:w="http://schemas.openxmlformats.org/wordprocessingml/2006/main" xmlns:w10="urn:schemas-microsoft-com:office:word" xmlns:w14="http://schemas.microsoft.com/office/word/2010/wordml" xmlns:wne="http://schemas.microsoft.com/office/word/2006/wordml" xmlns:wp="http://schemas.openxmlformats.org/drawingml/2006/wordprocessingDrawing" xmlns:wp14="http://schemas.microsoft.com/office/word/2010/wordprocessingDrawing" xmlns:wpc="http://schemas.microsoft.com/office/word/2010/wordprocessingCanvas" xmlns:wpg="http://schemas.microsoft.com/office/word/2010/wordprocessingGroup" xmlns:wpi="http://schemas.microsoft.com/office/word/2010/wordprocessingInk" xmlns:wps="http://schemas.microsoft.com/office/word/2010/wordprocessingShape" mc:Ignorable="w14 wp14">
+<w:numbering xmlns:mc="http://schemas.openxmlformats.org/markup-compatibility/2006" xmlns:w="http://schemas.openxmlformats.org/wordprocessingml/2006/main" xmlns:m="http://schemas.openxmlformats.org/officeDocument/2006/math" xmlns:mo="http://schemas.microsoft.com/office/mac/office/2008/main" xmlns:mv="urn:schemas-microsoft-com:mac:vml" xmlns:o="urn:schemas-microsoft-com:office:office" xmlns:r="http://schemas.openxmlformats.org/officeDocument/2006/relationships" xmlns:v="urn:schemas-microsoft-com:vml" xmlns:w10="urn:schemas-microsoft-com:office:word" xmlns:w14="http://schemas.microsoft.com/office/word/2010/wordml" xmlns:wne="http://schemas.microsoft.com/office/word/2006/wordml" xmlns:wp="http://schemas.openxmlformats.org/drawingml/2006/wordprocessingDrawing" xmlns:wp14="http://schemas.microsoft.com/office/word/2010/wordprocessingDrawing" xmlns:wpc="http://schemas.microsoft.com/office/word/2010/wordprocessingCanvas" xmlns:wpg="http://schemas.microsoft.com/office/word/2010/wordprocessingGroup" xmlns:wpi="http://schemas.microsoft.com/office/word/2010/wordprocessingInk" xmlns:wps="http://schemas.microsoft.com/office/word/2010/wordprocessingShape" mc:Ignorable="w14 wp14">
   <w:abstractNum w:abstractNumId="0">
     <w:nsid w:val="FFFFFF7C"/>
     <w:multiLevelType w:val="singleLevel"/>
@@ -2454,7 +2659,7 @@
         <w:ind w:hanging="360" w:left="1440"/>
       </w:pPr>
       <w:rPr>
-        <w:rFonts w:ascii="Symbol" w:hAnsi="Symbol" w:hint="default"/>
+        <w:rFonts w:ascii="Symbol" w:hAnsi="Symbol" w:hint="default" w:eastAsia="黑体"/>
       </w:rPr>
     </w:lvl>
   </w:abstractNum>
@@ -2475,7 +2680,7 @@
         <w:ind w:hanging="360" w:left="1080"/>
       </w:pPr>
       <w:rPr>
-        <w:rFonts w:ascii="Symbol" w:hAnsi="Symbol" w:hint="default"/>
+        <w:rFonts w:ascii="Symbol" w:hAnsi="Symbol" w:hint="default" w:eastAsia="黑体"/>
       </w:rPr>
     </w:lvl>
   </w:abstractNum>
@@ -2496,7 +2701,7 @@
         <w:ind w:hanging="360" w:left="720"/>
       </w:pPr>
       <w:rPr>
-        <w:rFonts w:ascii="Symbol" w:hAnsi="Symbol" w:hint="default"/>
+        <w:rFonts w:ascii="Symbol" w:hAnsi="Symbol" w:hint="default" w:eastAsia="黑体"/>
       </w:rPr>
     </w:lvl>
   </w:abstractNum>
@@ -2535,7 +2740,7 @@
         <w:ind w:hanging="360" w:left="360"/>
       </w:pPr>
       <w:rPr>
-        <w:rFonts w:ascii="Symbol" w:hAnsi="Symbol" w:hint="default"/>
+        <w:rFonts w:ascii="Symbol" w:hAnsi="Symbol" w:hint="default" w:eastAsia="黑体"/>
       </w:rPr>
     </w:lvl>
   </w:abstractNum>
@@ -2626,7 +2831,7 @@
         <w:ind w:left="720" w:hanging="360"/>
       </w:pPr>
       <w:rPr>
-        <w:rFonts w:ascii="Symbol" w:hAnsi="Symbol" w:cs="Symbol" w:hint="default"/>
+        <w:rFonts w:ascii="Symbol" w:hAnsi="Symbol" w:cs="Symbol" w:hint="default" w:eastAsia="黑体"/>
       </w:rPr>
     </w:lvl>
     <w:lvl w:ilvl="1">
@@ -2637,7 +2842,7 @@
         <w:ind w:left="1440" w:hanging="360"/>
       </w:pPr>
       <w:rPr>
-        <w:rFonts w:ascii="Courier New" w:hAnsi="Courier New" w:cs="Courier New" w:hint="default"/>
+        <w:rFonts w:ascii="Courier New" w:hAnsi="Courier New" w:cs="Courier New" w:hint="default" w:eastAsia="黑体"/>
       </w:rPr>
     </w:lvl>
     <w:lvl w:ilvl="2">
@@ -2648,7 +2853,7 @@
         <w:ind w:left="2160" w:hanging="360"/>
       </w:pPr>
       <w:rPr>
-        <w:rFonts w:ascii="Wingdings" w:hAnsi="Wingdings" w:cs="Wingdings" w:hint="default"/>
+        <w:rFonts w:ascii="Wingdings" w:hAnsi="Wingdings" w:cs="Wingdings" w:hint="default" w:eastAsia="黑体"/>
       </w:rPr>
     </w:lvl>
     <w:lvl w:ilvl="3">
@@ -2659,7 +2864,7 @@
         <w:ind w:left="2880" w:hanging="360"/>
       </w:pPr>
       <w:rPr>
-        <w:rFonts w:ascii="Symbol" w:hAnsi="Symbol" w:cs="Symbol" w:hint="default"/>
+        <w:rFonts w:ascii="Symbol" w:hAnsi="Symbol" w:cs="Symbol" w:hint="default" w:eastAsia="黑体"/>
       </w:rPr>
     </w:lvl>
     <w:lvl w:ilvl="4">
@@ -2670,7 +2875,7 @@
         <w:ind w:left="3600" w:hanging="360"/>
       </w:pPr>
       <w:rPr>
-        <w:rFonts w:ascii="Courier New" w:hAnsi="Courier New" w:cs="Courier New" w:hint="default"/>
+        <w:rFonts w:ascii="Courier New" w:hAnsi="Courier New" w:cs="Courier New" w:hint="default" w:eastAsia="黑体"/>
       </w:rPr>
     </w:lvl>
     <w:lvl w:ilvl="5">
@@ -2681,7 +2886,7 @@
         <w:ind w:left="4320" w:hanging="360"/>
       </w:pPr>
       <w:rPr>
-        <w:rFonts w:ascii="Wingdings" w:hAnsi="Wingdings" w:cs="Wingdings" w:hint="default"/>
+        <w:rFonts w:ascii="Wingdings" w:hAnsi="Wingdings" w:cs="Wingdings" w:hint="default" w:eastAsia="黑体"/>
       </w:rPr>
     </w:lvl>
     <w:lvl w:ilvl="6">
@@ -2692,7 +2897,7 @@
         <w:ind w:left="5040" w:hanging="360"/>
       </w:pPr>
       <w:rPr>
-        <w:rFonts w:ascii="Symbol" w:hAnsi="Symbol" w:cs="Symbol" w:hint="default"/>
+        <w:rFonts w:ascii="Symbol" w:hAnsi="Symbol" w:cs="Symbol" w:hint="default" w:eastAsia="黑体"/>
       </w:rPr>
     </w:lvl>
     <w:lvl w:ilvl="7">
@@ -2703,7 +2908,7 @@
         <w:ind w:left="5760" w:hanging="360"/>
       </w:pPr>
       <w:rPr>
-        <w:rFonts w:ascii="Courier New" w:hAnsi="Courier New" w:cs="Courier New" w:hint="default"/>
+        <w:rFonts w:ascii="Courier New" w:hAnsi="Courier New" w:cs="Courier New" w:hint="default" w:eastAsia="黑体"/>
       </w:rPr>
     </w:lvl>
     <w:lvl w:ilvl="8">
@@ -2714,7 +2919,7 @@
         <w:ind w:left="6480" w:hanging="360"/>
       </w:pPr>
       <w:rPr>
-        <w:rFonts w:ascii="Wingdings" w:hAnsi="Wingdings" w:cs="Wingdings" w:hint="default"/>
+        <w:rFonts w:ascii="Wingdings" w:hAnsi="Wingdings" w:cs="Wingdings" w:hint="default" w:eastAsia="黑体"/>
       </w:rPr>
     </w:lvl>
   </w:abstractNum>
@@ -2770,11 +2975,11 @@
 </file>
 
 <file path=word/styles.xml><?xml version="1.0" encoding="utf-8"?>
-<w:styles xmlns:mc="http://schemas.openxmlformats.org/markup-compatibility/2006" xmlns:r="http://schemas.openxmlformats.org/officeDocument/2006/relationships" xmlns:w="http://schemas.openxmlformats.org/wordprocessingml/2006/main" xmlns:w14="http://schemas.microsoft.com/office/word/2010/wordml" mc:Ignorable="w14">
+<w:styles xmlns:mc="http://schemas.openxmlformats.org/markup-compatibility/2006" xmlns:w="http://schemas.openxmlformats.org/wordprocessingml/2006/main" xmlns:r="http://schemas.openxmlformats.org/officeDocument/2006/relationships" xmlns:w14="http://schemas.microsoft.com/office/word/2010/wordml" mc:Ignorable="w14">
   <w:docDefaults>
     <w:rPrDefault>
       <w:rPr>
-        <w:rFonts w:asciiTheme="minorHAnsi" w:cstheme="minorBidi" w:eastAsiaTheme="minorEastAsia" w:hAnsiTheme="minorHAnsi"/>
+        <w:rFonts w:asciiTheme="minorHAnsi" w:cstheme="minorBidi" w:hAnsiTheme="minorHAnsi" w:eastAsia="黑体"/>
         <w:sz w:val="22"/>
         <w:szCs w:val="22"/>
         <w:lang w:bidi="ar-SA" w:eastAsia="en-US" w:val="en-US"/>
@@ -2996,7 +3201,7 @@
       <w:outlineLvl w:val="0"/>
     </w:pPr>
     <w:rPr>
-      <w:rFonts w:ascii="Times New Roman" w:asciiTheme="majorHAnsi" w:cstheme="majorBidi" w:eastAsia="黑体" w:eastAsiaTheme="majorEastAsia" w:hAnsi="Times New Roman" w:hAnsiTheme="majorHAnsi"/>
+      <w:rFonts w:ascii="Times New Roman" w:asciiTheme="majorHAnsi" w:cstheme="majorBidi" w:eastAsia="黑体" w:hAnsi="Times New Roman" w:hAnsiTheme="majorHAnsi"/>
       <w:b/>
       <w:bCs/>
       <w:color w:val="1F3864"/>
@@ -3020,7 +3225,7 @@
       <w:outlineLvl w:val="1"/>
     </w:pPr>
     <w:rPr>
-      <w:rFonts w:ascii="Times New Roman" w:asciiTheme="majorHAnsi" w:cstheme="majorBidi" w:eastAsia="黑体" w:eastAsiaTheme="majorEastAsia" w:hAnsi="Times New Roman" w:hAnsiTheme="majorHAnsi"/>
+      <w:rFonts w:ascii="Times New Roman" w:asciiTheme="majorHAnsi" w:cstheme="majorBidi" w:eastAsia="黑体" w:hAnsi="Times New Roman" w:hAnsiTheme="majorHAnsi"/>
       <w:b/>
       <w:bCs/>
       <w:color w:val="2E4E7E"/>
@@ -3044,7 +3249,7 @@
       <w:outlineLvl w:val="2"/>
     </w:pPr>
     <w:rPr>
-      <w:rFonts w:ascii="Times New Roman" w:asciiTheme="majorHAnsi" w:cstheme="majorBidi" w:eastAsia="黑体" w:eastAsiaTheme="majorEastAsia" w:hAnsi="Times New Roman" w:hAnsiTheme="majorHAnsi"/>
+      <w:rFonts w:ascii="Times New Roman" w:asciiTheme="majorHAnsi" w:cstheme="majorBidi" w:eastAsia="黑体" w:hAnsi="Times New Roman" w:hAnsiTheme="majorHAnsi"/>
       <w:b/>
       <w:bCs/>
       <w:color w:val="2E4E7E"/>
@@ -3068,7 +3273,7 @@
       <w:outlineLvl w:val="3"/>
     </w:pPr>
     <w:rPr>
-      <w:rFonts w:ascii="Times New Roman" w:asciiTheme="majorHAnsi" w:cstheme="majorBidi" w:eastAsia="黑体" w:eastAsiaTheme="majorEastAsia" w:hAnsi="Times New Roman" w:hAnsiTheme="majorHAnsi"/>
+      <w:rFonts w:ascii="Times New Roman" w:asciiTheme="majorHAnsi" w:cstheme="majorBidi" w:eastAsia="黑体" w:hAnsi="Times New Roman" w:hAnsiTheme="majorHAnsi"/>
       <w:b/>
       <w:bCs/>
       <w:i/>
@@ -3094,7 +3299,7 @@
       <w:outlineLvl w:val="4"/>
     </w:pPr>
     <w:rPr>
-      <w:rFonts w:ascii="Times New Roman" w:asciiTheme="majorHAnsi" w:cstheme="majorBidi" w:eastAsia="黑体" w:eastAsiaTheme="majorEastAsia" w:hAnsi="Times New Roman" w:hAnsiTheme="majorHAnsi"/>
+      <w:rFonts w:ascii="Times New Roman" w:asciiTheme="majorHAnsi" w:cstheme="majorBidi" w:eastAsia="黑体" w:hAnsi="Times New Roman" w:hAnsiTheme="majorHAnsi"/>
       <w:b/>
       <w:color w:val="333333"/>
       <w:sz w:val="22"/>
@@ -3117,7 +3322,7 @@
       <w:outlineLvl w:val="5"/>
     </w:pPr>
     <w:rPr>
-      <w:rFonts w:asciiTheme="majorHAnsi" w:cstheme="majorBidi" w:eastAsiaTheme="majorEastAsia" w:hAnsiTheme="majorHAnsi"/>
+      <w:rFonts w:asciiTheme="majorHAnsi" w:cstheme="majorBidi" w:hAnsiTheme="majorHAnsi" w:eastAsia="黑体"/>
       <w:i/>
       <w:iCs/>
       <w:color w:themeColor="accent1" w:themeShade="7F" w:val="243F60"/>
@@ -3140,7 +3345,7 @@
       <w:outlineLvl w:val="6"/>
     </w:pPr>
     <w:rPr>
-      <w:rFonts w:asciiTheme="majorHAnsi" w:cstheme="majorBidi" w:eastAsiaTheme="majorEastAsia" w:hAnsiTheme="majorHAnsi"/>
+      <w:rFonts w:asciiTheme="majorHAnsi" w:cstheme="majorBidi" w:hAnsiTheme="majorHAnsi" w:eastAsia="黑体"/>
       <w:i/>
       <w:iCs/>
       <w:color w:themeColor="text1" w:themeTint="BF" w:val="404040"/>
@@ -3163,7 +3368,7 @@
       <w:outlineLvl w:val="7"/>
     </w:pPr>
     <w:rPr>
-      <w:rFonts w:asciiTheme="majorHAnsi" w:cstheme="majorBidi" w:eastAsiaTheme="majorEastAsia" w:hAnsiTheme="majorHAnsi"/>
+      <w:rFonts w:asciiTheme="majorHAnsi" w:cstheme="majorBidi" w:hAnsiTheme="majorHAnsi" w:eastAsia="黑体"/>
       <w:color w:themeColor="accent1" w:val="4F81BD"/>
       <w:sz w:val="20"/>
       <w:szCs w:val="20"/>
@@ -3186,7 +3391,7 @@
       <w:outlineLvl w:val="8"/>
     </w:pPr>
     <w:rPr>
-      <w:rFonts w:asciiTheme="majorHAnsi" w:cstheme="majorBidi" w:eastAsiaTheme="majorEastAsia" w:hAnsiTheme="majorHAnsi"/>
+      <w:rFonts w:asciiTheme="majorHAnsi" w:cstheme="majorBidi" w:hAnsiTheme="majorHAnsi" w:eastAsia="黑体"/>
       <w:i/>
       <w:iCs/>
       <w:color w:themeColor="text1" w:themeTint="BF" w:val="404040"/>
@@ -3237,7 +3442,7 @@
     <w:uiPriority w:val="9"/>
     <w:rsid w:val="00FC693F"/>
     <w:rPr>
-      <w:rFonts w:asciiTheme="majorHAnsi" w:cstheme="majorBidi" w:eastAsiaTheme="majorEastAsia" w:hAnsiTheme="majorHAnsi"/>
+      <w:rFonts w:asciiTheme="majorHAnsi" w:cstheme="majorBidi" w:hAnsiTheme="majorHAnsi" w:eastAsia="黑体"/>
       <w:b/>
       <w:bCs/>
       <w:color w:themeColor="accent1" w:themeShade="BF" w:val="365F91"/>
@@ -3252,7 +3457,7 @@
     <w:uiPriority w:val="9"/>
     <w:rsid w:val="00FC693F"/>
     <w:rPr>
-      <w:rFonts w:asciiTheme="majorHAnsi" w:cstheme="majorBidi" w:eastAsiaTheme="majorEastAsia" w:hAnsiTheme="majorHAnsi"/>
+      <w:rFonts w:asciiTheme="majorHAnsi" w:cstheme="majorBidi" w:hAnsiTheme="majorHAnsi" w:eastAsia="黑体"/>
       <w:b/>
       <w:bCs/>
       <w:color w:themeColor="accent1" w:val="4F81BD"/>
@@ -3267,7 +3472,7 @@
     <w:uiPriority w:val="9"/>
     <w:rsid w:val="00FC693F"/>
     <w:rPr>
-      <w:rFonts w:asciiTheme="majorHAnsi" w:cstheme="majorBidi" w:eastAsiaTheme="majorEastAsia" w:hAnsiTheme="majorHAnsi"/>
+      <w:rFonts w:asciiTheme="majorHAnsi" w:cstheme="majorBidi" w:hAnsiTheme="majorHAnsi" w:eastAsia="黑体"/>
       <w:b/>
       <w:bCs/>
       <w:color w:themeColor="accent1" w:val="4F81BD"/>
@@ -3290,7 +3495,7 @@
       <w:contextualSpacing/>
     </w:pPr>
     <w:rPr>
-      <w:rFonts w:ascii="Times New Roman" w:asciiTheme="majorHAnsi" w:cstheme="majorBidi" w:eastAsia="黑体" w:eastAsiaTheme="majorEastAsia" w:hAnsi="Times New Roman" w:hAnsiTheme="majorHAnsi"/>
+      <w:rFonts w:ascii="Times New Roman" w:asciiTheme="majorHAnsi" w:cstheme="majorBidi" w:eastAsia="黑体" w:hAnsi="Times New Roman" w:hAnsiTheme="majorHAnsi"/>
       <w:b/>
       <w:color w:val="1F3864"/>
       <w:spacing w:val="5"/>
@@ -3306,7 +3511,7 @@
     <w:uiPriority w:val="10"/>
     <w:rsid w:val="00FC693F"/>
     <w:rPr>
-      <w:rFonts w:asciiTheme="majorHAnsi" w:cstheme="majorBidi" w:eastAsiaTheme="majorEastAsia" w:hAnsiTheme="majorHAnsi"/>
+      <w:rFonts w:asciiTheme="majorHAnsi" w:cstheme="majorBidi" w:hAnsiTheme="majorHAnsi" w:eastAsia="黑体"/>
       <w:color w:themeColor="text2" w:themeShade="BF" w:val="17365D"/>
       <w:spacing w:val="5"/>
       <w:kern w:val="28"/>
@@ -3328,7 +3533,7 @@
       </w:numPr>
     </w:pPr>
     <w:rPr>
-      <w:rFonts w:asciiTheme="majorHAnsi" w:cstheme="majorBidi" w:eastAsiaTheme="majorEastAsia" w:hAnsiTheme="majorHAnsi"/>
+      <w:rFonts w:asciiTheme="majorHAnsi" w:cstheme="majorBidi" w:hAnsiTheme="majorHAnsi" w:eastAsia="黑体"/>
       <w:i/>
       <w:iCs/>
       <w:color w:themeColor="accent1" w:val="4F81BD"/>
@@ -3344,7 +3549,7 @@
     <w:uiPriority w:val="11"/>
     <w:rsid w:val="00FC693F"/>
     <w:rPr>
-      <w:rFonts w:asciiTheme="majorHAnsi" w:cstheme="majorBidi" w:eastAsiaTheme="majorEastAsia" w:hAnsiTheme="majorHAnsi"/>
+      <w:rFonts w:asciiTheme="majorHAnsi" w:cstheme="majorBidi" w:hAnsiTheme="majorHAnsi" w:eastAsia="黑体"/>
       <w:i/>
       <w:iCs/>
       <w:color w:themeColor="accent1" w:val="4F81BD"/>
@@ -3411,6 +3616,7 @@
       <w:spacing w:after="120"/>
     </w:pPr>
     <w:rPr>
+      <w:rFonts w:eastAsia="黑体"/>
       <w:sz w:val="16"/>
       <w:szCs w:val="16"/>
     </w:rPr>
@@ -3422,6 +3628,7 @@
     <w:uiPriority w:val="99"/>
     <w:rsid w:val="00AA1D8D"/>
     <w:rPr>
+      <w:rFonts w:eastAsia="黑体"/>
       <w:sz w:val="16"/>
       <w:szCs w:val="16"/>
     </w:rPr>
@@ -3591,7 +3798,7 @@
       </w:tabs>
     </w:pPr>
     <w:rPr>
-      <w:rFonts w:ascii="Courier" w:hAnsi="Courier"/>
+      <w:rFonts w:ascii="Courier" w:hAnsi="Courier" w:eastAsia="黑体"/>
       <w:sz w:val="20"/>
       <w:szCs w:val="20"/>
     </w:rPr>
@@ -3603,7 +3810,7 @@
     <w:uiPriority w:val="99"/>
     <w:rsid w:val="0029639D"/>
     <w:rPr>
-      <w:rFonts w:ascii="Courier" w:hAnsi="Courier"/>
+      <w:rFonts w:ascii="Courier" w:hAnsi="Courier" w:eastAsia="黑体"/>
       <w:sz w:val="20"/>
       <w:szCs w:val="20"/>
     </w:rPr>
@@ -3639,6 +3846,7 @@
     <w:uiPriority w:val="29"/>
     <w:rsid w:val="00FC693F"/>
     <w:rPr>
+      <w:rFonts w:eastAsia="黑体"/>
       <w:i/>
       <w:iCs/>
       <w:color w:themeColor="text1" w:val="000000"/>
@@ -3652,7 +3860,7 @@
     <w:semiHidden/>
     <w:rsid w:val="00FC693F"/>
     <w:rPr>
-      <w:rFonts w:asciiTheme="majorHAnsi" w:cstheme="majorBidi" w:eastAsiaTheme="majorEastAsia" w:hAnsiTheme="majorHAnsi"/>
+      <w:rFonts w:asciiTheme="majorHAnsi" w:cstheme="majorBidi" w:hAnsiTheme="majorHAnsi" w:eastAsia="黑体"/>
       <w:b/>
       <w:bCs/>
       <w:i/>
@@ -3668,7 +3876,7 @@
     <w:semiHidden/>
     <w:rsid w:val="00FC693F"/>
     <w:rPr>
-      <w:rFonts w:asciiTheme="majorHAnsi" w:cstheme="majorBidi" w:eastAsiaTheme="majorEastAsia" w:hAnsiTheme="majorHAnsi"/>
+      <w:rFonts w:asciiTheme="majorHAnsi" w:cstheme="majorBidi" w:hAnsiTheme="majorHAnsi" w:eastAsia="黑体"/>
       <w:color w:themeColor="accent1" w:themeShade="7F" w:val="243F60"/>
     </w:rPr>
   </w:style>
@@ -3680,7 +3888,7 @@
     <w:semiHidden/>
     <w:rsid w:val="00FC693F"/>
     <w:rPr>
-      <w:rFonts w:asciiTheme="majorHAnsi" w:cstheme="majorBidi" w:eastAsiaTheme="majorEastAsia" w:hAnsiTheme="majorHAnsi"/>
+      <w:rFonts w:asciiTheme="majorHAnsi" w:cstheme="majorBidi" w:hAnsiTheme="majorHAnsi" w:eastAsia="黑体"/>
       <w:i/>
       <w:iCs/>
       <w:color w:themeColor="accent1" w:themeShade="7F" w:val="243F60"/>
@@ -3694,7 +3902,7 @@
     <w:semiHidden/>
     <w:rsid w:val="00FC693F"/>
     <w:rPr>
-      <w:rFonts w:asciiTheme="majorHAnsi" w:cstheme="majorBidi" w:eastAsiaTheme="majorEastAsia" w:hAnsiTheme="majorHAnsi"/>
+      <w:rFonts w:asciiTheme="majorHAnsi" w:cstheme="majorBidi" w:hAnsiTheme="majorHAnsi" w:eastAsia="黑体"/>
       <w:i/>
       <w:iCs/>
       <w:color w:themeColor="text1" w:themeTint="BF" w:val="404040"/>
@@ -3708,7 +3916,7 @@
     <w:semiHidden/>
     <w:rsid w:val="00FC693F"/>
     <w:rPr>
-      <w:rFonts w:asciiTheme="majorHAnsi" w:cstheme="majorBidi" w:eastAsiaTheme="majorEastAsia" w:hAnsiTheme="majorHAnsi"/>
+      <w:rFonts w:asciiTheme="majorHAnsi" w:cstheme="majorBidi" w:hAnsiTheme="majorHAnsi" w:eastAsia="黑体"/>
       <w:color w:themeColor="accent1" w:val="4F81BD"/>
       <w:sz w:val="20"/>
       <w:szCs w:val="20"/>
@@ -3722,7 +3930,7 @@
     <w:semiHidden/>
     <w:rsid w:val="00FC693F"/>
     <w:rPr>
-      <w:rFonts w:asciiTheme="majorHAnsi" w:cstheme="majorBidi" w:eastAsiaTheme="majorEastAsia" w:hAnsiTheme="majorHAnsi"/>
+      <w:rFonts w:asciiTheme="majorHAnsi" w:cstheme="majorBidi" w:hAnsiTheme="majorHAnsi" w:eastAsia="黑体"/>
       <w:i/>
       <w:iCs/>
       <w:color w:themeColor="text1" w:themeTint="BF" w:val="404040"/>
@@ -3743,6 +3951,7 @@
       <w:spacing w:line="240" w:lineRule="auto"/>
     </w:pPr>
     <w:rPr>
+      <w:rFonts w:eastAsia="黑体"/>
       <w:b/>
       <w:bCs/>
       <w:color w:themeColor="accent1" w:val="4F81BD"/>
@@ -3757,6 +3966,7 @@
     <w:qFormat/>
     <w:rsid w:val="00FC693F"/>
     <w:rPr>
+      <w:rFonts w:eastAsia="黑体"/>
       <w:b/>
       <w:bCs/>
     </w:rPr>
@@ -3768,6 +3978,7 @@
     <w:qFormat/>
     <w:rsid w:val="00FC693F"/>
     <w:rPr>
+      <w:rFonts w:eastAsia="黑体"/>
       <w:i/>
       <w:iCs/>
     </w:rPr>
@@ -3788,6 +3999,7 @@
       <w:ind w:left="936" w:right="936"/>
     </w:pPr>
     <w:rPr>
+      <w:rFonts w:eastAsia="黑体"/>
       <w:b/>
       <w:bCs/>
       <w:i/>
@@ -3802,6 +4014,7 @@
     <w:uiPriority w:val="30"/>
     <w:rsid w:val="00FC693F"/>
     <w:rPr>
+      <w:rFonts w:eastAsia="黑体"/>
       <w:b/>
       <w:bCs/>
       <w:i/>
@@ -3816,6 +4029,7 @@
     <w:qFormat/>
     <w:rsid w:val="00FC693F"/>
     <w:rPr>
+      <w:rFonts w:eastAsia="黑体"/>
       <w:i/>
       <w:iCs/>
       <w:color w:themeColor="text1" w:themeTint="7F" w:val="808080"/>
@@ -3828,6 +4042,7 @@
     <w:qFormat/>
     <w:rsid w:val="00FC693F"/>
     <w:rPr>
+      <w:rFonts w:eastAsia="黑体"/>
       <w:b/>
       <w:bCs/>
       <w:i/>
@@ -3842,6 +4057,7 @@
     <w:qFormat/>
     <w:rsid w:val="00FC693F"/>
     <w:rPr>
+      <w:rFonts w:eastAsia="黑体"/>
       <w:smallCaps/>
       <w:color w:themeColor="accent2" w:val="C0504D"/>
       <w:u w:val="single"/>
@@ -3854,6 +4070,7 @@
     <w:qFormat/>
     <w:rsid w:val="00FC693F"/>
     <w:rPr>
+      <w:rFonts w:eastAsia="黑体"/>
       <w:b/>
       <w:bCs/>
       <w:smallCaps/>
@@ -3869,6 +4086,7 @@
     <w:qFormat/>
     <w:rsid w:val="00FC693F"/>
     <w:rPr>
+      <w:rFonts w:eastAsia="黑体"/>
       <w:b/>
       <w:bCs/>
       <w:smallCaps/>
@@ -3923,6 +4141,7 @@
       <w:spacing w:after="0" w:line="240" w:lineRule="auto"/>
     </w:pPr>
     <w:rPr>
+      <w:rFonts w:eastAsia="黑体"/>
       <w:color w:themeColor="text1" w:themeShade="BF" w:val="000000"/>
     </w:rPr>
     <w:tblPr>
@@ -3945,6 +4164,7 @@
         <w:spacing w:after="0" w:before="0" w:line="240" w:lineRule="auto"/>
       </w:pPr>
       <w:rPr>
+        <w:rFonts w:eastAsia="黑体"/>
         <w:b/>
         <w:bCs/>
       </w:rPr>
@@ -3965,6 +4185,7 @@
         <w:spacing w:after="0" w:before="0" w:line="240" w:lineRule="auto"/>
       </w:pPr>
       <w:rPr>
+        <w:rFonts w:eastAsia="黑体"/>
         <w:b/>
         <w:bCs/>
       </w:rPr>
@@ -3982,12 +4203,14 @@
     </w:tblStylePr>
     <w:tblStylePr w:type="firstCol">
       <w:rPr>
+        <w:rFonts w:eastAsia="黑体"/>
         <w:b/>
         <w:bCs/>
       </w:rPr>
     </w:tblStylePr>
     <w:tblStylePr w:type="lastCol">
       <w:rPr>
+        <w:rFonts w:eastAsia="黑体"/>
         <w:b/>
         <w:bCs/>
       </w:rPr>
@@ -4026,6 +4249,7 @@
       <w:spacing w:after="0" w:line="240" w:lineRule="auto"/>
     </w:pPr>
     <w:rPr>
+      <w:rFonts w:eastAsia="黑体"/>
       <w:color w:themeColor="accent1" w:themeShade="BF" w:val="365F91"/>
     </w:rPr>
     <w:tblPr>
@@ -4048,6 +4272,7 @@
         <w:spacing w:after="0" w:before="0" w:line="240" w:lineRule="auto"/>
       </w:pPr>
       <w:rPr>
+        <w:rFonts w:eastAsia="黑体"/>
         <w:b/>
         <w:bCs/>
       </w:rPr>
@@ -4068,6 +4293,7 @@
         <w:spacing w:after="0" w:before="0" w:line="240" w:lineRule="auto"/>
       </w:pPr>
       <w:rPr>
+        <w:rFonts w:eastAsia="黑体"/>
         <w:b/>
         <w:bCs/>
       </w:rPr>
@@ -4085,12 +4311,14 @@
     </w:tblStylePr>
     <w:tblStylePr w:type="firstCol">
       <w:rPr>
+        <w:rFonts w:eastAsia="黑体"/>
         <w:b/>
         <w:bCs/>
       </w:rPr>
     </w:tblStylePr>
     <w:tblStylePr w:type="lastCol">
       <w:rPr>
+        <w:rFonts w:eastAsia="黑体"/>
         <w:b/>
         <w:bCs/>
       </w:rPr>
@@ -4129,6 +4357,7 @@
       <w:spacing w:after="0" w:line="240" w:lineRule="auto"/>
     </w:pPr>
     <w:rPr>
+      <w:rFonts w:eastAsia="黑体"/>
       <w:color w:themeColor="accent2" w:themeShade="BF" w:val="943634"/>
     </w:rPr>
     <w:tblPr>
@@ -4151,6 +4380,7 @@
         <w:spacing w:after="0" w:before="0" w:line="240" w:lineRule="auto"/>
       </w:pPr>
       <w:rPr>
+        <w:rFonts w:eastAsia="黑体"/>
         <w:b/>
         <w:bCs/>
       </w:rPr>
@@ -4171,6 +4401,7 @@
         <w:spacing w:after="0" w:before="0" w:line="240" w:lineRule="auto"/>
       </w:pPr>
       <w:rPr>
+        <w:rFonts w:eastAsia="黑体"/>
         <w:b/>
         <w:bCs/>
       </w:rPr>
@@ -4188,12 +4419,14 @@
     </w:tblStylePr>
     <w:tblStylePr w:type="firstCol">
       <w:rPr>
+        <w:rFonts w:eastAsia="黑体"/>
         <w:b/>
         <w:bCs/>
       </w:rPr>
     </w:tblStylePr>
     <w:tblStylePr w:type="lastCol">
       <w:rPr>
+        <w:rFonts w:eastAsia="黑体"/>
         <w:b/>
         <w:bCs/>
       </w:rPr>
@@ -4232,6 +4465,7 @@
       <w:spacing w:after="0" w:line="240" w:lineRule="auto"/>
     </w:pPr>
     <w:rPr>
+      <w:rFonts w:eastAsia="黑体"/>
       <w:color w:themeColor="accent3" w:themeShade="BF" w:val="76923C"/>
     </w:rPr>
     <w:tblPr>
@@ -4254,6 +4488,7 @@
         <w:spacing w:after="0" w:before="0" w:line="240" w:lineRule="auto"/>
       </w:pPr>
       <w:rPr>
+        <w:rFonts w:eastAsia="黑体"/>
         <w:b/>
         <w:bCs/>
       </w:rPr>
@@ -4274,6 +4509,7 @@
         <w:spacing w:after="0" w:before="0" w:line="240" w:lineRule="auto"/>
       </w:pPr>
       <w:rPr>
+        <w:rFonts w:eastAsia="黑体"/>
         <w:b/>
         <w:bCs/>
       </w:rPr>
@@ -4291,12 +4527,14 @@
     </w:tblStylePr>
     <w:tblStylePr w:type="firstCol">
       <w:rPr>
+        <w:rFonts w:eastAsia="黑体"/>
         <w:b/>
         <w:bCs/>
       </w:rPr>
     </w:tblStylePr>
     <w:tblStylePr w:type="lastCol">
       <w:rPr>
+        <w:rFonts w:eastAsia="黑体"/>
         <w:b/>
         <w:bCs/>
       </w:rPr>
@@ -4335,6 +4573,7 @@
       <w:spacing w:after="0" w:line="240" w:lineRule="auto"/>
     </w:pPr>
     <w:rPr>
+      <w:rFonts w:eastAsia="黑体"/>
       <w:color w:themeColor="accent4" w:themeShade="BF" w:val="5F497A"/>
     </w:rPr>
     <w:tblPr>
@@ -4357,6 +4596,7 @@
         <w:spacing w:after="0" w:before="0" w:line="240" w:lineRule="auto"/>
       </w:pPr>
       <w:rPr>
+        <w:rFonts w:eastAsia="黑体"/>
         <w:b/>
         <w:bCs/>
       </w:rPr>
@@ -4377,6 +4617,7 @@
         <w:spacing w:after="0" w:before="0" w:line="240" w:lineRule="auto"/>
       </w:pPr>
       <w:rPr>
+        <w:rFonts w:eastAsia="黑体"/>
         <w:b/>
         <w:bCs/>
       </w:rPr>
@@ -4394,12 +4635,14 @@
     </w:tblStylePr>
     <w:tblStylePr w:type="firstCol">
       <w:rPr>
+        <w:rFonts w:eastAsia="黑体"/>
         <w:b/>
         <w:bCs/>
       </w:rPr>
     </w:tblStylePr>
     <w:tblStylePr w:type="lastCol">
       <w:rPr>
+        <w:rFonts w:eastAsia="黑体"/>
         <w:b/>
         <w:bCs/>
       </w:rPr>
@@ -4438,6 +4681,7 @@
       <w:spacing w:after="0" w:line="240" w:lineRule="auto"/>
     </w:pPr>
     <w:rPr>
+      <w:rFonts w:eastAsia="黑体"/>
       <w:color w:themeColor="accent5" w:themeShade="BF" w:val="31849B"/>
     </w:rPr>
     <w:tblPr>
@@ -4460,6 +4704,7 @@
         <w:spacing w:after="0" w:before="0" w:line="240" w:lineRule="auto"/>
       </w:pPr>
       <w:rPr>
+        <w:rFonts w:eastAsia="黑体"/>
         <w:b/>
         <w:bCs/>
       </w:rPr>
@@ -4480,6 +4725,7 @@
         <w:spacing w:after="0" w:before="0" w:line="240" w:lineRule="auto"/>
       </w:pPr>
       <w:rPr>
+        <w:rFonts w:eastAsia="黑体"/>
         <w:b/>
         <w:bCs/>
       </w:rPr>
@@ -4497,12 +4743,14 @@
     </w:tblStylePr>
     <w:tblStylePr w:type="firstCol">
       <w:rPr>
+        <w:rFonts w:eastAsia="黑体"/>
         <w:b/>
         <w:bCs/>
       </w:rPr>
     </w:tblStylePr>
     <w:tblStylePr w:type="lastCol">
       <w:rPr>
+        <w:rFonts w:eastAsia="黑体"/>
         <w:b/>
         <w:bCs/>
       </w:rPr>
@@ -4541,6 +4789,7 @@
       <w:spacing w:after="0" w:line="240" w:lineRule="auto"/>
     </w:pPr>
     <w:rPr>
+      <w:rFonts w:eastAsia="黑体"/>
       <w:color w:themeColor="accent6" w:themeShade="BF" w:val="E36C0A"/>
     </w:rPr>
     <w:tblPr>
@@ -4563,6 +4812,7 @@
         <w:spacing w:after="0" w:before="0" w:line="240" w:lineRule="auto"/>
       </w:pPr>
       <w:rPr>
+        <w:rFonts w:eastAsia="黑体"/>
         <w:b/>
         <w:bCs/>
       </w:rPr>
@@ -4583,6 +4833,7 @@
         <w:spacing w:after="0" w:before="0" w:line="240" w:lineRule="auto"/>
       </w:pPr>
       <w:rPr>
+        <w:rFonts w:eastAsia="黑体"/>
         <w:b/>
         <w:bCs/>
       </w:rPr>
@@ -4600,12 +4851,14 @@
     </w:tblStylePr>
     <w:tblStylePr w:type="firstCol">
       <w:rPr>
+        <w:rFonts w:eastAsia="黑体"/>
         <w:b/>
         <w:bCs/>
       </w:rPr>
     </w:tblStylePr>
     <w:tblStylePr w:type="lastCol">
       <w:rPr>
+        <w:rFonts w:eastAsia="黑体"/>
         <w:b/>
         <w:bCs/>
       </w:rPr>
@@ -4665,6 +4918,7 @@
         <w:spacing w:after="0" w:before="0" w:line="240" w:lineRule="auto"/>
       </w:pPr>
       <w:rPr>
+        <w:rFonts w:eastAsia="黑体"/>
         <w:b/>
         <w:bCs/>
         <w:color w:themeColor="background1" w:val="FFFFFF"/>
@@ -4679,6 +4933,7 @@
         <w:spacing w:after="0" w:before="0" w:line="240" w:lineRule="auto"/>
       </w:pPr>
       <w:rPr>
+        <w:rFonts w:eastAsia="黑体"/>
         <w:b/>
         <w:bCs/>
       </w:rPr>
@@ -4694,12 +4949,14 @@
     </w:tblStylePr>
     <w:tblStylePr w:type="firstCol">
       <w:rPr>
+        <w:rFonts w:eastAsia="黑体"/>
         <w:b/>
         <w:bCs/>
       </w:rPr>
     </w:tblStylePr>
     <w:tblStylePr w:type="lastCol">
       <w:rPr>
+        <w:rFonts w:eastAsia="黑体"/>
         <w:b/>
         <w:bCs/>
       </w:rPr>
@@ -4757,6 +5014,7 @@
         <w:spacing w:after="0" w:before="0" w:line="240" w:lineRule="auto"/>
       </w:pPr>
       <w:rPr>
+        <w:rFonts w:eastAsia="黑体"/>
         <w:b/>
         <w:bCs/>
         <w:color w:themeColor="background1" w:val="FFFFFF"/>
@@ -4771,6 +5029,7 @@
         <w:spacing w:after="0" w:before="0" w:line="240" w:lineRule="auto"/>
       </w:pPr>
       <w:rPr>
+        <w:rFonts w:eastAsia="黑体"/>
         <w:b/>
         <w:bCs/>
       </w:rPr>
@@ -4786,12 +5045,14 @@
     </w:tblStylePr>
     <w:tblStylePr w:type="firstCol">
       <w:rPr>
+        <w:rFonts w:eastAsia="黑体"/>
         <w:b/>
         <w:bCs/>
       </w:rPr>
     </w:tblStylePr>
     <w:tblStylePr w:type="lastCol">
       <w:rPr>
+        <w:rFonts w:eastAsia="黑体"/>
         <w:b/>
         <w:bCs/>
       </w:rPr>
@@ -4849,6 +5110,7 @@
         <w:spacing w:after="0" w:before="0" w:line="240" w:lineRule="auto"/>
       </w:pPr>
       <w:rPr>
+        <w:rFonts w:eastAsia="黑体"/>
         <w:b/>
         <w:bCs/>
         <w:color w:themeColor="background1" w:val="FFFFFF"/>
@@ -4863,6 +5125,7 @@
         <w:spacing w:after="0" w:before="0" w:line="240" w:lineRule="auto"/>
       </w:pPr>
       <w:rPr>
+        <w:rFonts w:eastAsia="黑体"/>
         <w:b/>
         <w:bCs/>
       </w:rPr>
@@ -4878,12 +5141,14 @@
     </w:tblStylePr>
     <w:tblStylePr w:type="firstCol">
       <w:rPr>
+        <w:rFonts w:eastAsia="黑体"/>
         <w:b/>
         <w:bCs/>
       </w:rPr>
     </w:tblStylePr>
     <w:tblStylePr w:type="lastCol">
       <w:rPr>
+        <w:rFonts w:eastAsia="黑体"/>
         <w:b/>
         <w:bCs/>
       </w:rPr>
@@ -4941,6 +5206,7 @@
         <w:spacing w:after="0" w:before="0" w:line="240" w:lineRule="auto"/>
       </w:pPr>
       <w:rPr>
+        <w:rFonts w:eastAsia="黑体"/>
         <w:b/>
         <w:bCs/>
         <w:color w:themeColor="background1" w:val="FFFFFF"/>
@@ -4955,6 +5221,7 @@
         <w:spacing w:after="0" w:before="0" w:line="240" w:lineRule="auto"/>
       </w:pPr>
       <w:rPr>
+        <w:rFonts w:eastAsia="黑体"/>
         <w:b/>
         <w:bCs/>
       </w:rPr>
@@ -4970,12 +5237,14 @@
     </w:tblStylePr>
     <w:tblStylePr w:type="firstCol">
       <w:rPr>
+        <w:rFonts w:eastAsia="黑体"/>
         <w:b/>
         <w:bCs/>
       </w:rPr>
     </w:tblStylePr>
     <w:tblStylePr w:type="lastCol">
       <w:rPr>
+        <w:rFonts w:eastAsia="黑体"/>
         <w:b/>
         <w:bCs/>
       </w:rPr>
@@ -5033,6 +5302,7 @@
         <w:spacing w:after="0" w:before="0" w:line="240" w:lineRule="auto"/>
       </w:pPr>
       <w:rPr>
+        <w:rFonts w:eastAsia="黑体"/>
         <w:b/>
         <w:bCs/>
         <w:color w:themeColor="background1" w:val="FFFFFF"/>
@@ -5047,6 +5317,7 @@
         <w:spacing w:after="0" w:before="0" w:line="240" w:lineRule="auto"/>
       </w:pPr>
       <w:rPr>
+        <w:rFonts w:eastAsia="黑体"/>
         <w:b/>
         <w:bCs/>
       </w:rPr>
@@ -5062,12 +5333,14 @@
     </w:tblStylePr>
     <w:tblStylePr w:type="firstCol">
       <w:rPr>
+        <w:rFonts w:eastAsia="黑体"/>
         <w:b/>
         <w:bCs/>
       </w:rPr>
     </w:tblStylePr>
     <w:tblStylePr w:type="lastCol">
       <w:rPr>
+        <w:rFonts w:eastAsia="黑体"/>
         <w:b/>
         <w:bCs/>
       </w:rPr>
@@ -5125,6 +5398,7 @@
         <w:spacing w:after="0" w:before="0" w:line="240" w:lineRule="auto"/>
       </w:pPr>
       <w:rPr>
+        <w:rFonts w:eastAsia="黑体"/>
         <w:b/>
         <w:bCs/>
         <w:color w:themeColor="background1" w:val="FFFFFF"/>
@@ -5139,6 +5413,7 @@
         <w:spacing w:after="0" w:before="0" w:line="240" w:lineRule="auto"/>
       </w:pPr>
       <w:rPr>
+        <w:rFonts w:eastAsia="黑体"/>
         <w:b/>
         <w:bCs/>
       </w:rPr>
@@ -5154,12 +5429,14 @@
     </w:tblStylePr>
     <w:tblStylePr w:type="firstCol">
       <w:rPr>
+        <w:rFonts w:eastAsia="黑体"/>
         <w:b/>
         <w:bCs/>
       </w:rPr>
     </w:tblStylePr>
     <w:tblStylePr w:type="lastCol">
       <w:rPr>
+        <w:rFonts w:eastAsia="黑体"/>
         <w:b/>
         <w:bCs/>
       </w:rPr>
@@ -5217,6 +5494,7 @@
         <w:spacing w:after="0" w:before="0" w:line="240" w:lineRule="auto"/>
       </w:pPr>
       <w:rPr>
+        <w:rFonts w:eastAsia="黑体"/>
         <w:b/>
         <w:bCs/>
         <w:color w:themeColor="background1" w:val="FFFFFF"/>
@@ -5231,6 +5509,7 @@
         <w:spacing w:after="0" w:before="0" w:line="240" w:lineRule="auto"/>
       </w:pPr>
       <w:rPr>
+        <w:rFonts w:eastAsia="黑体"/>
         <w:b/>
         <w:bCs/>
       </w:rPr>
@@ -5246,12 +5525,14 @@
     </w:tblStylePr>
     <w:tblStylePr w:type="firstCol">
       <w:rPr>
+        <w:rFonts w:eastAsia="黑体"/>
         <w:b/>
         <w:bCs/>
       </w:rPr>
     </w:tblStylePr>
     <w:tblStylePr w:type="lastCol">
       <w:rPr>
+        <w:rFonts w:eastAsia="黑体"/>
         <w:b/>
         <w:bCs/>
       </w:rPr>
@@ -5311,7 +5592,7 @@
         <w:spacing w:after="0" w:before="0" w:line="240" w:lineRule="auto"/>
       </w:pPr>
       <w:rPr>
-        <w:rFonts w:asciiTheme="majorHAnsi" w:cstheme="majorBidi" w:eastAsiaTheme="majorEastAsia" w:hAnsiTheme="majorHAnsi"/>
+        <w:rFonts w:asciiTheme="majorHAnsi" w:cstheme="majorBidi" w:hAnsiTheme="majorHAnsi" w:eastAsia="黑体"/>
         <w:b/>
         <w:bCs/>
       </w:rPr>
@@ -5332,7 +5613,7 @@
         <w:spacing w:after="0" w:before="0" w:line="240" w:lineRule="auto"/>
       </w:pPr>
       <w:rPr>
-        <w:rFonts w:asciiTheme="majorHAnsi" w:cstheme="majorBidi" w:eastAsiaTheme="majorEastAsia" w:hAnsiTheme="majorHAnsi"/>
+        <w:rFonts w:asciiTheme="majorHAnsi" w:cstheme="majorBidi" w:hAnsiTheme="majorHAnsi" w:eastAsia="黑体"/>
         <w:b/>
         <w:bCs/>
       </w:rPr>
@@ -5350,14 +5631,14 @@
     </w:tblStylePr>
     <w:tblStylePr w:type="firstCol">
       <w:rPr>
-        <w:rFonts w:asciiTheme="majorHAnsi" w:cstheme="majorBidi" w:eastAsiaTheme="majorEastAsia" w:hAnsiTheme="majorHAnsi"/>
+        <w:rFonts w:asciiTheme="majorHAnsi" w:cstheme="majorBidi" w:hAnsiTheme="majorHAnsi" w:eastAsia="黑体"/>
         <w:b/>
         <w:bCs/>
       </w:rPr>
     </w:tblStylePr>
     <w:tblStylePr w:type="lastCol">
       <w:rPr>
-        <w:rFonts w:asciiTheme="majorHAnsi" w:cstheme="majorBidi" w:eastAsiaTheme="majorEastAsia" w:hAnsiTheme="majorHAnsi"/>
+        <w:rFonts w:asciiTheme="majorHAnsi" w:cstheme="majorBidi" w:hAnsiTheme="majorHAnsi" w:eastAsia="黑体"/>
         <w:b/>
         <w:bCs/>
       </w:rPr>
@@ -5441,7 +5722,7 @@
         <w:spacing w:after="0" w:before="0" w:line="240" w:lineRule="auto"/>
       </w:pPr>
       <w:rPr>
-        <w:rFonts w:asciiTheme="majorHAnsi" w:cstheme="majorBidi" w:eastAsiaTheme="majorEastAsia" w:hAnsiTheme="majorHAnsi"/>
+        <w:rFonts w:asciiTheme="majorHAnsi" w:cstheme="majorBidi" w:hAnsiTheme="majorHAnsi" w:eastAsia="黑体"/>
         <w:b/>
         <w:bCs/>
       </w:rPr>
@@ -5462,7 +5743,7 @@
         <w:spacing w:after="0" w:before="0" w:line="240" w:lineRule="auto"/>
       </w:pPr>
       <w:rPr>
-        <w:rFonts w:asciiTheme="majorHAnsi" w:cstheme="majorBidi" w:eastAsiaTheme="majorEastAsia" w:hAnsiTheme="majorHAnsi"/>
+        <w:rFonts w:asciiTheme="majorHAnsi" w:cstheme="majorBidi" w:hAnsiTheme="majorHAnsi" w:eastAsia="黑体"/>
         <w:b/>
         <w:bCs/>
       </w:rPr>
@@ -5480,14 +5761,14 @@
     </w:tblStylePr>
     <w:tblStylePr w:type="firstCol">
       <w:rPr>
-        <w:rFonts w:asciiTheme="majorHAnsi" w:cstheme="majorBidi" w:eastAsiaTheme="majorEastAsia" w:hAnsiTheme="majorHAnsi"/>
+        <w:rFonts w:asciiTheme="majorHAnsi" w:cstheme="majorBidi" w:hAnsiTheme="majorHAnsi" w:eastAsia="黑体"/>
         <w:b/>
         <w:bCs/>
       </w:rPr>
     </w:tblStylePr>
     <w:tblStylePr w:type="lastCol">
       <w:rPr>
-        <w:rFonts w:asciiTheme="majorHAnsi" w:cstheme="majorBidi" w:eastAsiaTheme="majorEastAsia" w:hAnsiTheme="majorHAnsi"/>
+        <w:rFonts w:asciiTheme="majorHAnsi" w:cstheme="majorBidi" w:hAnsiTheme="majorHAnsi" w:eastAsia="黑体"/>
         <w:b/>
         <w:bCs/>
       </w:rPr>
@@ -5571,7 +5852,7 @@
         <w:spacing w:after="0" w:before="0" w:line="240" w:lineRule="auto"/>
       </w:pPr>
       <w:rPr>
-        <w:rFonts w:asciiTheme="majorHAnsi" w:cstheme="majorBidi" w:eastAsiaTheme="majorEastAsia" w:hAnsiTheme="majorHAnsi"/>
+        <w:rFonts w:asciiTheme="majorHAnsi" w:cstheme="majorBidi" w:hAnsiTheme="majorHAnsi" w:eastAsia="黑体"/>
         <w:b/>
         <w:bCs/>
       </w:rPr>
@@ -5592,7 +5873,7 @@
         <w:spacing w:after="0" w:before="0" w:line="240" w:lineRule="auto"/>
       </w:pPr>
       <w:rPr>
-        <w:rFonts w:asciiTheme="majorHAnsi" w:cstheme="majorBidi" w:eastAsiaTheme="majorEastAsia" w:hAnsiTheme="majorHAnsi"/>
+        <w:rFonts w:asciiTheme="majorHAnsi" w:cstheme="majorBidi" w:hAnsiTheme="majorHAnsi" w:eastAsia="黑体"/>
         <w:b/>
         <w:bCs/>
       </w:rPr>
@@ -5610,14 +5891,14 @@
     </w:tblStylePr>
     <w:tblStylePr w:type="firstCol">
       <w:rPr>
-        <w:rFonts w:asciiTheme="majorHAnsi" w:cstheme="majorBidi" w:eastAsiaTheme="majorEastAsia" w:hAnsiTheme="majorHAnsi"/>
+        <w:rFonts w:asciiTheme="majorHAnsi" w:cstheme="majorBidi" w:hAnsiTheme="majorHAnsi" w:eastAsia="黑体"/>
         <w:b/>
         <w:bCs/>
       </w:rPr>
     </w:tblStylePr>
     <w:tblStylePr w:type="lastCol">
       <w:rPr>
-        <w:rFonts w:asciiTheme="majorHAnsi" w:cstheme="majorBidi" w:eastAsiaTheme="majorEastAsia" w:hAnsiTheme="majorHAnsi"/>
+        <w:rFonts w:asciiTheme="majorHAnsi" w:cstheme="majorBidi" w:hAnsiTheme="majorHAnsi" w:eastAsia="黑体"/>
         <w:b/>
         <w:bCs/>
       </w:rPr>
@@ -5701,7 +5982,7 @@
         <w:spacing w:after="0" w:before="0" w:line="240" w:lineRule="auto"/>
       </w:pPr>
       <w:rPr>
-        <w:rFonts w:asciiTheme="majorHAnsi" w:cstheme="majorBidi" w:eastAsiaTheme="majorEastAsia" w:hAnsiTheme="majorHAnsi"/>
+        <w:rFonts w:asciiTheme="majorHAnsi" w:cstheme="majorBidi" w:hAnsiTheme="majorHAnsi" w:eastAsia="黑体"/>
         <w:b/>
         <w:bCs/>
       </w:rPr>
@@ -5722,7 +6003,7 @@
         <w:spacing w:after="0" w:before="0" w:line="240" w:lineRule="auto"/>
       </w:pPr>
       <w:rPr>
-        <w:rFonts w:asciiTheme="majorHAnsi" w:cstheme="majorBidi" w:eastAsiaTheme="majorEastAsia" w:hAnsiTheme="majorHAnsi"/>
+        <w:rFonts w:asciiTheme="majorHAnsi" w:cstheme="majorBidi" w:hAnsiTheme="majorHAnsi" w:eastAsia="黑体"/>
         <w:b/>
         <w:bCs/>
       </w:rPr>
@@ -5740,14 +6021,14 @@
     </w:tblStylePr>
     <w:tblStylePr w:type="firstCol">
       <w:rPr>
-        <w:rFonts w:asciiTheme="majorHAnsi" w:cstheme="majorBidi" w:eastAsiaTheme="majorEastAsia" w:hAnsiTheme="majorHAnsi"/>
+        <w:rFonts w:asciiTheme="majorHAnsi" w:cstheme="majorBidi" w:hAnsiTheme="majorHAnsi" w:eastAsia="黑体"/>
         <w:b/>
         <w:bCs/>
       </w:rPr>
     </w:tblStylePr>
     <w:tblStylePr w:type="lastCol">
       <w:rPr>
-        <w:rFonts w:asciiTheme="majorHAnsi" w:cstheme="majorBidi" w:eastAsiaTheme="majorEastAsia" w:hAnsiTheme="majorHAnsi"/>
+        <w:rFonts w:asciiTheme="majorHAnsi" w:cstheme="majorBidi" w:hAnsiTheme="majorHAnsi" w:eastAsia="黑体"/>
         <w:b/>
         <w:bCs/>
       </w:rPr>
@@ -5831,7 +6112,7 @@
         <w:spacing w:after="0" w:before="0" w:line="240" w:lineRule="auto"/>
       </w:pPr>
       <w:rPr>
-        <w:rFonts w:asciiTheme="majorHAnsi" w:cstheme="majorBidi" w:eastAsiaTheme="majorEastAsia" w:hAnsiTheme="majorHAnsi"/>
+        <w:rFonts w:asciiTheme="majorHAnsi" w:cstheme="majorBidi" w:hAnsiTheme="majorHAnsi" w:eastAsia="黑体"/>
         <w:b/>
         <w:bCs/>
       </w:rPr>
@@ -5852,7 +6133,7 @@
         <w:spacing w:after="0" w:before="0" w:line="240" w:lineRule="auto"/>
       </w:pPr>
       <w:rPr>
-        <w:rFonts w:asciiTheme="majorHAnsi" w:cstheme="majorBidi" w:eastAsiaTheme="majorEastAsia" w:hAnsiTheme="majorHAnsi"/>
+        <w:rFonts w:asciiTheme="majorHAnsi" w:cstheme="majorBidi" w:hAnsiTheme="majorHAnsi" w:eastAsia="黑体"/>
         <w:b/>
         <w:bCs/>
       </w:rPr>
@@ -5870,14 +6151,14 @@
     </w:tblStylePr>
     <w:tblStylePr w:type="firstCol">
       <w:rPr>
-        <w:rFonts w:asciiTheme="majorHAnsi" w:cstheme="majorBidi" w:eastAsiaTheme="majorEastAsia" w:hAnsiTheme="majorHAnsi"/>
+        <w:rFonts w:asciiTheme="majorHAnsi" w:cstheme="majorBidi" w:hAnsiTheme="majorHAnsi" w:eastAsia="黑体"/>
         <w:b/>
         <w:bCs/>
       </w:rPr>
     </w:tblStylePr>
     <w:tblStylePr w:type="lastCol">
       <w:rPr>
-        <w:rFonts w:asciiTheme="majorHAnsi" w:cstheme="majorBidi" w:eastAsiaTheme="majorEastAsia" w:hAnsiTheme="majorHAnsi"/>
+        <w:rFonts w:asciiTheme="majorHAnsi" w:cstheme="majorBidi" w:hAnsiTheme="majorHAnsi" w:eastAsia="黑体"/>
         <w:b/>
         <w:bCs/>
       </w:rPr>
@@ -5961,7 +6242,7 @@
         <w:spacing w:after="0" w:before="0" w:line="240" w:lineRule="auto"/>
       </w:pPr>
       <w:rPr>
-        <w:rFonts w:asciiTheme="majorHAnsi" w:cstheme="majorBidi" w:eastAsiaTheme="majorEastAsia" w:hAnsiTheme="majorHAnsi"/>
+        <w:rFonts w:asciiTheme="majorHAnsi" w:cstheme="majorBidi" w:hAnsiTheme="majorHAnsi" w:eastAsia="黑体"/>
         <w:b/>
         <w:bCs/>
       </w:rPr>
@@ -5982,7 +6263,7 @@
         <w:spacing w:after="0" w:before="0" w:line="240" w:lineRule="auto"/>
       </w:pPr>
       <w:rPr>
-        <w:rFonts w:asciiTheme="majorHAnsi" w:cstheme="majorBidi" w:eastAsiaTheme="majorEastAsia" w:hAnsiTheme="majorHAnsi"/>
+        <w:rFonts w:asciiTheme="majorHAnsi" w:cstheme="majorBidi" w:hAnsiTheme="majorHAnsi" w:eastAsia="黑体"/>
         <w:b/>
         <w:bCs/>
       </w:rPr>
@@ -6000,14 +6281,14 @@
     </w:tblStylePr>
     <w:tblStylePr w:type="firstCol">
       <w:rPr>
-        <w:rFonts w:asciiTheme="majorHAnsi" w:cstheme="majorBidi" w:eastAsiaTheme="majorEastAsia" w:hAnsiTheme="majorHAnsi"/>
+        <w:rFonts w:asciiTheme="majorHAnsi" w:cstheme="majorBidi" w:hAnsiTheme="majorHAnsi" w:eastAsia="黑体"/>
         <w:b/>
         <w:bCs/>
       </w:rPr>
     </w:tblStylePr>
     <w:tblStylePr w:type="lastCol">
       <w:rPr>
-        <w:rFonts w:asciiTheme="majorHAnsi" w:cstheme="majorBidi" w:eastAsiaTheme="majorEastAsia" w:hAnsiTheme="majorHAnsi"/>
+        <w:rFonts w:asciiTheme="majorHAnsi" w:cstheme="majorBidi" w:hAnsiTheme="majorHAnsi" w:eastAsia="黑体"/>
         <w:b/>
         <w:bCs/>
       </w:rPr>
@@ -6091,7 +6372,7 @@
         <w:spacing w:after="0" w:before="0" w:line="240" w:lineRule="auto"/>
       </w:pPr>
       <w:rPr>
-        <w:rFonts w:asciiTheme="majorHAnsi" w:cstheme="majorBidi" w:eastAsiaTheme="majorEastAsia" w:hAnsiTheme="majorHAnsi"/>
+        <w:rFonts w:asciiTheme="majorHAnsi" w:cstheme="majorBidi" w:hAnsiTheme="majorHAnsi" w:eastAsia="黑体"/>
         <w:b/>
         <w:bCs/>
       </w:rPr>
@@ -6112,7 +6393,7 @@
         <w:spacing w:after="0" w:before="0" w:line="240" w:lineRule="auto"/>
       </w:pPr>
       <w:rPr>
-        <w:rFonts w:asciiTheme="majorHAnsi" w:cstheme="majorBidi" w:eastAsiaTheme="majorEastAsia" w:hAnsiTheme="majorHAnsi"/>
+        <w:rFonts w:asciiTheme="majorHAnsi" w:cstheme="majorBidi" w:hAnsiTheme="majorHAnsi" w:eastAsia="黑体"/>
         <w:b/>
         <w:bCs/>
       </w:rPr>
@@ -6130,14 +6411,14 @@
     </w:tblStylePr>
     <w:tblStylePr w:type="firstCol">
       <w:rPr>
-        <w:rFonts w:asciiTheme="majorHAnsi" w:cstheme="majorBidi" w:eastAsiaTheme="majorEastAsia" w:hAnsiTheme="majorHAnsi"/>
+        <w:rFonts w:asciiTheme="majorHAnsi" w:cstheme="majorBidi" w:hAnsiTheme="majorHAnsi" w:eastAsia="黑体"/>
         <w:b/>
         <w:bCs/>
       </w:rPr>
     </w:tblStylePr>
     <w:tblStylePr w:type="lastCol">
       <w:rPr>
-        <w:rFonts w:asciiTheme="majorHAnsi" w:cstheme="majorBidi" w:eastAsiaTheme="majorEastAsia" w:hAnsiTheme="majorHAnsi"/>
+        <w:rFonts w:asciiTheme="majorHAnsi" w:cstheme="majorBidi" w:hAnsiTheme="majorHAnsi" w:eastAsia="黑体"/>
         <w:b/>
         <w:bCs/>
       </w:rPr>
@@ -6220,6 +6501,7 @@
         <w:spacing w:after="0" w:before="0" w:line="240" w:lineRule="auto"/>
       </w:pPr>
       <w:rPr>
+        <w:rFonts w:eastAsia="黑体"/>
         <w:b/>
         <w:bCs/>
         <w:color w:themeColor="background1" w:val="FFFFFF"/>
@@ -6242,6 +6524,7 @@
         <w:spacing w:after="0" w:before="0" w:line="240" w:lineRule="auto"/>
       </w:pPr>
       <w:rPr>
+        <w:rFonts w:eastAsia="黑体"/>
         <w:b/>
         <w:bCs/>
       </w:rPr>
@@ -6259,12 +6542,14 @@
     </w:tblStylePr>
     <w:tblStylePr w:type="firstCol">
       <w:rPr>
+        <w:rFonts w:eastAsia="黑体"/>
         <w:b/>
         <w:bCs/>
       </w:rPr>
     </w:tblStylePr>
     <w:tblStylePr w:type="lastCol">
       <w:rPr>
+        <w:rFonts w:eastAsia="黑体"/>
         <w:b/>
         <w:bCs/>
       </w:rPr>
@@ -6326,6 +6611,7 @@
         <w:spacing w:after="0" w:before="0" w:line="240" w:lineRule="auto"/>
       </w:pPr>
       <w:rPr>
+        <w:rFonts w:eastAsia="黑体"/>
         <w:b/>
         <w:bCs/>
         <w:color w:themeColor="background1" w:val="FFFFFF"/>
@@ -6348,6 +6634,7 @@
         <w:spacing w:after="0" w:before="0" w:line="240" w:lineRule="auto"/>
       </w:pPr>
       <w:rPr>
+        <w:rFonts w:eastAsia="黑体"/>
         <w:b/>
         <w:bCs/>
       </w:rPr>
@@ -6365,12 +6652,14 @@
     </w:tblStylePr>
     <w:tblStylePr w:type="firstCol">
       <w:rPr>
+        <w:rFonts w:eastAsia="黑体"/>
         <w:b/>
         <w:bCs/>
       </w:rPr>
     </w:tblStylePr>
     <w:tblStylePr w:type="lastCol">
       <w:rPr>
+        <w:rFonts w:eastAsia="黑体"/>
         <w:b/>
         <w:bCs/>
       </w:rPr>
@@ -6432,6 +6721,7 @@
         <w:spacing w:after="0" w:before="0" w:line="240" w:lineRule="auto"/>
       </w:pPr>
       <w:rPr>
+        <w:rFonts w:eastAsia="黑体"/>
         <w:b/>
         <w:bCs/>
         <w:color w:themeColor="background1" w:val="FFFFFF"/>
@@ -6454,6 +6744,7 @@
         <w:spacing w:after="0" w:before="0" w:line="240" w:lineRule="auto"/>
       </w:pPr>
       <w:rPr>
+        <w:rFonts w:eastAsia="黑体"/>
         <w:b/>
         <w:bCs/>
       </w:rPr>
@@ -6471,12 +6762,14 @@
     </w:tblStylePr>
     <w:tblStylePr w:type="firstCol">
       <w:rPr>
+        <w:rFonts w:eastAsia="黑体"/>
         <w:b/>
         <w:bCs/>
       </w:rPr>
     </w:tblStylePr>
     <w:tblStylePr w:type="lastCol">
       <w:rPr>
+        <w:rFonts w:eastAsia="黑体"/>
         <w:b/>
         <w:bCs/>
       </w:rPr>
@@ -6538,6 +6831,7 @@
         <w:spacing w:after="0" w:before="0" w:line="240" w:lineRule="auto"/>
       </w:pPr>
       <w:rPr>
+        <w:rFonts w:eastAsia="黑体"/>
         <w:b/>
         <w:bCs/>
         <w:color w:themeColor="background1" w:val="FFFFFF"/>
@@ -6560,6 +6854,7 @@
         <w:spacing w:after="0" w:before="0" w:line="240" w:lineRule="auto"/>
       </w:pPr>
       <w:rPr>
+        <w:rFonts w:eastAsia="黑体"/>
         <w:b/>
         <w:bCs/>
       </w:rPr>
@@ -6577,12 +6872,14 @@
     </w:tblStylePr>
     <w:tblStylePr w:type="firstCol">
       <w:rPr>
+        <w:rFonts w:eastAsia="黑体"/>
         <w:b/>
         <w:bCs/>
       </w:rPr>
     </w:tblStylePr>
     <w:tblStylePr w:type="lastCol">
       <w:rPr>
+        <w:rFonts w:eastAsia="黑体"/>
         <w:b/>
         <w:bCs/>
       </w:rPr>
@@ -6644,6 +6941,7 @@
         <w:spacing w:after="0" w:before="0" w:line="240" w:lineRule="auto"/>
       </w:pPr>
       <w:rPr>
+        <w:rFonts w:eastAsia="黑体"/>
         <w:b/>
         <w:bCs/>
         <w:color w:themeColor="background1" w:val="FFFFFF"/>
@@ -6666,6 +6964,7 @@
         <w:spacing w:after="0" w:before="0" w:line="240" w:lineRule="auto"/>
       </w:pPr>
       <w:rPr>
+        <w:rFonts w:eastAsia="黑体"/>
         <w:b/>
         <w:bCs/>
       </w:rPr>
@@ -6683,12 +6982,14 @@
     </w:tblStylePr>
     <w:tblStylePr w:type="firstCol">
       <w:rPr>
+        <w:rFonts w:eastAsia="黑体"/>
         <w:b/>
         <w:bCs/>
       </w:rPr>
     </w:tblStylePr>
     <w:tblStylePr w:type="lastCol">
       <w:rPr>
+        <w:rFonts w:eastAsia="黑体"/>
         <w:b/>
         <w:bCs/>
       </w:rPr>
@@ -6750,6 +7051,7 @@
         <w:spacing w:after="0" w:before="0" w:line="240" w:lineRule="auto"/>
       </w:pPr>
       <w:rPr>
+        <w:rFonts w:eastAsia="黑体"/>
         <w:b/>
         <w:bCs/>
         <w:color w:themeColor="background1" w:val="FFFFFF"/>
@@ -6772,6 +7074,7 @@
         <w:spacing w:after="0" w:before="0" w:line="240" w:lineRule="auto"/>
       </w:pPr>
       <w:rPr>
+        <w:rFonts w:eastAsia="黑体"/>
         <w:b/>
         <w:bCs/>
       </w:rPr>
@@ -6789,12 +7092,14 @@
     </w:tblStylePr>
     <w:tblStylePr w:type="firstCol">
       <w:rPr>
+        <w:rFonts w:eastAsia="黑体"/>
         <w:b/>
         <w:bCs/>
       </w:rPr>
     </w:tblStylePr>
     <w:tblStylePr w:type="lastCol">
       <w:rPr>
+        <w:rFonts w:eastAsia="黑体"/>
         <w:b/>
         <w:bCs/>
       </w:rPr>
@@ -6856,6 +7161,7 @@
         <w:spacing w:after="0" w:before="0" w:line="240" w:lineRule="auto"/>
       </w:pPr>
       <w:rPr>
+        <w:rFonts w:eastAsia="黑体"/>
         <w:b/>
         <w:bCs/>
         <w:color w:themeColor="background1" w:val="FFFFFF"/>
@@ -6878,6 +7184,7 @@
         <w:spacing w:after="0" w:before="0" w:line="240" w:lineRule="auto"/>
       </w:pPr>
       <w:rPr>
+        <w:rFonts w:eastAsia="黑体"/>
         <w:b/>
         <w:bCs/>
       </w:rPr>
@@ -6895,12 +7202,14 @@
     </w:tblStylePr>
     <w:tblStylePr w:type="firstCol">
       <w:rPr>
+        <w:rFonts w:eastAsia="黑体"/>
         <w:b/>
         <w:bCs/>
       </w:rPr>
     </w:tblStylePr>
     <w:tblStylePr w:type="lastCol">
       <w:rPr>
+        <w:rFonts w:eastAsia="黑体"/>
         <w:b/>
         <w:bCs/>
       </w:rPr>
@@ -6959,6 +7268,7 @@
         <w:spacing w:after="0" w:before="0" w:line="240" w:lineRule="auto"/>
       </w:pPr>
       <w:rPr>
+        <w:rFonts w:eastAsia="黑体"/>
         <w:b/>
         <w:bCs/>
         <w:color w:themeColor="background1" w:val="FFFFFF"/>
@@ -6981,6 +7291,7 @@
         <w:spacing w:after="0" w:before="0" w:line="240" w:lineRule="auto"/>
       </w:pPr>
       <w:rPr>
+        <w:rFonts w:eastAsia="黑体"/>
         <w:color w:val="auto"/>
       </w:rPr>
       <w:tblPr/>
@@ -6998,6 +7309,7 @@
     </w:tblStylePr>
     <w:tblStylePr w:type="firstCol">
       <w:rPr>
+        <w:rFonts w:eastAsia="黑体"/>
         <w:b/>
         <w:bCs/>
         <w:color w:themeColor="background1" w:val="FFFFFF"/>
@@ -7017,6 +7329,7 @@
     </w:tblStylePr>
     <w:tblStylePr w:type="lastCol">
       <w:rPr>
+        <w:rFonts w:eastAsia="黑体"/>
         <w:b/>
         <w:bCs/>
         <w:color w:themeColor="background1" w:val="FFFFFF"/>
@@ -7065,6 +7378,7 @@
     </w:tblStylePr>
     <w:tblStylePr w:type="nwCell">
       <w:rPr>
+        <w:rFonts w:eastAsia="黑体"/>
         <w:color w:themeColor="background1" w:val="FFFFFF"/>
       </w:rPr>
       <w:tblPr/>
@@ -7108,6 +7422,7 @@
         <w:spacing w:after="0" w:before="0" w:line="240" w:lineRule="auto"/>
       </w:pPr>
       <w:rPr>
+        <w:rFonts w:eastAsia="黑体"/>
         <w:b/>
         <w:bCs/>
         <w:color w:themeColor="background1" w:val="FFFFFF"/>
@@ -7130,6 +7445,7 @@
         <w:spacing w:after="0" w:before="0" w:line="240" w:lineRule="auto"/>
       </w:pPr>
       <w:rPr>
+        <w:rFonts w:eastAsia="黑体"/>
         <w:color w:val="auto"/>
       </w:rPr>
       <w:tblPr/>
@@ -7147,6 +7463,7 @@
     </w:tblStylePr>
     <w:tblStylePr w:type="firstCol">
       <w:rPr>
+        <w:rFonts w:eastAsia="黑体"/>
         <w:b/>
         <w:bCs/>
         <w:color w:themeColor="background1" w:val="FFFFFF"/>
@@ -7166,6 +7483,7 @@
     </w:tblStylePr>
     <w:tblStylePr w:type="lastCol">
       <w:rPr>
+        <w:rFonts w:eastAsia="黑体"/>
         <w:b/>
         <w:bCs/>
         <w:color w:themeColor="background1" w:val="FFFFFF"/>
@@ -7214,6 +7532,7 @@
     </w:tblStylePr>
     <w:tblStylePr w:type="nwCell">
       <w:rPr>
+        <w:rFonts w:eastAsia="黑体"/>
         <w:color w:themeColor="background1" w:val="FFFFFF"/>
       </w:rPr>
       <w:tblPr/>
@@ -7257,6 +7576,7 @@
         <w:spacing w:after="0" w:before="0" w:line="240" w:lineRule="auto"/>
       </w:pPr>
       <w:rPr>
+        <w:rFonts w:eastAsia="黑体"/>
         <w:b/>
         <w:bCs/>
         <w:color w:themeColor="background1" w:val="FFFFFF"/>
@@ -7279,6 +7599,7 @@
         <w:spacing w:after="0" w:before="0" w:line="240" w:lineRule="auto"/>
       </w:pPr>
       <w:rPr>
+        <w:rFonts w:eastAsia="黑体"/>
         <w:color w:val="auto"/>
       </w:rPr>
       <w:tblPr/>
@@ -7296,6 +7617,7 @@
     </w:tblStylePr>
     <w:tblStylePr w:type="firstCol">
       <w:rPr>
+        <w:rFonts w:eastAsia="黑体"/>
         <w:b/>
         <w:bCs/>
         <w:color w:themeColor="background1" w:val="FFFFFF"/>
@@ -7315,6 +7637,7 @@
     </w:tblStylePr>
     <w:tblStylePr w:type="lastCol">
       <w:rPr>
+        <w:rFonts w:eastAsia="黑体"/>
         <w:b/>
         <w:bCs/>
         <w:color w:themeColor="background1" w:val="FFFFFF"/>
@@ -7363,6 +7686,7 @@
     </w:tblStylePr>
     <w:tblStylePr w:type="nwCell">
       <w:rPr>
+        <w:rFonts w:eastAsia="黑体"/>
         <w:color w:themeColor="background1" w:val="FFFFFF"/>
       </w:rPr>
       <w:tblPr/>
@@ -7406,6 +7730,7 @@
         <w:spacing w:after="0" w:before="0" w:line="240" w:lineRule="auto"/>
       </w:pPr>
       <w:rPr>
+        <w:rFonts w:eastAsia="黑体"/>
         <w:b/>
         <w:bCs/>
         <w:color w:themeColor="background1" w:val="FFFFFF"/>
@@ -7428,6 +7753,7 @@
         <w:spacing w:after="0" w:before="0" w:line="240" w:lineRule="auto"/>
       </w:pPr>
       <w:rPr>
+        <w:rFonts w:eastAsia="黑体"/>
         <w:color w:val="auto"/>
       </w:rPr>
       <w:tblPr/>
@@ -7445,6 +7771,7 @@
     </w:tblStylePr>
     <w:tblStylePr w:type="firstCol">
       <w:rPr>
+        <w:rFonts w:eastAsia="黑体"/>
         <w:b/>
         <w:bCs/>
         <w:color w:themeColor="background1" w:val="FFFFFF"/>
@@ -7464,6 +7791,7 @@
     </w:tblStylePr>
     <w:tblStylePr w:type="lastCol">
       <w:rPr>
+        <w:rFonts w:eastAsia="黑体"/>
         <w:b/>
         <w:bCs/>
         <w:color w:themeColor="background1" w:val="FFFFFF"/>
@@ -7512,6 +7840,7 @@
     </w:tblStylePr>
     <w:tblStylePr w:type="nwCell">
       <w:rPr>
+        <w:rFonts w:eastAsia="黑体"/>
         <w:color w:themeColor="background1" w:val="FFFFFF"/>
       </w:rPr>
       <w:tblPr/>
@@ -7555,6 +7884,7 @@
         <w:spacing w:after="0" w:before="0" w:line="240" w:lineRule="auto"/>
       </w:pPr>
       <w:rPr>
+        <w:rFonts w:eastAsia="黑体"/>
         <w:b/>
         <w:bCs/>
         <w:color w:themeColor="background1" w:val="FFFFFF"/>
@@ -7577,6 +7907,7 @@
         <w:spacing w:after="0" w:before="0" w:line="240" w:lineRule="auto"/>
       </w:pPr>
       <w:rPr>
+        <w:rFonts w:eastAsia="黑体"/>
         <w:color w:val="auto"/>
       </w:rPr>
       <w:tblPr/>
@@ -7594,6 +7925,7 @@
     </w:tblStylePr>
     <w:tblStylePr w:type="firstCol">
       <w:rPr>
+        <w:rFonts w:eastAsia="黑体"/>
         <w:b/>
         <w:bCs/>
         <w:color w:themeColor="background1" w:val="FFFFFF"/>
@@ -7613,6 +7945,7 @@
     </w:tblStylePr>
     <w:tblStylePr w:type="lastCol">
       <w:rPr>
+        <w:rFonts w:eastAsia="黑体"/>
         <w:b/>
         <w:bCs/>
         <w:color w:themeColor="background1" w:val="FFFFFF"/>
@@ -7661,6 +7994,7 @@
     </w:tblStylePr>
     <w:tblStylePr w:type="nwCell">
       <w:rPr>
+        <w:rFonts w:eastAsia="黑体"/>
         <w:color w:themeColor="background1" w:val="FFFFFF"/>
       </w:rPr>
       <w:tblPr/>
@@ -7704,6 +8038,7 @@
         <w:spacing w:after="0" w:before="0" w:line="240" w:lineRule="auto"/>
       </w:pPr>
       <w:rPr>
+        <w:rFonts w:eastAsia="黑体"/>
         <w:b/>
         <w:bCs/>
         <w:color w:themeColor="background1" w:val="FFFFFF"/>
@@ -7726,6 +8061,7 @@
         <w:spacing w:after="0" w:before="0" w:line="240" w:lineRule="auto"/>
       </w:pPr>
       <w:rPr>
+        <w:rFonts w:eastAsia="黑体"/>
         <w:color w:val="auto"/>
       </w:rPr>
       <w:tblPr/>
@@ -7743,6 +8079,7 @@
     </w:tblStylePr>
     <w:tblStylePr w:type="firstCol">
       <w:rPr>
+        <w:rFonts w:eastAsia="黑体"/>
         <w:b/>
         <w:bCs/>
         <w:color w:themeColor="background1" w:val="FFFFFF"/>
@@ -7762,6 +8099,7 @@
     </w:tblStylePr>
     <w:tblStylePr w:type="lastCol">
       <w:rPr>
+        <w:rFonts w:eastAsia="黑体"/>
         <w:b/>
         <w:bCs/>
         <w:color w:themeColor="background1" w:val="FFFFFF"/>
@@ -7810,6 +8148,7 @@
     </w:tblStylePr>
     <w:tblStylePr w:type="nwCell">
       <w:rPr>
+        <w:rFonts w:eastAsia="黑体"/>
         <w:color w:themeColor="background1" w:val="FFFFFF"/>
       </w:rPr>
       <w:tblPr/>
@@ -7853,6 +8192,7 @@
         <w:spacing w:after="0" w:before="0" w:line="240" w:lineRule="auto"/>
       </w:pPr>
       <w:rPr>
+        <w:rFonts w:eastAsia="黑体"/>
         <w:b/>
         <w:bCs/>
         <w:color w:themeColor="background1" w:val="FFFFFF"/>
@@ -7875,6 +8215,7 @@
         <w:spacing w:after="0" w:before="0" w:line="240" w:lineRule="auto"/>
       </w:pPr>
       <w:rPr>
+        <w:rFonts w:eastAsia="黑体"/>
         <w:color w:val="auto"/>
       </w:rPr>
       <w:tblPr/>
@@ -7892,6 +8233,7 @@
     </w:tblStylePr>
     <w:tblStylePr w:type="firstCol">
       <w:rPr>
+        <w:rFonts w:eastAsia="黑体"/>
         <w:b/>
         <w:bCs/>
         <w:color w:themeColor="background1" w:val="FFFFFF"/>
@@ -7911,6 +8253,7 @@
     </w:tblStylePr>
     <w:tblStylePr w:type="lastCol">
       <w:rPr>
+        <w:rFonts w:eastAsia="黑体"/>
         <w:b/>
         <w:bCs/>
         <w:color w:themeColor="background1" w:val="FFFFFF"/>
@@ -7959,6 +8302,7 @@
     </w:tblStylePr>
     <w:tblStylePr w:type="nwCell">
       <w:rPr>
+        <w:rFonts w:eastAsia="黑体"/>
         <w:color w:themeColor="background1" w:val="FFFFFF"/>
       </w:rPr>
       <w:tblPr/>
@@ -7983,6 +8327,7 @@
       <w:spacing w:after="0" w:line="240" w:lineRule="auto"/>
     </w:pPr>
     <w:rPr>
+      <w:rFonts w:eastAsia="黑体"/>
       <w:color w:themeColor="text1" w:val="000000"/>
     </w:rPr>
     <w:tblPr>
@@ -8002,7 +8347,7 @@
     </w:tblPr>
     <w:tblStylePr w:type="firstRow">
       <w:rPr>
-        <w:rFonts w:asciiTheme="majorHAnsi" w:cstheme="majorBidi" w:eastAsiaTheme="majorEastAsia" w:hAnsiTheme="majorHAnsi"/>
+        <w:rFonts w:asciiTheme="majorHAnsi" w:cstheme="majorBidi" w:hAnsiTheme="majorHAnsi" w:eastAsia="黑体"/>
       </w:rPr>
       <w:tblPr/>
       <w:tcPr>
@@ -8014,6 +8359,7 @@
     </w:tblStylePr>
     <w:tblStylePr w:type="lastRow">
       <w:rPr>
+        <w:rFonts w:eastAsia="黑体"/>
         <w:b/>
         <w:bCs/>
         <w:color w:themeColor="text2" w:val="1F497D"/>
@@ -8028,12 +8374,14 @@
     </w:tblStylePr>
     <w:tblStylePr w:type="firstCol">
       <w:rPr>
+        <w:rFonts w:eastAsia="黑体"/>
         <w:b/>
         <w:bCs/>
       </w:rPr>
     </w:tblStylePr>
     <w:tblStylePr w:type="lastCol">
       <w:rPr>
+        <w:rFonts w:eastAsia="黑体"/>
         <w:b/>
         <w:bCs/>
       </w:rPr>
@@ -8067,6 +8415,7 @@
       <w:spacing w:after="0" w:line="240" w:lineRule="auto"/>
     </w:pPr>
     <w:rPr>
+      <w:rFonts w:eastAsia="黑体"/>
       <w:color w:themeColor="text1" w:val="000000"/>
     </w:rPr>
     <w:tblPr>
@@ -8086,7 +8435,7 @@
     </w:tblPr>
     <w:tblStylePr w:type="firstRow">
       <w:rPr>
-        <w:rFonts w:asciiTheme="majorHAnsi" w:cstheme="majorBidi" w:eastAsiaTheme="majorEastAsia" w:hAnsiTheme="majorHAnsi"/>
+        <w:rFonts w:asciiTheme="majorHAnsi" w:cstheme="majorBidi" w:hAnsiTheme="majorHAnsi" w:eastAsia="黑体"/>
       </w:rPr>
       <w:tblPr/>
       <w:tcPr>
@@ -8098,6 +8447,7 @@
     </w:tblStylePr>
     <w:tblStylePr w:type="lastRow">
       <w:rPr>
+        <w:rFonts w:eastAsia="黑体"/>
         <w:b/>
         <w:bCs/>
         <w:color w:themeColor="text2" w:val="1F497D"/>
@@ -8112,12 +8462,14 @@
     </w:tblStylePr>
     <w:tblStylePr w:type="firstCol">
       <w:rPr>
+        <w:rFonts w:eastAsia="黑体"/>
         <w:b/>
         <w:bCs/>
       </w:rPr>
     </w:tblStylePr>
     <w:tblStylePr w:type="lastCol">
       <w:rPr>
+        <w:rFonts w:eastAsia="黑体"/>
         <w:b/>
         <w:bCs/>
       </w:rPr>
@@ -8151,6 +8503,7 @@
       <w:spacing w:after="0" w:line="240" w:lineRule="auto"/>
     </w:pPr>
     <w:rPr>
+      <w:rFonts w:eastAsia="黑体"/>
       <w:color w:themeColor="text1" w:val="000000"/>
     </w:rPr>
     <w:tblPr>
@@ -8170,7 +8523,7 @@
     </w:tblPr>
     <w:tblStylePr w:type="firstRow">
       <w:rPr>
-        <w:rFonts w:asciiTheme="majorHAnsi" w:cstheme="majorBidi" w:eastAsiaTheme="majorEastAsia" w:hAnsiTheme="majorHAnsi"/>
+        <w:rFonts w:asciiTheme="majorHAnsi" w:cstheme="majorBidi" w:hAnsiTheme="majorHAnsi" w:eastAsia="黑体"/>
       </w:rPr>
       <w:tblPr/>
       <w:tcPr>
@@ -8182,6 +8535,7 @@
     </w:tblStylePr>
     <w:tblStylePr w:type="lastRow">
       <w:rPr>
+        <w:rFonts w:eastAsia="黑体"/>
         <w:b/>
         <w:bCs/>
         <w:color w:themeColor="text2" w:val="1F497D"/>
@@ -8196,12 +8550,14 @@
     </w:tblStylePr>
     <w:tblStylePr w:type="firstCol">
       <w:rPr>
+        <w:rFonts w:eastAsia="黑体"/>
         <w:b/>
         <w:bCs/>
       </w:rPr>
     </w:tblStylePr>
     <w:tblStylePr w:type="lastCol">
       <w:rPr>
+        <w:rFonts w:eastAsia="黑体"/>
         <w:b/>
         <w:bCs/>
       </w:rPr>
@@ -8235,6 +8591,7 @@
       <w:spacing w:after="0" w:line="240" w:lineRule="auto"/>
     </w:pPr>
     <w:rPr>
+      <w:rFonts w:eastAsia="黑体"/>
       <w:color w:themeColor="text1" w:val="000000"/>
     </w:rPr>
     <w:tblPr>
@@ -8254,7 +8611,7 @@
     </w:tblPr>
     <w:tblStylePr w:type="firstRow">
       <w:rPr>
-        <w:rFonts w:asciiTheme="majorHAnsi" w:cstheme="majorBidi" w:eastAsiaTheme="majorEastAsia" w:hAnsiTheme="majorHAnsi"/>
+        <w:rFonts w:asciiTheme="majorHAnsi" w:cstheme="majorBidi" w:hAnsiTheme="majorHAnsi" w:eastAsia="黑体"/>
       </w:rPr>
       <w:tblPr/>
       <w:tcPr>
@@ -8266,6 +8623,7 @@
     </w:tblStylePr>
     <w:tblStylePr w:type="lastRow">
       <w:rPr>
+        <w:rFonts w:eastAsia="黑体"/>
         <w:b/>
         <w:bCs/>
         <w:color w:themeColor="text2" w:val="1F497D"/>
@@ -8280,12 +8638,14 @@
     </w:tblStylePr>
     <w:tblStylePr w:type="firstCol">
       <w:rPr>
+        <w:rFonts w:eastAsia="黑体"/>
         <w:b/>
         <w:bCs/>
       </w:rPr>
     </w:tblStylePr>
     <w:tblStylePr w:type="lastCol">
       <w:rPr>
+        <w:rFonts w:eastAsia="黑体"/>
         <w:b/>
         <w:bCs/>
       </w:rPr>
@@ -8319,6 +8679,7 @@
       <w:spacing w:after="0" w:line="240" w:lineRule="auto"/>
     </w:pPr>
     <w:rPr>
+      <w:rFonts w:eastAsia="黑体"/>
       <w:color w:themeColor="text1" w:val="000000"/>
     </w:rPr>
     <w:tblPr>
@@ -8338,7 +8699,7 @@
     </w:tblPr>
     <w:tblStylePr w:type="firstRow">
       <w:rPr>
-        <w:rFonts w:asciiTheme="majorHAnsi" w:cstheme="majorBidi" w:eastAsiaTheme="majorEastAsia" w:hAnsiTheme="majorHAnsi"/>
+        <w:rFonts w:asciiTheme="majorHAnsi" w:cstheme="majorBidi" w:hAnsiTheme="majorHAnsi" w:eastAsia="黑体"/>
       </w:rPr>
       <w:tblPr/>
       <w:tcPr>
@@ -8350,6 +8711,7 @@
     </w:tblStylePr>
     <w:tblStylePr w:type="lastRow">
       <w:rPr>
+        <w:rFonts w:eastAsia="黑体"/>
         <w:b/>
         <w:bCs/>
         <w:color w:themeColor="text2" w:val="1F497D"/>
@@ -8364,12 +8726,14 @@
     </w:tblStylePr>
     <w:tblStylePr w:type="firstCol">
       <w:rPr>
+        <w:rFonts w:eastAsia="黑体"/>
         <w:b/>
         <w:bCs/>
       </w:rPr>
     </w:tblStylePr>
     <w:tblStylePr w:type="lastCol">
       <w:rPr>
+        <w:rFonts w:eastAsia="黑体"/>
         <w:b/>
         <w:bCs/>
       </w:rPr>
@@ -8403,6 +8767,7 @@
       <w:spacing w:after="0" w:line="240" w:lineRule="auto"/>
     </w:pPr>
     <w:rPr>
+      <w:rFonts w:eastAsia="黑体"/>
       <w:color w:themeColor="text1" w:val="000000"/>
     </w:rPr>
     <w:tblPr>
@@ -8422,7 +8787,7 @@
     </w:tblPr>
     <w:tblStylePr w:type="firstRow">
       <w:rPr>
-        <w:rFonts w:asciiTheme="majorHAnsi" w:cstheme="majorBidi" w:eastAsiaTheme="majorEastAsia" w:hAnsiTheme="majorHAnsi"/>
+        <w:rFonts w:asciiTheme="majorHAnsi" w:cstheme="majorBidi" w:hAnsiTheme="majorHAnsi" w:eastAsia="黑体"/>
       </w:rPr>
       <w:tblPr/>
       <w:tcPr>
@@ -8434,6 +8799,7 @@
     </w:tblStylePr>
     <w:tblStylePr w:type="lastRow">
       <w:rPr>
+        <w:rFonts w:eastAsia="黑体"/>
         <w:b/>
         <w:bCs/>
         <w:color w:themeColor="text2" w:val="1F497D"/>
@@ -8448,12 +8814,14 @@
     </w:tblStylePr>
     <w:tblStylePr w:type="firstCol">
       <w:rPr>
+        <w:rFonts w:eastAsia="黑体"/>
         <w:b/>
         <w:bCs/>
       </w:rPr>
     </w:tblStylePr>
     <w:tblStylePr w:type="lastCol">
       <w:rPr>
+        <w:rFonts w:eastAsia="黑体"/>
         <w:b/>
         <w:bCs/>
       </w:rPr>
@@ -8487,6 +8855,7 @@
       <w:spacing w:after="0" w:line="240" w:lineRule="auto"/>
     </w:pPr>
     <w:rPr>
+      <w:rFonts w:eastAsia="黑体"/>
       <w:color w:themeColor="text1" w:val="000000"/>
     </w:rPr>
     <w:tblPr>
@@ -8506,7 +8875,7 @@
     </w:tblPr>
     <w:tblStylePr w:type="firstRow">
       <w:rPr>
-        <w:rFonts w:asciiTheme="majorHAnsi" w:cstheme="majorBidi" w:eastAsiaTheme="majorEastAsia" w:hAnsiTheme="majorHAnsi"/>
+        <w:rFonts w:asciiTheme="majorHAnsi" w:cstheme="majorBidi" w:hAnsiTheme="majorHAnsi" w:eastAsia="黑体"/>
       </w:rPr>
       <w:tblPr/>
       <w:tcPr>
@@ -8518,6 +8887,7 @@
     </w:tblStylePr>
     <w:tblStylePr w:type="lastRow">
       <w:rPr>
+        <w:rFonts w:eastAsia="黑体"/>
         <w:b/>
         <w:bCs/>
         <w:color w:themeColor="text2" w:val="1F497D"/>
@@ -8532,12 +8902,14 @@
     </w:tblStylePr>
     <w:tblStylePr w:type="firstCol">
       <w:rPr>
+        <w:rFonts w:eastAsia="黑体"/>
         <w:b/>
         <w:bCs/>
       </w:rPr>
     </w:tblStylePr>
     <w:tblStylePr w:type="lastCol">
       <w:rPr>
+        <w:rFonts w:eastAsia="黑体"/>
         <w:b/>
         <w:bCs/>
       </w:rPr>
@@ -8571,7 +8943,7 @@
       <w:spacing w:after="0" w:line="240" w:lineRule="auto"/>
     </w:pPr>
     <w:rPr>
-      <w:rFonts w:asciiTheme="majorHAnsi" w:cstheme="majorBidi" w:eastAsiaTheme="majorEastAsia" w:hAnsiTheme="majorHAnsi"/>
+      <w:rFonts w:asciiTheme="majorHAnsi" w:cstheme="majorBidi" w:hAnsiTheme="majorHAnsi" w:eastAsia="黑体"/>
       <w:color w:themeColor="text1" w:val="000000"/>
     </w:rPr>
     <w:tblPr>
@@ -8593,6 +8965,7 @@
     </w:tblPr>
     <w:tblStylePr w:type="firstRow">
       <w:rPr>
+        <w:rFonts w:eastAsia="黑体"/>
         <w:sz w:val="24"/>
         <w:szCs w:val="24"/>
       </w:rPr>
@@ -8699,7 +9072,7 @@
       <w:spacing w:after="0" w:line="240" w:lineRule="auto"/>
     </w:pPr>
     <w:rPr>
-      <w:rFonts w:asciiTheme="majorHAnsi" w:cstheme="majorBidi" w:eastAsiaTheme="majorEastAsia" w:hAnsiTheme="majorHAnsi"/>
+      <w:rFonts w:asciiTheme="majorHAnsi" w:cstheme="majorBidi" w:hAnsiTheme="majorHAnsi" w:eastAsia="黑体"/>
       <w:color w:themeColor="text1" w:val="000000"/>
     </w:rPr>
     <w:tblPr>
@@ -8721,6 +9094,7 @@
     </w:tblPr>
     <w:tblStylePr w:type="firstRow">
       <w:rPr>
+        <w:rFonts w:eastAsia="黑体"/>
         <w:sz w:val="24"/>
         <w:szCs w:val="24"/>
       </w:rPr>
@@ -8827,7 +9201,7 @@
       <w:spacing w:after="0" w:line="240" w:lineRule="auto"/>
     </w:pPr>
     <w:rPr>
-      <w:rFonts w:asciiTheme="majorHAnsi" w:cstheme="majorBidi" w:eastAsiaTheme="majorEastAsia" w:hAnsiTheme="majorHAnsi"/>
+      <w:rFonts w:asciiTheme="majorHAnsi" w:cstheme="majorBidi" w:hAnsiTheme="majorHAnsi" w:eastAsia="黑体"/>
       <w:color w:themeColor="text1" w:val="000000"/>
     </w:rPr>
     <w:tblPr>
@@ -8849,6 +9223,7 @@
     </w:tblPr>
     <w:tblStylePr w:type="firstRow">
       <w:rPr>
+        <w:rFonts w:eastAsia="黑体"/>
         <w:sz w:val="24"/>
         <w:szCs w:val="24"/>
       </w:rPr>
@@ -8955,7 +9330,7 @@
       <w:spacing w:after="0" w:line="240" w:lineRule="auto"/>
     </w:pPr>
     <w:rPr>
-      <w:rFonts w:asciiTheme="majorHAnsi" w:cstheme="majorBidi" w:eastAsiaTheme="majorEastAsia" w:hAnsiTheme="majorHAnsi"/>
+      <w:rFonts w:asciiTheme="majorHAnsi" w:cstheme="majorBidi" w:hAnsiTheme="majorHAnsi" w:eastAsia="黑体"/>
       <w:color w:themeColor="text1" w:val="000000"/>
     </w:rPr>
     <w:tblPr>
@@ -8977,6 +9352,7 @@
     </w:tblPr>
     <w:tblStylePr w:type="firstRow">
       <w:rPr>
+        <w:rFonts w:eastAsia="黑体"/>
         <w:sz w:val="24"/>
         <w:szCs w:val="24"/>
       </w:rPr>
@@ -9083,7 +9459,7 @@
       <w:spacing w:after="0" w:line="240" w:lineRule="auto"/>
     </w:pPr>
     <w:rPr>
-      <w:rFonts w:asciiTheme="majorHAnsi" w:cstheme="majorBidi" w:eastAsiaTheme="majorEastAsia" w:hAnsiTheme="majorHAnsi"/>
+      <w:rFonts w:asciiTheme="majorHAnsi" w:cstheme="majorBidi" w:hAnsiTheme="majorHAnsi" w:eastAsia="黑体"/>
       <w:color w:themeColor="text1" w:val="000000"/>
     </w:rPr>
     <w:tblPr>
@@ -9105,6 +9481,7 @@
     </w:tblPr>
     <w:tblStylePr w:type="firstRow">
       <w:rPr>
+        <w:rFonts w:eastAsia="黑体"/>
         <w:sz w:val="24"/>
         <w:szCs w:val="24"/>
       </w:rPr>
@@ -9211,7 +9588,7 @@
       <w:spacing w:after="0" w:line="240" w:lineRule="auto"/>
     </w:pPr>
     <w:rPr>
-      <w:rFonts w:asciiTheme="majorHAnsi" w:cstheme="majorBidi" w:eastAsiaTheme="majorEastAsia" w:hAnsiTheme="majorHAnsi"/>
+      <w:rFonts w:asciiTheme="majorHAnsi" w:cstheme="majorBidi" w:hAnsiTheme="majorHAnsi" w:eastAsia="黑体"/>
       <w:color w:themeColor="text1" w:val="000000"/>
     </w:rPr>
     <w:tblPr>
@@ -9233,6 +9610,7 @@
     </w:tblPr>
     <w:tblStylePr w:type="firstRow">
       <w:rPr>
+        <w:rFonts w:eastAsia="黑体"/>
         <w:sz w:val="24"/>
         <w:szCs w:val="24"/>
       </w:rPr>
@@ -9339,7 +9717,7 @@
       <w:spacing w:after="0" w:line="240" w:lineRule="auto"/>
     </w:pPr>
     <w:rPr>
-      <w:rFonts w:asciiTheme="majorHAnsi" w:cstheme="majorBidi" w:eastAsiaTheme="majorEastAsia" w:hAnsiTheme="majorHAnsi"/>
+      <w:rFonts w:asciiTheme="majorHAnsi" w:cstheme="majorBidi" w:hAnsiTheme="majorHAnsi" w:eastAsia="黑体"/>
       <w:color w:themeColor="text1" w:val="000000"/>
     </w:rPr>
     <w:tblPr>
@@ -9361,6 +9739,7 @@
     </w:tblPr>
     <w:tblStylePr w:type="firstRow">
       <w:rPr>
+        <w:rFonts w:eastAsia="黑体"/>
         <w:sz w:val="24"/>
         <w:szCs w:val="24"/>
       </w:rPr>
@@ -9490,12 +9869,14 @@
     </w:tcPr>
     <w:tblStylePr w:type="firstRow">
       <w:rPr>
+        <w:rFonts w:eastAsia="黑体"/>
         <w:b/>
         <w:bCs/>
       </w:rPr>
     </w:tblStylePr>
     <w:tblStylePr w:type="lastRow">
       <w:rPr>
+        <w:rFonts w:eastAsia="黑体"/>
         <w:b/>
         <w:bCs/>
       </w:rPr>
@@ -9508,12 +9889,14 @@
     </w:tblStylePr>
     <w:tblStylePr w:type="firstCol">
       <w:rPr>
+        <w:rFonts w:eastAsia="黑体"/>
         <w:b/>
         <w:bCs/>
       </w:rPr>
     </w:tblStylePr>
     <w:tblStylePr w:type="lastCol">
       <w:rPr>
+        <w:rFonts w:eastAsia="黑体"/>
         <w:b/>
         <w:bCs/>
       </w:rPr>
@@ -9563,12 +9946,14 @@
     </w:tcPr>
     <w:tblStylePr w:type="firstRow">
       <w:rPr>
+        <w:rFonts w:eastAsia="黑体"/>
         <w:b/>
         <w:bCs/>
       </w:rPr>
     </w:tblStylePr>
     <w:tblStylePr w:type="lastRow">
       <w:rPr>
+        <w:rFonts w:eastAsia="黑体"/>
         <w:b/>
         <w:bCs/>
       </w:rPr>
@@ -9581,12 +9966,14 @@
     </w:tblStylePr>
     <w:tblStylePr w:type="firstCol">
       <w:rPr>
+        <w:rFonts w:eastAsia="黑体"/>
         <w:b/>
         <w:bCs/>
       </w:rPr>
     </w:tblStylePr>
     <w:tblStylePr w:type="lastCol">
       <w:rPr>
+        <w:rFonts w:eastAsia="黑体"/>
         <w:b/>
         <w:bCs/>
       </w:rPr>
@@ -9636,12 +10023,14 @@
     </w:tcPr>
     <w:tblStylePr w:type="firstRow">
       <w:rPr>
+        <w:rFonts w:eastAsia="黑体"/>
         <w:b/>
         <w:bCs/>
       </w:rPr>
     </w:tblStylePr>
     <w:tblStylePr w:type="lastRow">
       <w:rPr>
+        <w:rFonts w:eastAsia="黑体"/>
         <w:b/>
         <w:bCs/>
       </w:rPr>
@@ -9654,12 +10043,14 @@
     </w:tblStylePr>
     <w:tblStylePr w:type="firstCol">
       <w:rPr>
+        <w:rFonts w:eastAsia="黑体"/>
         <w:b/>
         <w:bCs/>
       </w:rPr>
     </w:tblStylePr>
     <w:tblStylePr w:type="lastCol">
       <w:rPr>
+        <w:rFonts w:eastAsia="黑体"/>
         <w:b/>
         <w:bCs/>
       </w:rPr>
@@ -9709,12 +10100,14 @@
     </w:tcPr>
     <w:tblStylePr w:type="firstRow">
       <w:rPr>
+        <w:rFonts w:eastAsia="黑体"/>
         <w:b/>
         <w:bCs/>
       </w:rPr>
     </w:tblStylePr>
     <w:tblStylePr w:type="lastRow">
       <w:rPr>
+        <w:rFonts w:eastAsia="黑体"/>
         <w:b/>
         <w:bCs/>
       </w:rPr>
@@ -9727,12 +10120,14 @@
     </w:tblStylePr>
     <w:tblStylePr w:type="firstCol">
       <w:rPr>
+        <w:rFonts w:eastAsia="黑体"/>
         <w:b/>
         <w:bCs/>
       </w:rPr>
     </w:tblStylePr>
     <w:tblStylePr w:type="lastCol">
       <w:rPr>
+        <w:rFonts w:eastAsia="黑体"/>
         <w:b/>
         <w:bCs/>
       </w:rPr>
@@ -9782,12 +10177,14 @@
     </w:tcPr>
     <w:tblStylePr w:type="firstRow">
       <w:rPr>
+        <w:rFonts w:eastAsia="黑体"/>
         <w:b/>
         <w:bCs/>
       </w:rPr>
     </w:tblStylePr>
     <w:tblStylePr w:type="lastRow">
       <w:rPr>
+        <w:rFonts w:eastAsia="黑体"/>
         <w:b/>
         <w:bCs/>
       </w:rPr>
@@ -9800,12 +10197,14 @@
     </w:tblStylePr>
     <w:tblStylePr w:type="firstCol">
       <w:rPr>
+        <w:rFonts w:eastAsia="黑体"/>
         <w:b/>
         <w:bCs/>
       </w:rPr>
     </w:tblStylePr>
     <w:tblStylePr w:type="lastCol">
       <w:rPr>
+        <w:rFonts w:eastAsia="黑体"/>
         <w:b/>
         <w:bCs/>
       </w:rPr>
@@ -9855,12 +10254,14 @@
     </w:tcPr>
     <w:tblStylePr w:type="firstRow">
       <w:rPr>
+        <w:rFonts w:eastAsia="黑体"/>
         <w:b/>
         <w:bCs/>
       </w:rPr>
     </w:tblStylePr>
     <w:tblStylePr w:type="lastRow">
       <w:rPr>
+        <w:rFonts w:eastAsia="黑体"/>
         <w:b/>
         <w:bCs/>
       </w:rPr>
@@ -9873,12 +10274,14 @@
     </w:tblStylePr>
     <w:tblStylePr w:type="firstCol">
       <w:rPr>
+        <w:rFonts w:eastAsia="黑体"/>
         <w:b/>
         <w:bCs/>
       </w:rPr>
     </w:tblStylePr>
     <w:tblStylePr w:type="lastCol">
       <w:rPr>
+        <w:rFonts w:eastAsia="黑体"/>
         <w:b/>
         <w:bCs/>
       </w:rPr>
@@ -9928,12 +10331,14 @@
     </w:tcPr>
     <w:tblStylePr w:type="firstRow">
       <w:rPr>
+        <w:rFonts w:eastAsia="黑体"/>
         <w:b/>
         <w:bCs/>
       </w:rPr>
     </w:tblStylePr>
     <w:tblStylePr w:type="lastRow">
       <w:rPr>
+        <w:rFonts w:eastAsia="黑体"/>
         <w:b/>
         <w:bCs/>
       </w:rPr>
@@ -9946,12 +10351,14 @@
     </w:tblStylePr>
     <w:tblStylePr w:type="firstCol">
       <w:rPr>
+        <w:rFonts w:eastAsia="黑体"/>
         <w:b/>
         <w:bCs/>
       </w:rPr>
     </w:tblStylePr>
     <w:tblStylePr w:type="lastCol">
       <w:rPr>
+        <w:rFonts w:eastAsia="黑体"/>
         <w:b/>
         <w:bCs/>
       </w:rPr>
@@ -9978,7 +10385,7 @@
       <w:spacing w:after="0" w:line="240" w:lineRule="auto"/>
     </w:pPr>
     <w:rPr>
-      <w:rFonts w:asciiTheme="majorHAnsi" w:cstheme="majorBidi" w:eastAsiaTheme="majorEastAsia" w:hAnsiTheme="majorHAnsi"/>
+      <w:rFonts w:asciiTheme="majorHAnsi" w:cstheme="majorBidi" w:hAnsiTheme="majorHAnsi" w:eastAsia="黑体"/>
       <w:color w:themeColor="text1" w:val="000000"/>
     </w:rPr>
     <w:tblPr>
@@ -10005,6 +10412,7 @@
     </w:tcPr>
     <w:tblStylePr w:type="firstRow">
       <w:rPr>
+        <w:rFonts w:eastAsia="黑体"/>
         <w:b/>
         <w:bCs/>
         <w:color w:themeColor="text1" w:val="000000"/>
@@ -10016,6 +10424,7 @@
     </w:tblStylePr>
     <w:tblStylePr w:type="lastRow">
       <w:rPr>
+        <w:rFonts w:eastAsia="黑体"/>
         <w:b/>
         <w:bCs/>
         <w:color w:themeColor="text1" w:val="000000"/>
@@ -10035,6 +10444,7 @@
     </w:tblStylePr>
     <w:tblStylePr w:type="firstCol">
       <w:rPr>
+        <w:rFonts w:eastAsia="黑体"/>
         <w:b/>
         <w:bCs/>
         <w:color w:themeColor="text1" w:val="000000"/>
@@ -10054,6 +10464,7 @@
     </w:tblStylePr>
     <w:tblStylePr w:type="lastCol">
       <w:rPr>
+        <w:rFonts w:eastAsia="黑体"/>
         <w:b w:val="0"/>
         <w:bCs w:val="0"/>
         <w:color w:themeColor="text1" w:val="000000"/>
@@ -10103,7 +10514,7 @@
       <w:spacing w:after="0" w:line="240" w:lineRule="auto"/>
     </w:pPr>
     <w:rPr>
-      <w:rFonts w:asciiTheme="majorHAnsi" w:cstheme="majorBidi" w:eastAsiaTheme="majorEastAsia" w:hAnsiTheme="majorHAnsi"/>
+      <w:rFonts w:asciiTheme="majorHAnsi" w:cstheme="majorBidi" w:hAnsiTheme="majorHAnsi" w:eastAsia="黑体"/>
       <w:color w:themeColor="text1" w:val="000000"/>
     </w:rPr>
     <w:tblPr>
@@ -10130,6 +10541,7 @@
     </w:tcPr>
     <w:tblStylePr w:type="firstRow">
       <w:rPr>
+        <w:rFonts w:eastAsia="黑体"/>
         <w:b/>
         <w:bCs/>
         <w:color w:themeColor="text1" w:val="000000"/>
@@ -10141,6 +10553,7 @@
     </w:tblStylePr>
     <w:tblStylePr w:type="lastRow">
       <w:rPr>
+        <w:rFonts w:eastAsia="黑体"/>
         <w:b/>
         <w:bCs/>
         <w:color w:themeColor="text1" w:val="000000"/>
@@ -10160,6 +10573,7 @@
     </w:tblStylePr>
     <w:tblStylePr w:type="firstCol">
       <w:rPr>
+        <w:rFonts w:eastAsia="黑体"/>
         <w:b/>
         <w:bCs/>
         <w:color w:themeColor="text1" w:val="000000"/>
@@ -10179,6 +10593,7 @@
     </w:tblStylePr>
     <w:tblStylePr w:type="lastCol">
       <w:rPr>
+        <w:rFonts w:eastAsia="黑体"/>
         <w:b w:val="0"/>
         <w:bCs w:val="0"/>
         <w:color w:themeColor="text1" w:val="000000"/>
@@ -10228,7 +10643,7 @@
       <w:spacing w:after="0" w:line="240" w:lineRule="auto"/>
     </w:pPr>
     <w:rPr>
-      <w:rFonts w:asciiTheme="majorHAnsi" w:cstheme="majorBidi" w:eastAsiaTheme="majorEastAsia" w:hAnsiTheme="majorHAnsi"/>
+      <w:rFonts w:asciiTheme="majorHAnsi" w:cstheme="majorBidi" w:hAnsiTheme="majorHAnsi" w:eastAsia="黑体"/>
       <w:color w:themeColor="text1" w:val="000000"/>
     </w:rPr>
     <w:tblPr>
@@ -10255,6 +10670,7 @@
     </w:tcPr>
     <w:tblStylePr w:type="firstRow">
       <w:rPr>
+        <w:rFonts w:eastAsia="黑体"/>
         <w:b/>
         <w:bCs/>
         <w:color w:themeColor="text1" w:val="000000"/>
@@ -10266,6 +10682,7 @@
     </w:tblStylePr>
     <w:tblStylePr w:type="lastRow">
       <w:rPr>
+        <w:rFonts w:eastAsia="黑体"/>
         <w:b/>
         <w:bCs/>
         <w:color w:themeColor="text1" w:val="000000"/>
@@ -10285,6 +10702,7 @@
     </w:tblStylePr>
     <w:tblStylePr w:type="firstCol">
       <w:rPr>
+        <w:rFonts w:eastAsia="黑体"/>
         <w:b/>
         <w:bCs/>
         <w:color w:themeColor="text1" w:val="000000"/>
@@ -10304,6 +10722,7 @@
     </w:tblStylePr>
     <w:tblStylePr w:type="lastCol">
       <w:rPr>
+        <w:rFonts w:eastAsia="黑体"/>
         <w:b w:val="0"/>
         <w:bCs w:val="0"/>
         <w:color w:themeColor="text1" w:val="000000"/>
@@ -10353,7 +10772,7 @@
       <w:spacing w:after="0" w:line="240" w:lineRule="auto"/>
     </w:pPr>
     <w:rPr>
-      <w:rFonts w:asciiTheme="majorHAnsi" w:cstheme="majorBidi" w:eastAsiaTheme="majorEastAsia" w:hAnsiTheme="majorHAnsi"/>
+      <w:rFonts w:asciiTheme="majorHAnsi" w:cstheme="majorBidi" w:hAnsiTheme="majorHAnsi" w:eastAsia="黑体"/>
       <w:color w:themeColor="text1" w:val="000000"/>
     </w:rPr>
     <w:tblPr>
@@ -10380,6 +10799,7 @@
     </w:tcPr>
     <w:tblStylePr w:type="firstRow">
       <w:rPr>
+        <w:rFonts w:eastAsia="黑体"/>
         <w:b/>
         <w:bCs/>
         <w:color w:themeColor="text1" w:val="000000"/>
@@ -10391,6 +10811,7 @@
     </w:tblStylePr>
     <w:tblStylePr w:type="lastRow">
       <w:rPr>
+        <w:rFonts w:eastAsia="黑体"/>
         <w:b/>
         <w:bCs/>
         <w:color w:themeColor="text1" w:val="000000"/>
@@ -10410,6 +10831,7 @@
     </w:tblStylePr>
     <w:tblStylePr w:type="firstCol">
       <w:rPr>
+        <w:rFonts w:eastAsia="黑体"/>
         <w:b/>
         <w:bCs/>
         <w:color w:themeColor="text1" w:val="000000"/>
@@ -10429,6 +10851,7 @@
     </w:tblStylePr>
     <w:tblStylePr w:type="lastCol">
       <w:rPr>
+        <w:rFonts w:eastAsia="黑体"/>
         <w:b w:val="0"/>
         <w:bCs w:val="0"/>
         <w:color w:themeColor="text1" w:val="000000"/>
@@ -10478,7 +10901,7 @@
       <w:spacing w:after="0" w:line="240" w:lineRule="auto"/>
     </w:pPr>
     <w:rPr>
-      <w:rFonts w:asciiTheme="majorHAnsi" w:cstheme="majorBidi" w:eastAsiaTheme="majorEastAsia" w:hAnsiTheme="majorHAnsi"/>
+      <w:rFonts w:asciiTheme="majorHAnsi" w:cstheme="majorBidi" w:hAnsiTheme="majorHAnsi" w:eastAsia="黑体"/>
       <w:color w:themeColor="text1" w:val="000000"/>
     </w:rPr>
     <w:tblPr>
@@ -10505,6 +10928,7 @@
     </w:tcPr>
     <w:tblStylePr w:type="firstRow">
       <w:rPr>
+        <w:rFonts w:eastAsia="黑体"/>
         <w:b/>
         <w:bCs/>
         <w:color w:themeColor="text1" w:val="000000"/>
@@ -10516,6 +10940,7 @@
     </w:tblStylePr>
     <w:tblStylePr w:type="lastRow">
       <w:rPr>
+        <w:rFonts w:eastAsia="黑体"/>
         <w:b/>
         <w:bCs/>
         <w:color w:themeColor="text1" w:val="000000"/>
@@ -10535,6 +10960,7 @@
     </w:tblStylePr>
     <w:tblStylePr w:type="firstCol">
       <w:rPr>
+        <w:rFonts w:eastAsia="黑体"/>
         <w:b/>
         <w:bCs/>
         <w:color w:themeColor="text1" w:val="000000"/>
@@ -10554,6 +10980,7 @@
     </w:tblStylePr>
     <w:tblStylePr w:type="lastCol">
       <w:rPr>
+        <w:rFonts w:eastAsia="黑体"/>
         <w:b w:val="0"/>
         <w:bCs w:val="0"/>
         <w:color w:themeColor="text1" w:val="000000"/>
@@ -10603,7 +11030,7 @@
       <w:spacing w:after="0" w:line="240" w:lineRule="auto"/>
     </w:pPr>
     <w:rPr>
-      <w:rFonts w:asciiTheme="majorHAnsi" w:cstheme="majorBidi" w:eastAsiaTheme="majorEastAsia" w:hAnsiTheme="majorHAnsi"/>
+      <w:rFonts w:asciiTheme="majorHAnsi" w:cstheme="majorBidi" w:hAnsiTheme="majorHAnsi" w:eastAsia="黑体"/>
       <w:color w:themeColor="text1" w:val="000000"/>
     </w:rPr>
     <w:tblPr>
@@ -10630,6 +11057,7 @@
     </w:tcPr>
     <w:tblStylePr w:type="firstRow">
       <w:rPr>
+        <w:rFonts w:eastAsia="黑体"/>
         <w:b/>
         <w:bCs/>
         <w:color w:themeColor="text1" w:val="000000"/>
@@ -10641,6 +11069,7 @@
     </w:tblStylePr>
     <w:tblStylePr w:type="lastRow">
       <w:rPr>
+        <w:rFonts w:eastAsia="黑体"/>
         <w:b/>
         <w:bCs/>
         <w:color w:themeColor="text1" w:val="000000"/>
@@ -10660,6 +11089,7 @@
     </w:tblStylePr>
     <w:tblStylePr w:type="firstCol">
       <w:rPr>
+        <w:rFonts w:eastAsia="黑体"/>
         <w:b/>
         <w:bCs/>
         <w:color w:themeColor="text1" w:val="000000"/>
@@ -10679,6 +11109,7 @@
     </w:tblStylePr>
     <w:tblStylePr w:type="lastCol">
       <w:rPr>
+        <w:rFonts w:eastAsia="黑体"/>
         <w:b w:val="0"/>
         <w:bCs w:val="0"/>
         <w:color w:themeColor="text1" w:val="000000"/>
@@ -10728,7 +11159,7 @@
       <w:spacing w:after="0" w:line="240" w:lineRule="auto"/>
     </w:pPr>
     <w:rPr>
-      <w:rFonts w:asciiTheme="majorHAnsi" w:cstheme="majorBidi" w:eastAsiaTheme="majorEastAsia" w:hAnsiTheme="majorHAnsi"/>
+      <w:rFonts w:asciiTheme="majorHAnsi" w:cstheme="majorBidi" w:hAnsiTheme="majorHAnsi" w:eastAsia="黑体"/>
       <w:color w:themeColor="text1" w:val="000000"/>
     </w:rPr>
     <w:tblPr>
@@ -10755,6 +11186,7 @@
     </w:tcPr>
     <w:tblStylePr w:type="firstRow">
       <w:rPr>
+        <w:rFonts w:eastAsia="黑体"/>
         <w:b/>
         <w:bCs/>
         <w:color w:themeColor="text1" w:val="000000"/>
@@ -10766,6 +11198,7 @@
     </w:tblStylePr>
     <w:tblStylePr w:type="lastRow">
       <w:rPr>
+        <w:rFonts w:eastAsia="黑体"/>
         <w:b/>
         <w:bCs/>
         <w:color w:themeColor="text1" w:val="000000"/>
@@ -10785,6 +11218,7 @@
     </w:tblStylePr>
     <w:tblStylePr w:type="firstCol">
       <w:rPr>
+        <w:rFonts w:eastAsia="黑体"/>
         <w:b/>
         <w:bCs/>
         <w:color w:themeColor="text1" w:val="000000"/>
@@ -10804,6 +11238,7 @@
     </w:tblStylePr>
     <w:tblStylePr w:type="lastCol">
       <w:rPr>
+        <w:rFonts w:eastAsia="黑体"/>
         <w:b w:val="0"/>
         <w:bCs w:val="0"/>
         <w:color w:themeColor="text1" w:val="000000"/>
@@ -10876,6 +11311,7 @@
     </w:tcPr>
     <w:tblStylePr w:type="firstRow">
       <w:rPr>
+        <w:rFonts w:eastAsia="黑体"/>
         <w:b/>
         <w:bCs/>
         <w:i w:val="0"/>
@@ -10897,6 +11333,7 @@
     </w:tblStylePr>
     <w:tblStylePr w:type="lastRow">
       <w:rPr>
+        <w:rFonts w:eastAsia="黑体"/>
         <w:b/>
         <w:bCs/>
         <w:i w:val="0"/>
@@ -10918,6 +11355,7 @@
     </w:tblStylePr>
     <w:tblStylePr w:type="firstCol">
       <w:rPr>
+        <w:rFonts w:eastAsia="黑体"/>
         <w:b/>
         <w:bCs/>
         <w:i w:val="0"/>
@@ -10937,6 +11375,7 @@
     </w:tblStylePr>
     <w:tblStylePr w:type="lastCol">
       <w:rPr>
+        <w:rFonts w:eastAsia="黑体"/>
         <w:b/>
         <w:bCs/>
         <w:i w:val="0"/>
@@ -11017,6 +11456,7 @@
     </w:tcPr>
     <w:tblStylePr w:type="firstRow">
       <w:rPr>
+        <w:rFonts w:eastAsia="黑体"/>
         <w:b/>
         <w:bCs/>
         <w:i w:val="0"/>
@@ -11038,6 +11478,7 @@
     </w:tblStylePr>
     <w:tblStylePr w:type="lastRow">
       <w:rPr>
+        <w:rFonts w:eastAsia="黑体"/>
         <w:b/>
         <w:bCs/>
         <w:i w:val="0"/>
@@ -11059,6 +11500,7 @@
     </w:tblStylePr>
     <w:tblStylePr w:type="firstCol">
       <w:rPr>
+        <w:rFonts w:eastAsia="黑体"/>
         <w:b/>
         <w:bCs/>
         <w:i w:val="0"/>
@@ -11078,6 +11520,7 @@
     </w:tblStylePr>
     <w:tblStylePr w:type="lastCol">
       <w:rPr>
+        <w:rFonts w:eastAsia="黑体"/>
         <w:b/>
         <w:bCs/>
         <w:i w:val="0"/>
@@ -11158,6 +11601,7 @@
     </w:tcPr>
     <w:tblStylePr w:type="firstRow">
       <w:rPr>
+        <w:rFonts w:eastAsia="黑体"/>
         <w:b/>
         <w:bCs/>
         <w:i w:val="0"/>
@@ -11179,6 +11623,7 @@
     </w:tblStylePr>
     <w:tblStylePr w:type="lastRow">
       <w:rPr>
+        <w:rFonts w:eastAsia="黑体"/>
         <w:b/>
         <w:bCs/>
         <w:i w:val="0"/>
@@ -11200,6 +11645,7 @@
     </w:tblStylePr>
     <w:tblStylePr w:type="firstCol">
       <w:rPr>
+        <w:rFonts w:eastAsia="黑体"/>
         <w:b/>
         <w:bCs/>
         <w:i w:val="0"/>
@@ -11219,6 +11665,7 @@
     </w:tblStylePr>
     <w:tblStylePr w:type="lastCol">
       <w:rPr>
+        <w:rFonts w:eastAsia="黑体"/>
         <w:b/>
         <w:bCs/>
         <w:i w:val="0"/>
@@ -11299,6 +11746,7 @@
     </w:tcPr>
     <w:tblStylePr w:type="firstRow">
       <w:rPr>
+        <w:rFonts w:eastAsia="黑体"/>
         <w:b/>
         <w:bCs/>
         <w:i w:val="0"/>
@@ -11320,6 +11768,7 @@
     </w:tblStylePr>
     <w:tblStylePr w:type="lastRow">
       <w:rPr>
+        <w:rFonts w:eastAsia="黑体"/>
         <w:b/>
         <w:bCs/>
         <w:i w:val="0"/>
@@ -11341,6 +11790,7 @@
     </w:tblStylePr>
     <w:tblStylePr w:type="firstCol">
       <w:rPr>
+        <w:rFonts w:eastAsia="黑体"/>
         <w:b/>
         <w:bCs/>
         <w:i w:val="0"/>
@@ -11360,6 +11810,7 @@
     </w:tblStylePr>
     <w:tblStylePr w:type="lastCol">
       <w:rPr>
+        <w:rFonts w:eastAsia="黑体"/>
         <w:b/>
         <w:bCs/>
         <w:i w:val="0"/>
@@ -11440,6 +11891,7 @@
     </w:tcPr>
     <w:tblStylePr w:type="firstRow">
       <w:rPr>
+        <w:rFonts w:eastAsia="黑体"/>
         <w:b/>
         <w:bCs/>
         <w:i w:val="0"/>
@@ -11461,6 +11913,7 @@
     </w:tblStylePr>
     <w:tblStylePr w:type="lastRow">
       <w:rPr>
+        <w:rFonts w:eastAsia="黑体"/>
         <w:b/>
         <w:bCs/>
         <w:i w:val="0"/>
@@ -11482,6 +11935,7 @@
     </w:tblStylePr>
     <w:tblStylePr w:type="firstCol">
       <w:rPr>
+        <w:rFonts w:eastAsia="黑体"/>
         <w:b/>
         <w:bCs/>
         <w:i w:val="0"/>
@@ -11501,6 +11955,7 @@
     </w:tblStylePr>
     <w:tblStylePr w:type="lastCol">
       <w:rPr>
+        <w:rFonts w:eastAsia="黑体"/>
         <w:b/>
         <w:bCs/>
         <w:i w:val="0"/>
@@ -11581,6 +12036,7 @@
     </w:tcPr>
     <w:tblStylePr w:type="firstRow">
       <w:rPr>
+        <w:rFonts w:eastAsia="黑体"/>
         <w:b/>
         <w:bCs/>
         <w:i w:val="0"/>
@@ -11602,6 +12058,7 @@
     </w:tblStylePr>
     <w:tblStylePr w:type="lastRow">
       <w:rPr>
+        <w:rFonts w:eastAsia="黑体"/>
         <w:b/>
         <w:bCs/>
         <w:i w:val="0"/>
@@ -11623,6 +12080,7 @@
     </w:tblStylePr>
     <w:tblStylePr w:type="firstCol">
       <w:rPr>
+        <w:rFonts w:eastAsia="黑体"/>
         <w:b/>
         <w:bCs/>
         <w:i w:val="0"/>
@@ -11642,6 +12100,7 @@
     </w:tblStylePr>
     <w:tblStylePr w:type="lastCol">
       <w:rPr>
+        <w:rFonts w:eastAsia="黑体"/>
         <w:b/>
         <w:bCs/>
         <w:i w:val="0"/>
@@ -11722,6 +12181,7 @@
     </w:tcPr>
     <w:tblStylePr w:type="firstRow">
       <w:rPr>
+        <w:rFonts w:eastAsia="黑体"/>
         <w:b/>
         <w:bCs/>
         <w:i w:val="0"/>
@@ -11743,6 +12203,7 @@
     </w:tblStylePr>
     <w:tblStylePr w:type="lastRow">
       <w:rPr>
+        <w:rFonts w:eastAsia="黑体"/>
         <w:b/>
         <w:bCs/>
         <w:i w:val="0"/>
@@ -11764,6 +12225,7 @@
     </w:tblStylePr>
     <w:tblStylePr w:type="firstCol">
       <w:rPr>
+        <w:rFonts w:eastAsia="黑体"/>
         <w:b/>
         <w:bCs/>
         <w:i w:val="0"/>
@@ -11783,6 +12245,7 @@
     </w:tblStylePr>
     <w:tblStylePr w:type="lastCol">
       <w:rPr>
+        <w:rFonts w:eastAsia="黑体"/>
         <w:b/>
         <w:bCs/>
         <w:i w:val="0"/>
@@ -11840,6 +12303,7 @@
       <w:spacing w:after="0" w:line="240" w:lineRule="auto"/>
     </w:pPr>
     <w:rPr>
+      <w:rFonts w:eastAsia="黑体"/>
       <w:color w:themeColor="background1" w:val="FFFFFF"/>
     </w:rPr>
     <w:tblPr>
@@ -11858,6 +12322,7 @@
     </w:tcPr>
     <w:tblStylePr w:type="firstRow">
       <w:rPr>
+        <w:rFonts w:eastAsia="黑体"/>
         <w:b/>
         <w:bCs/>
       </w:rPr>
@@ -11954,6 +12419,7 @@
       <w:spacing w:after="0" w:line="240" w:lineRule="auto"/>
     </w:pPr>
     <w:rPr>
+      <w:rFonts w:eastAsia="黑体"/>
       <w:color w:themeColor="background1" w:val="FFFFFF"/>
     </w:rPr>
     <w:tblPr>
@@ -11972,6 +12438,7 @@
     </w:tcPr>
     <w:tblStylePr w:type="firstRow">
       <w:rPr>
+        <w:rFonts w:eastAsia="黑体"/>
         <w:b/>
         <w:bCs/>
       </w:rPr>
@@ -12068,6 +12535,7 @@
       <w:spacing w:after="0" w:line="240" w:lineRule="auto"/>
     </w:pPr>
     <w:rPr>
+      <w:rFonts w:eastAsia="黑体"/>
       <w:color w:themeColor="background1" w:val="FFFFFF"/>
     </w:rPr>
     <w:tblPr>
@@ -12086,6 +12554,7 @@
     </w:tcPr>
     <w:tblStylePr w:type="firstRow">
       <w:rPr>
+        <w:rFonts w:eastAsia="黑体"/>
         <w:b/>
         <w:bCs/>
       </w:rPr>
@@ -12182,6 +12651,7 @@
       <w:spacing w:after="0" w:line="240" w:lineRule="auto"/>
     </w:pPr>
     <w:rPr>
+      <w:rFonts w:eastAsia="黑体"/>
       <w:color w:themeColor="background1" w:val="FFFFFF"/>
     </w:rPr>
     <w:tblPr>
@@ -12200,6 +12670,7 @@
     </w:tcPr>
     <w:tblStylePr w:type="firstRow">
       <w:rPr>
+        <w:rFonts w:eastAsia="黑体"/>
         <w:b/>
         <w:bCs/>
       </w:rPr>
@@ -12296,6 +12767,7 @@
       <w:spacing w:after="0" w:line="240" w:lineRule="auto"/>
     </w:pPr>
     <w:rPr>
+      <w:rFonts w:eastAsia="黑体"/>
       <w:color w:themeColor="background1" w:val="FFFFFF"/>
     </w:rPr>
     <w:tblPr>
@@ -12314,6 +12786,7 @@
     </w:tcPr>
     <w:tblStylePr w:type="firstRow">
       <w:rPr>
+        <w:rFonts w:eastAsia="黑体"/>
         <w:b/>
         <w:bCs/>
       </w:rPr>
@@ -12410,6 +12883,7 @@
       <w:spacing w:after="0" w:line="240" w:lineRule="auto"/>
     </w:pPr>
     <w:rPr>
+      <w:rFonts w:eastAsia="黑体"/>
       <w:color w:themeColor="background1" w:val="FFFFFF"/>
     </w:rPr>
     <w:tblPr>
@@ -12428,6 +12902,7 @@
     </w:tcPr>
     <w:tblStylePr w:type="firstRow">
       <w:rPr>
+        <w:rFonts w:eastAsia="黑体"/>
         <w:b/>
         <w:bCs/>
       </w:rPr>
@@ -12524,6 +12999,7 @@
       <w:spacing w:after="0" w:line="240" w:lineRule="auto"/>
     </w:pPr>
     <w:rPr>
+      <w:rFonts w:eastAsia="黑体"/>
       <w:color w:themeColor="background1" w:val="FFFFFF"/>
     </w:rPr>
     <w:tblPr>
@@ -12542,6 +13018,7 @@
     </w:tcPr>
     <w:tblStylePr w:type="firstRow">
       <w:rPr>
+        <w:rFonts w:eastAsia="黑体"/>
         <w:b/>
         <w:bCs/>
       </w:rPr>
@@ -12638,6 +13115,7 @@
       <w:spacing w:after="0" w:line="240" w:lineRule="auto"/>
     </w:pPr>
     <w:rPr>
+      <w:rFonts w:eastAsia="黑体"/>
       <w:color w:themeColor="text1" w:val="000000"/>
     </w:rPr>
     <w:tblPr>
@@ -12664,6 +13142,7 @@
     </w:tcPr>
     <w:tblStylePr w:type="firstRow">
       <w:rPr>
+        <w:rFonts w:eastAsia="黑体"/>
         <w:b/>
         <w:bCs/>
       </w:rPr>
@@ -12682,6 +13161,7 @@
     </w:tblStylePr>
     <w:tblStylePr w:type="lastRow">
       <w:rPr>
+        <w:rFonts w:eastAsia="黑体"/>
         <w:b/>
         <w:bCs/>
         <w:color w:themeColor="background1" w:val="FFFFFF"/>
@@ -12696,6 +13176,7 @@
     </w:tblStylePr>
     <w:tblStylePr w:type="firstCol">
       <w:rPr>
+        <w:rFonts w:eastAsia="黑体"/>
         <w:color w:themeColor="background1" w:val="FFFFFF"/>
       </w:rPr>
       <w:tblPr/>
@@ -12713,6 +13194,7 @@
     </w:tblStylePr>
     <w:tblStylePr w:type="lastCol">
       <w:rPr>
+        <w:rFonts w:eastAsia="黑体"/>
         <w:color w:themeColor="background1" w:val="FFFFFF"/>
       </w:rPr>
       <w:tblPr/>
@@ -12742,11 +13224,13 @@
     </w:tblStylePr>
     <w:tblStylePr w:type="neCell">
       <w:rPr>
+        <w:rFonts w:eastAsia="黑体"/>
         <w:color w:themeColor="text1" w:val="000000"/>
       </w:rPr>
     </w:tblStylePr>
     <w:tblStylePr w:type="nwCell">
       <w:rPr>
+        <w:rFonts w:eastAsia="黑体"/>
         <w:color w:themeColor="text1" w:val="000000"/>
       </w:rPr>
     </w:tblStylePr>
@@ -12760,6 +13244,7 @@
       <w:spacing w:after="0" w:line="240" w:lineRule="auto"/>
     </w:pPr>
     <w:rPr>
+      <w:rFonts w:eastAsia="黑体"/>
       <w:color w:themeColor="text1" w:val="000000"/>
     </w:rPr>
     <w:tblPr>
@@ -12786,6 +13271,7 @@
     </w:tcPr>
     <w:tblStylePr w:type="firstRow">
       <w:rPr>
+        <w:rFonts w:eastAsia="黑体"/>
         <w:b/>
         <w:bCs/>
       </w:rPr>
@@ -12804,6 +13290,7 @@
     </w:tblStylePr>
     <w:tblStylePr w:type="lastRow">
       <w:rPr>
+        <w:rFonts w:eastAsia="黑体"/>
         <w:b/>
         <w:bCs/>
         <w:color w:themeColor="background1" w:val="FFFFFF"/>
@@ -12818,6 +13305,7 @@
     </w:tblStylePr>
     <w:tblStylePr w:type="firstCol">
       <w:rPr>
+        <w:rFonts w:eastAsia="黑体"/>
         <w:color w:themeColor="background1" w:val="FFFFFF"/>
       </w:rPr>
       <w:tblPr/>
@@ -12835,6 +13323,7 @@
     </w:tblStylePr>
     <w:tblStylePr w:type="lastCol">
       <w:rPr>
+        <w:rFonts w:eastAsia="黑体"/>
         <w:color w:themeColor="background1" w:val="FFFFFF"/>
       </w:rPr>
       <w:tblPr/>
@@ -12864,11 +13353,13 @@
     </w:tblStylePr>
     <w:tblStylePr w:type="neCell">
       <w:rPr>
+        <w:rFonts w:eastAsia="黑体"/>
         <w:color w:themeColor="text1" w:val="000000"/>
       </w:rPr>
     </w:tblStylePr>
     <w:tblStylePr w:type="nwCell">
       <w:rPr>
+        <w:rFonts w:eastAsia="黑体"/>
         <w:color w:themeColor="text1" w:val="000000"/>
       </w:rPr>
     </w:tblStylePr>
@@ -12882,6 +13373,7 @@
       <w:spacing w:after="0" w:line="240" w:lineRule="auto"/>
     </w:pPr>
     <w:rPr>
+      <w:rFonts w:eastAsia="黑体"/>
       <w:color w:themeColor="text1" w:val="000000"/>
     </w:rPr>
     <w:tblPr>
@@ -12908,6 +13400,7 @@
     </w:tcPr>
     <w:tblStylePr w:type="firstRow">
       <w:rPr>
+        <w:rFonts w:eastAsia="黑体"/>
         <w:b/>
         <w:bCs/>
       </w:rPr>
@@ -12926,6 +13419,7 @@
     </w:tblStylePr>
     <w:tblStylePr w:type="lastRow">
       <w:rPr>
+        <w:rFonts w:eastAsia="黑体"/>
         <w:b/>
         <w:bCs/>
         <w:color w:themeColor="background1" w:val="FFFFFF"/>
@@ -12940,6 +13434,7 @@
     </w:tblStylePr>
     <w:tblStylePr w:type="firstCol">
       <w:rPr>
+        <w:rFonts w:eastAsia="黑体"/>
         <w:color w:themeColor="background1" w:val="FFFFFF"/>
       </w:rPr>
       <w:tblPr/>
@@ -12957,6 +13452,7 @@
     </w:tblStylePr>
     <w:tblStylePr w:type="lastCol">
       <w:rPr>
+        <w:rFonts w:eastAsia="黑体"/>
         <w:color w:themeColor="background1" w:val="FFFFFF"/>
       </w:rPr>
       <w:tblPr/>
@@ -12986,11 +13482,13 @@
     </w:tblStylePr>
     <w:tblStylePr w:type="neCell">
       <w:rPr>
+        <w:rFonts w:eastAsia="黑体"/>
         <w:color w:themeColor="text1" w:val="000000"/>
       </w:rPr>
     </w:tblStylePr>
     <w:tblStylePr w:type="nwCell">
       <w:rPr>
+        <w:rFonts w:eastAsia="黑体"/>
         <w:color w:themeColor="text1" w:val="000000"/>
       </w:rPr>
     </w:tblStylePr>
@@ -13004,6 +13502,7 @@
       <w:spacing w:after="0" w:line="240" w:lineRule="auto"/>
     </w:pPr>
     <w:rPr>
+      <w:rFonts w:eastAsia="黑体"/>
       <w:color w:themeColor="text1" w:val="000000"/>
     </w:rPr>
     <w:tblPr>
@@ -13030,6 +13529,7 @@
     </w:tcPr>
     <w:tblStylePr w:type="firstRow">
       <w:rPr>
+        <w:rFonts w:eastAsia="黑体"/>
         <w:b/>
         <w:bCs/>
       </w:rPr>
@@ -13048,6 +13548,7 @@
     </w:tblStylePr>
     <w:tblStylePr w:type="lastRow">
       <w:rPr>
+        <w:rFonts w:eastAsia="黑体"/>
         <w:b/>
         <w:bCs/>
         <w:color w:themeColor="background1" w:val="FFFFFF"/>
@@ -13062,6 +13563,7 @@
     </w:tblStylePr>
     <w:tblStylePr w:type="firstCol">
       <w:rPr>
+        <w:rFonts w:eastAsia="黑体"/>
         <w:color w:themeColor="background1" w:val="FFFFFF"/>
       </w:rPr>
       <w:tblPr/>
@@ -13079,6 +13581,7 @@
     </w:tblStylePr>
     <w:tblStylePr w:type="lastCol">
       <w:rPr>
+        <w:rFonts w:eastAsia="黑体"/>
         <w:color w:themeColor="background1" w:val="FFFFFF"/>
       </w:rPr>
       <w:tblPr/>
@@ -13116,6 +13619,7 @@
       <w:spacing w:after="0" w:line="240" w:lineRule="auto"/>
     </w:pPr>
     <w:rPr>
+      <w:rFonts w:eastAsia="黑体"/>
       <w:color w:themeColor="text1" w:val="000000"/>
     </w:rPr>
     <w:tblPr>
@@ -13142,6 +13646,7 @@
     </w:tcPr>
     <w:tblStylePr w:type="firstRow">
       <w:rPr>
+        <w:rFonts w:eastAsia="黑体"/>
         <w:b/>
         <w:bCs/>
       </w:rPr>
@@ -13160,6 +13665,7 @@
     </w:tblStylePr>
     <w:tblStylePr w:type="lastRow">
       <w:rPr>
+        <w:rFonts w:eastAsia="黑体"/>
         <w:b/>
         <w:bCs/>
         <w:color w:themeColor="background1" w:val="FFFFFF"/>
@@ -13174,6 +13680,7 @@
     </w:tblStylePr>
     <w:tblStylePr w:type="firstCol">
       <w:rPr>
+        <w:rFonts w:eastAsia="黑体"/>
         <w:color w:themeColor="background1" w:val="FFFFFF"/>
       </w:rPr>
       <w:tblPr/>
@@ -13191,6 +13698,7 @@
     </w:tblStylePr>
     <w:tblStylePr w:type="lastCol">
       <w:rPr>
+        <w:rFonts w:eastAsia="黑体"/>
         <w:color w:themeColor="background1" w:val="FFFFFF"/>
       </w:rPr>
       <w:tblPr/>
@@ -13220,11 +13728,13 @@
     </w:tblStylePr>
     <w:tblStylePr w:type="neCell">
       <w:rPr>
+        <w:rFonts w:eastAsia="黑体"/>
         <w:color w:themeColor="text1" w:val="000000"/>
       </w:rPr>
     </w:tblStylePr>
     <w:tblStylePr w:type="nwCell">
       <w:rPr>
+        <w:rFonts w:eastAsia="黑体"/>
         <w:color w:themeColor="text1" w:val="000000"/>
       </w:rPr>
     </w:tblStylePr>
@@ -13238,6 +13748,7 @@
       <w:spacing w:after="0" w:line="240" w:lineRule="auto"/>
     </w:pPr>
     <w:rPr>
+      <w:rFonts w:eastAsia="黑体"/>
       <w:color w:themeColor="text1" w:val="000000"/>
     </w:rPr>
     <w:tblPr>
@@ -13264,6 +13775,7 @@
     </w:tcPr>
     <w:tblStylePr w:type="firstRow">
       <w:rPr>
+        <w:rFonts w:eastAsia="黑体"/>
         <w:b/>
         <w:bCs/>
       </w:rPr>
@@ -13282,6 +13794,7 @@
     </w:tblStylePr>
     <w:tblStylePr w:type="lastRow">
       <w:rPr>
+        <w:rFonts w:eastAsia="黑体"/>
         <w:b/>
         <w:bCs/>
         <w:color w:themeColor="background1" w:val="FFFFFF"/>
@@ -13296,6 +13809,7 @@
     </w:tblStylePr>
     <w:tblStylePr w:type="firstCol">
       <w:rPr>
+        <w:rFonts w:eastAsia="黑体"/>
         <w:color w:themeColor="background1" w:val="FFFFFF"/>
       </w:rPr>
       <w:tblPr/>
@@ -13313,6 +13827,7 @@
     </w:tblStylePr>
     <w:tblStylePr w:type="lastCol">
       <w:rPr>
+        <w:rFonts w:eastAsia="黑体"/>
         <w:color w:themeColor="background1" w:val="FFFFFF"/>
       </w:rPr>
       <w:tblPr/>
@@ -13342,11 +13857,13 @@
     </w:tblStylePr>
     <w:tblStylePr w:type="neCell">
       <w:rPr>
+        <w:rFonts w:eastAsia="黑体"/>
         <w:color w:themeColor="text1" w:val="000000"/>
       </w:rPr>
     </w:tblStylePr>
     <w:tblStylePr w:type="nwCell">
       <w:rPr>
+        <w:rFonts w:eastAsia="黑体"/>
         <w:color w:themeColor="text1" w:val="000000"/>
       </w:rPr>
     </w:tblStylePr>
@@ -13360,6 +13877,7 @@
       <w:spacing w:after="0" w:line="240" w:lineRule="auto"/>
     </w:pPr>
     <w:rPr>
+      <w:rFonts w:eastAsia="黑体"/>
       <w:color w:themeColor="text1" w:val="000000"/>
     </w:rPr>
     <w:tblPr>
@@ -13386,6 +13904,7 @@
     </w:tcPr>
     <w:tblStylePr w:type="firstRow">
       <w:rPr>
+        <w:rFonts w:eastAsia="黑体"/>
         <w:b/>
         <w:bCs/>
       </w:rPr>
@@ -13404,6 +13923,7 @@
     </w:tblStylePr>
     <w:tblStylePr w:type="lastRow">
       <w:rPr>
+        <w:rFonts w:eastAsia="黑体"/>
         <w:b/>
         <w:bCs/>
         <w:color w:themeColor="background1" w:val="FFFFFF"/>
@@ -13418,6 +13938,7 @@
     </w:tblStylePr>
     <w:tblStylePr w:type="firstCol">
       <w:rPr>
+        <w:rFonts w:eastAsia="黑体"/>
         <w:color w:themeColor="background1" w:val="FFFFFF"/>
       </w:rPr>
       <w:tblPr/>
@@ -13435,6 +13956,7 @@
     </w:tblStylePr>
     <w:tblStylePr w:type="lastCol">
       <w:rPr>
+        <w:rFonts w:eastAsia="黑体"/>
         <w:color w:themeColor="background1" w:val="FFFFFF"/>
       </w:rPr>
       <w:tblPr/>
@@ -13464,11 +13986,13 @@
     </w:tblStylePr>
     <w:tblStylePr w:type="neCell">
       <w:rPr>
+        <w:rFonts w:eastAsia="黑体"/>
         <w:color w:themeColor="text1" w:val="000000"/>
       </w:rPr>
     </w:tblStylePr>
     <w:tblStylePr w:type="nwCell">
       <w:rPr>
+        <w:rFonts w:eastAsia="黑体"/>
         <w:color w:themeColor="text1" w:val="000000"/>
       </w:rPr>
     </w:tblStylePr>
@@ -13482,6 +14006,7 @@
       <w:spacing w:after="0" w:line="240" w:lineRule="auto"/>
     </w:pPr>
     <w:rPr>
+      <w:rFonts w:eastAsia="黑体"/>
       <w:color w:themeColor="text1" w:val="000000"/>
     </w:rPr>
     <w:tblPr>
@@ -13500,6 +14025,7 @@
     </w:tcPr>
     <w:tblStylePr w:type="firstRow">
       <w:rPr>
+        <w:rFonts w:eastAsia="黑体"/>
         <w:b/>
         <w:bCs/>
         <w:color w:themeColor="background1" w:val="FFFFFF"/>
@@ -13514,6 +14040,7 @@
     </w:tblStylePr>
     <w:tblStylePr w:type="lastRow">
       <w:rPr>
+        <w:rFonts w:eastAsia="黑体"/>
         <w:b/>
         <w:bCs/>
         <w:color w:themeColor="accent2" w:themeShade="CC" w:val="9E3A38"/>
@@ -13528,12 +14055,14 @@
     </w:tblStylePr>
     <w:tblStylePr w:type="firstCol">
       <w:rPr>
+        <w:rFonts w:eastAsia="黑体"/>
         <w:b/>
         <w:bCs/>
       </w:rPr>
     </w:tblStylePr>
     <w:tblStylePr w:type="lastCol">
       <w:rPr>
+        <w:rFonts w:eastAsia="黑体"/>
         <w:b/>
         <w:bCs/>
       </w:rPr>
@@ -13568,6 +14097,7 @@
       <w:spacing w:after="0" w:line="240" w:lineRule="auto"/>
     </w:pPr>
     <w:rPr>
+      <w:rFonts w:eastAsia="黑体"/>
       <w:color w:themeColor="text1" w:val="000000"/>
     </w:rPr>
     <w:tblPr>
@@ -13586,6 +14116,7 @@
     </w:tcPr>
     <w:tblStylePr w:type="firstRow">
       <w:rPr>
+        <w:rFonts w:eastAsia="黑体"/>
         <w:b/>
         <w:bCs/>
         <w:color w:themeColor="background1" w:val="FFFFFF"/>
@@ -13600,6 +14131,7 @@
     </w:tblStylePr>
     <w:tblStylePr w:type="lastRow">
       <w:rPr>
+        <w:rFonts w:eastAsia="黑体"/>
         <w:b/>
         <w:bCs/>
         <w:color w:themeColor="accent2" w:themeShade="CC" w:val="9E3A38"/>
@@ -13614,12 +14146,14 @@
     </w:tblStylePr>
     <w:tblStylePr w:type="firstCol">
       <w:rPr>
+        <w:rFonts w:eastAsia="黑体"/>
         <w:b/>
         <w:bCs/>
       </w:rPr>
     </w:tblStylePr>
     <w:tblStylePr w:type="lastCol">
       <w:rPr>
+        <w:rFonts w:eastAsia="黑体"/>
         <w:b/>
         <w:bCs/>
       </w:rPr>
@@ -13654,6 +14188,7 @@
       <w:spacing w:after="0" w:line="240" w:lineRule="auto"/>
     </w:pPr>
     <w:rPr>
+      <w:rFonts w:eastAsia="黑体"/>
       <w:color w:themeColor="text1" w:val="000000"/>
     </w:rPr>
     <w:tblPr>
@@ -13672,6 +14207,7 @@
     </w:tcPr>
     <w:tblStylePr w:type="firstRow">
       <w:rPr>
+        <w:rFonts w:eastAsia="黑体"/>
         <w:b/>
         <w:bCs/>
         <w:color w:themeColor="background1" w:val="FFFFFF"/>
@@ -13686,6 +14222,7 @@
     </w:tblStylePr>
     <w:tblStylePr w:type="lastRow">
       <w:rPr>
+        <w:rFonts w:eastAsia="黑体"/>
         <w:b/>
         <w:bCs/>
         <w:color w:themeColor="accent2" w:themeShade="CC" w:val="9E3A38"/>
@@ -13700,12 +14237,14 @@
     </w:tblStylePr>
     <w:tblStylePr w:type="firstCol">
       <w:rPr>
+        <w:rFonts w:eastAsia="黑体"/>
         <w:b/>
         <w:bCs/>
       </w:rPr>
     </w:tblStylePr>
     <w:tblStylePr w:type="lastCol">
       <w:rPr>
+        <w:rFonts w:eastAsia="黑体"/>
         <w:b/>
         <w:bCs/>
       </w:rPr>
@@ -13740,6 +14279,7 @@
       <w:spacing w:after="0" w:line="240" w:lineRule="auto"/>
     </w:pPr>
     <w:rPr>
+      <w:rFonts w:eastAsia="黑体"/>
       <w:color w:themeColor="text1" w:val="000000"/>
     </w:rPr>
     <w:tblPr>
@@ -13758,6 +14298,7 @@
     </w:tcPr>
     <w:tblStylePr w:type="firstRow">
       <w:rPr>
+        <w:rFonts w:eastAsia="黑体"/>
         <w:b/>
         <w:bCs/>
         <w:color w:themeColor="background1" w:val="FFFFFF"/>
@@ -13772,6 +14313,7 @@
     </w:tblStylePr>
     <w:tblStylePr w:type="lastRow">
       <w:rPr>
+        <w:rFonts w:eastAsia="黑体"/>
         <w:b/>
         <w:bCs/>
         <w:color w:themeColor="accent4" w:themeShade="CC" w:val="664E82"/>
@@ -13786,12 +14328,14 @@
     </w:tblStylePr>
     <w:tblStylePr w:type="firstCol">
       <w:rPr>
+        <w:rFonts w:eastAsia="黑体"/>
         <w:b/>
         <w:bCs/>
       </w:rPr>
     </w:tblStylePr>
     <w:tblStylePr w:type="lastCol">
       <w:rPr>
+        <w:rFonts w:eastAsia="黑体"/>
         <w:b/>
         <w:bCs/>
       </w:rPr>
@@ -13826,6 +14370,7 @@
       <w:spacing w:after="0" w:line="240" w:lineRule="auto"/>
     </w:pPr>
     <w:rPr>
+      <w:rFonts w:eastAsia="黑体"/>
       <w:color w:themeColor="text1" w:val="000000"/>
     </w:rPr>
     <w:tblPr>
@@ -13844,6 +14389,7 @@
     </w:tcPr>
     <w:tblStylePr w:type="firstRow">
       <w:rPr>
+        <w:rFonts w:eastAsia="黑体"/>
         <w:b/>
         <w:bCs/>
         <w:color w:themeColor="background1" w:val="FFFFFF"/>
@@ -13858,6 +14404,7 @@
     </w:tblStylePr>
     <w:tblStylePr w:type="lastRow">
       <w:rPr>
+        <w:rFonts w:eastAsia="黑体"/>
         <w:b/>
         <w:bCs/>
         <w:color w:themeColor="accent3" w:themeShade="CC" w:val="7E9C40"/>
@@ -13872,12 +14419,14 @@
     </w:tblStylePr>
     <w:tblStylePr w:type="firstCol">
       <w:rPr>
+        <w:rFonts w:eastAsia="黑体"/>
         <w:b/>
         <w:bCs/>
       </w:rPr>
     </w:tblStylePr>
     <w:tblStylePr w:type="lastCol">
       <w:rPr>
+        <w:rFonts w:eastAsia="黑体"/>
         <w:b/>
         <w:bCs/>
       </w:rPr>
@@ -13912,6 +14461,7 @@
       <w:spacing w:after="0" w:line="240" w:lineRule="auto"/>
     </w:pPr>
     <w:rPr>
+      <w:rFonts w:eastAsia="黑体"/>
       <w:color w:themeColor="text1" w:val="000000"/>
     </w:rPr>
     <w:tblPr>
@@ -13930,6 +14480,7 @@
     </w:tcPr>
     <w:tblStylePr w:type="firstRow">
       <w:rPr>
+        <w:rFonts w:eastAsia="黑体"/>
         <w:b/>
         <w:bCs/>
         <w:color w:themeColor="background1" w:val="FFFFFF"/>
@@ -13944,6 +14495,7 @@
     </w:tblStylePr>
     <w:tblStylePr w:type="lastRow">
       <w:rPr>
+        <w:rFonts w:eastAsia="黑体"/>
         <w:b/>
         <w:bCs/>
         <w:color w:themeColor="accent6" w:themeShade="CC" w:val="F2730A"/>
@@ -13958,12 +14510,14 @@
     </w:tblStylePr>
     <w:tblStylePr w:type="firstCol">
       <w:rPr>
+        <w:rFonts w:eastAsia="黑体"/>
         <w:b/>
         <w:bCs/>
       </w:rPr>
     </w:tblStylePr>
     <w:tblStylePr w:type="lastCol">
       <w:rPr>
+        <w:rFonts w:eastAsia="黑体"/>
         <w:b/>
         <w:bCs/>
       </w:rPr>
@@ -13998,6 +14552,7 @@
       <w:spacing w:after="0" w:line="240" w:lineRule="auto"/>
     </w:pPr>
     <w:rPr>
+      <w:rFonts w:eastAsia="黑体"/>
       <w:color w:themeColor="text1" w:val="000000"/>
     </w:rPr>
     <w:tblPr>
@@ -14016,6 +14571,7 @@
     </w:tcPr>
     <w:tblStylePr w:type="firstRow">
       <w:rPr>
+        <w:rFonts w:eastAsia="黑体"/>
         <w:b/>
         <w:bCs/>
         <w:color w:themeColor="background1" w:val="FFFFFF"/>
@@ -14030,6 +14586,7 @@
     </w:tblStylePr>
     <w:tblStylePr w:type="lastRow">
       <w:rPr>
+        <w:rFonts w:eastAsia="黑体"/>
         <w:b/>
         <w:bCs/>
         <w:color w:themeColor="accent5" w:themeShade="CC" w:val="348DA5"/>
@@ -14044,12 +14601,14 @@
     </w:tblStylePr>
     <w:tblStylePr w:type="firstCol">
       <w:rPr>
+        <w:rFonts w:eastAsia="黑体"/>
         <w:b/>
         <w:bCs/>
       </w:rPr>
     </w:tblStylePr>
     <w:tblStylePr w:type="lastCol">
       <w:rPr>
+        <w:rFonts w:eastAsia="黑体"/>
         <w:b/>
         <w:bCs/>
       </w:rPr>
@@ -14084,6 +14643,7 @@
       <w:spacing w:after="0" w:line="240" w:lineRule="auto"/>
     </w:pPr>
     <w:rPr>
+      <w:rFonts w:eastAsia="黑体"/>
       <w:color w:themeColor="text1" w:val="000000"/>
     </w:rPr>
     <w:tblPr>
@@ -14105,6 +14665,7 @@
     </w:tcPr>
     <w:tblStylePr w:type="firstRow">
       <w:rPr>
+        <w:rFonts w:eastAsia="黑体"/>
         <w:b/>
         <w:bCs/>
       </w:rPr>
@@ -14115,6 +14676,7 @@
     </w:tblStylePr>
     <w:tblStylePr w:type="lastRow">
       <w:rPr>
+        <w:rFonts w:eastAsia="黑体"/>
         <w:b/>
         <w:bCs/>
         <w:color w:themeColor="text1" w:val="000000"/>
@@ -14126,6 +14688,7 @@
     </w:tblStylePr>
     <w:tblStylePr w:type="firstCol">
       <w:rPr>
+        <w:rFonts w:eastAsia="黑体"/>
         <w:color w:themeColor="background1" w:val="FFFFFF"/>
       </w:rPr>
       <w:tblPr/>
@@ -14135,6 +14698,7 @@
     </w:tblStylePr>
     <w:tblStylePr w:type="lastCol">
       <w:rPr>
+        <w:rFonts w:eastAsia="黑体"/>
         <w:color w:themeColor="background1" w:val="FFFFFF"/>
       </w:rPr>
       <w:tblPr/>
@@ -14164,6 +14728,7 @@
       <w:spacing w:after="0" w:line="240" w:lineRule="auto"/>
     </w:pPr>
     <w:rPr>
+      <w:rFonts w:eastAsia="黑体"/>
       <w:color w:themeColor="text1" w:val="000000"/>
     </w:rPr>
     <w:tblPr>
@@ -14185,6 +14750,7 @@
     </w:tcPr>
     <w:tblStylePr w:type="firstRow">
       <w:rPr>
+        <w:rFonts w:eastAsia="黑体"/>
         <w:b/>
         <w:bCs/>
       </w:rPr>
@@ -14195,6 +14761,7 @@
     </w:tblStylePr>
     <w:tblStylePr w:type="lastRow">
       <w:rPr>
+        <w:rFonts w:eastAsia="黑体"/>
         <w:b/>
         <w:bCs/>
         <w:color w:themeColor="text1" w:val="000000"/>
@@ -14206,6 +14773,7 @@
     </w:tblStylePr>
     <w:tblStylePr w:type="firstCol">
       <w:rPr>
+        <w:rFonts w:eastAsia="黑体"/>
         <w:color w:themeColor="background1" w:val="FFFFFF"/>
       </w:rPr>
       <w:tblPr/>
@@ -14215,6 +14783,7 @@
     </w:tblStylePr>
     <w:tblStylePr w:type="lastCol">
       <w:rPr>
+        <w:rFonts w:eastAsia="黑体"/>
         <w:color w:themeColor="background1" w:val="FFFFFF"/>
       </w:rPr>
       <w:tblPr/>
@@ -14244,6 +14813,7 @@
       <w:spacing w:after="0" w:line="240" w:lineRule="auto"/>
     </w:pPr>
     <w:rPr>
+      <w:rFonts w:eastAsia="黑体"/>
       <w:color w:themeColor="text1" w:val="000000"/>
     </w:rPr>
     <w:tblPr>
@@ -14265,6 +14835,7 @@
     </w:tcPr>
     <w:tblStylePr w:type="firstRow">
       <w:rPr>
+        <w:rFonts w:eastAsia="黑体"/>
         <w:b/>
         <w:bCs/>
       </w:rPr>
@@ -14275,6 +14846,7 @@
     </w:tblStylePr>
     <w:tblStylePr w:type="lastRow">
       <w:rPr>
+        <w:rFonts w:eastAsia="黑体"/>
         <w:b/>
         <w:bCs/>
         <w:color w:themeColor="text1" w:val="000000"/>
@@ -14286,6 +14858,7 @@
     </w:tblStylePr>
     <w:tblStylePr w:type="firstCol">
       <w:rPr>
+        <w:rFonts w:eastAsia="黑体"/>
         <w:color w:themeColor="background1" w:val="FFFFFF"/>
       </w:rPr>
       <w:tblPr/>
@@ -14295,6 +14868,7 @@
     </w:tblStylePr>
     <w:tblStylePr w:type="lastCol">
       <w:rPr>
+        <w:rFonts w:eastAsia="黑体"/>
         <w:color w:themeColor="background1" w:val="FFFFFF"/>
       </w:rPr>
       <w:tblPr/>
@@ -14324,6 +14898,7 @@
       <w:spacing w:after="0" w:line="240" w:lineRule="auto"/>
     </w:pPr>
     <w:rPr>
+      <w:rFonts w:eastAsia="黑体"/>
       <w:color w:themeColor="text1" w:val="000000"/>
     </w:rPr>
     <w:tblPr>
@@ -14345,6 +14920,7 @@
     </w:tcPr>
     <w:tblStylePr w:type="firstRow">
       <w:rPr>
+        <w:rFonts w:eastAsia="黑体"/>
         <w:b/>
         <w:bCs/>
       </w:rPr>
@@ -14355,6 +14931,7 @@
     </w:tblStylePr>
     <w:tblStylePr w:type="lastRow">
       <w:rPr>
+        <w:rFonts w:eastAsia="黑体"/>
         <w:b/>
         <w:bCs/>
         <w:color w:themeColor="text1" w:val="000000"/>
@@ -14366,6 +14943,7 @@
     </w:tblStylePr>
     <w:tblStylePr w:type="firstCol">
       <w:rPr>
+        <w:rFonts w:eastAsia="黑体"/>
         <w:color w:themeColor="background1" w:val="FFFFFF"/>
       </w:rPr>
       <w:tblPr/>
@@ -14375,6 +14953,7 @@
     </w:tblStylePr>
     <w:tblStylePr w:type="lastCol">
       <w:rPr>
+        <w:rFonts w:eastAsia="黑体"/>
         <w:color w:themeColor="background1" w:val="FFFFFF"/>
       </w:rPr>
       <w:tblPr/>
@@ -14404,6 +14983,7 @@
       <w:spacing w:after="0" w:line="240" w:lineRule="auto"/>
     </w:pPr>
     <w:rPr>
+      <w:rFonts w:eastAsia="黑体"/>
       <w:color w:themeColor="text1" w:val="000000"/>
     </w:rPr>
     <w:tblPr>
@@ -14425,6 +15005,7 @@
     </w:tcPr>
     <w:tblStylePr w:type="firstRow">
       <w:rPr>
+        <w:rFonts w:eastAsia="黑体"/>
         <w:b/>
         <w:bCs/>
       </w:rPr>
@@ -14435,6 +15016,7 @@
     </w:tblStylePr>
     <w:tblStylePr w:type="lastRow">
       <w:rPr>
+        <w:rFonts w:eastAsia="黑体"/>
         <w:b/>
         <w:bCs/>
         <w:color w:themeColor="text1" w:val="000000"/>
@@ -14446,6 +15028,7 @@
     </w:tblStylePr>
     <w:tblStylePr w:type="firstCol">
       <w:rPr>
+        <w:rFonts w:eastAsia="黑体"/>
         <w:color w:themeColor="background1" w:val="FFFFFF"/>
       </w:rPr>
       <w:tblPr/>
@@ -14455,6 +15038,7 @@
     </w:tblStylePr>
     <w:tblStylePr w:type="lastCol">
       <w:rPr>
+        <w:rFonts w:eastAsia="黑体"/>
         <w:color w:themeColor="background1" w:val="FFFFFF"/>
       </w:rPr>
       <w:tblPr/>
@@ -14484,6 +15068,7 @@
       <w:spacing w:after="0" w:line="240" w:lineRule="auto"/>
     </w:pPr>
     <w:rPr>
+      <w:rFonts w:eastAsia="黑体"/>
       <w:color w:themeColor="text1" w:val="000000"/>
     </w:rPr>
     <w:tblPr>
@@ -14505,6 +15090,7 @@
     </w:tcPr>
     <w:tblStylePr w:type="firstRow">
       <w:rPr>
+        <w:rFonts w:eastAsia="黑体"/>
         <w:b/>
         <w:bCs/>
       </w:rPr>
@@ -14515,6 +15101,7 @@
     </w:tblStylePr>
     <w:tblStylePr w:type="lastRow">
       <w:rPr>
+        <w:rFonts w:eastAsia="黑体"/>
         <w:b/>
         <w:bCs/>
         <w:color w:themeColor="text1" w:val="000000"/>
@@ -14526,6 +15113,7 @@
     </w:tblStylePr>
     <w:tblStylePr w:type="firstCol">
       <w:rPr>
+        <w:rFonts w:eastAsia="黑体"/>
         <w:color w:themeColor="background1" w:val="FFFFFF"/>
       </w:rPr>
       <w:tblPr/>
@@ -14535,6 +15123,7 @@
     </w:tblStylePr>
     <w:tblStylePr w:type="lastCol">
       <w:rPr>
+        <w:rFonts w:eastAsia="黑体"/>
         <w:color w:themeColor="background1" w:val="FFFFFF"/>
       </w:rPr>
       <w:tblPr/>
@@ -14564,6 +15153,7 @@
       <w:spacing w:after="0" w:line="240" w:lineRule="auto"/>
     </w:pPr>
     <w:rPr>
+      <w:rFonts w:eastAsia="黑体"/>
       <w:color w:themeColor="text1" w:val="000000"/>
     </w:rPr>
     <w:tblPr>
@@ -14585,6 +15175,7 @@
     </w:tcPr>
     <w:tblStylePr w:type="firstRow">
       <w:rPr>
+        <w:rFonts w:eastAsia="黑体"/>
         <w:b/>
         <w:bCs/>
       </w:rPr>
@@ -14595,6 +15186,7 @@
     </w:tblStylePr>
     <w:tblStylePr w:type="lastRow">
       <w:rPr>
+        <w:rFonts w:eastAsia="黑体"/>
         <w:b/>
         <w:bCs/>
         <w:color w:themeColor="text1" w:val="000000"/>
@@ -14606,6 +15198,7 @@
     </w:tblStylePr>
     <w:tblStylePr w:type="firstCol">
       <w:rPr>
+        <w:rFonts w:eastAsia="黑体"/>
         <w:color w:themeColor="background1" w:val="FFFFFF"/>
       </w:rPr>
       <w:tblPr/>
@@ -14615,6 +15208,7 @@
     </w:tblStylePr>
     <w:tblStylePr w:type="lastCol">
       <w:rPr>
+        <w:rFonts w:eastAsia="黑体"/>
         <w:color w:themeColor="background1" w:val="FFFFFF"/>
       </w:rPr>
       <w:tblPr/>
@@ -14647,6 +15241,7 @@
     <w:name w:val="KeywordTok"/>
     <w:basedOn w:val="VerbatimChar"/>
     <w:rPr>
+      <w:rFonts w:eastAsia="黑体"/>
       <w:b/>
       <w:color w:val="007020"/>
     </w:rPr>
@@ -14655,6 +15250,7 @@
     <w:name w:val="DataTypeTok"/>
     <w:basedOn w:val="VerbatimChar"/>
     <w:rPr>
+      <w:rFonts w:eastAsia="黑体"/>
       <w:color w:val="902000"/>
     </w:rPr>
   </w:style>
@@ -14662,6 +15258,7 @@
     <w:name w:val="DecValTok"/>
     <w:basedOn w:val="VerbatimChar"/>
     <w:rPr>
+      <w:rFonts w:eastAsia="黑体"/>
       <w:color w:val="40a070"/>
     </w:rPr>
   </w:style>
@@ -14669,6 +15266,7 @@
     <w:name w:val="BaseNTok"/>
     <w:basedOn w:val="VerbatimChar"/>
     <w:rPr>
+      <w:rFonts w:eastAsia="黑体"/>
       <w:color w:val="40a070"/>
     </w:rPr>
   </w:style>
@@ -14676,6 +15274,7 @@
     <w:name w:val="FloatTok"/>
     <w:basedOn w:val="VerbatimChar"/>
     <w:rPr>
+      <w:rFonts w:eastAsia="黑体"/>
       <w:color w:val="40a070"/>
     </w:rPr>
   </w:style>
@@ -14683,6 +15282,7 @@
     <w:name w:val="ConstantTok"/>
     <w:basedOn w:val="VerbatimChar"/>
     <w:rPr>
+      <w:rFonts w:eastAsia="黑体"/>
       <w:color w:val="880000"/>
     </w:rPr>
   </w:style>
@@ -14690,6 +15290,7 @@
     <w:name w:val="CharTok"/>
     <w:basedOn w:val="VerbatimChar"/>
     <w:rPr>
+      <w:rFonts w:eastAsia="黑体"/>
       <w:color w:val="4070a0"/>
     </w:rPr>
   </w:style>
@@ -14697,6 +15298,7 @@
     <w:name w:val="SpecialCharTok"/>
     <w:basedOn w:val="VerbatimChar"/>
     <w:rPr>
+      <w:rFonts w:eastAsia="黑体"/>
       <w:color w:val="4070a0"/>
     </w:rPr>
   </w:style>
@@ -14704,6 +15306,7 @@
     <w:name w:val="StringTok"/>
     <w:basedOn w:val="VerbatimChar"/>
     <w:rPr>
+      <w:rFonts w:eastAsia="黑体"/>
       <w:color w:val="4070a0"/>
     </w:rPr>
   </w:style>
@@ -14711,6 +15314,7 @@
     <w:name w:val="VerbatimStringTok"/>
     <w:basedOn w:val="VerbatimChar"/>
     <w:rPr>
+      <w:rFonts w:eastAsia="黑体"/>
       <w:color w:val="4070a0"/>
     </w:rPr>
   </w:style>
@@ -14718,6 +15322,7 @@
     <w:name w:val="SpecialStringTok"/>
     <w:basedOn w:val="VerbatimChar"/>
     <w:rPr>
+      <w:rFonts w:eastAsia="黑体"/>
       <w:color w:val="bb6688"/>
     </w:rPr>
   </w:style>
@@ -14725,6 +15330,7 @@
     <w:name w:val="ImportTok"/>
     <w:basedOn w:val="VerbatimChar"/>
     <w:rPr>
+      <w:rFonts w:eastAsia="黑体"/>
       <w:b/>
       <w:color w:val="008000"/>
     </w:rPr>
@@ -14733,6 +15339,7 @@
     <w:name w:val="CommentTok"/>
     <w:basedOn w:val="VerbatimChar"/>
     <w:rPr>
+      <w:rFonts w:eastAsia="黑体"/>
       <w:i/>
       <w:color w:val="60a0b0"/>
     </w:rPr>
@@ -14741,6 +15348,7 @@
     <w:name w:val="DocumentationTok"/>
     <w:basedOn w:val="VerbatimChar"/>
     <w:rPr>
+      <w:rFonts w:eastAsia="黑体"/>
       <w:i/>
       <w:color w:val="ba2121"/>
     </w:rPr>
@@ -14749,6 +15357,7 @@
     <w:name w:val="AnnotationTok"/>
     <w:basedOn w:val="VerbatimChar"/>
     <w:rPr>
+      <w:rFonts w:eastAsia="黑体"/>
       <w:b/>
       <w:i/>
       <w:color w:val="60a0b0"/>
@@ -14758,6 +15367,7 @@
     <w:name w:val="CommentVarTok"/>
     <w:basedOn w:val="VerbatimChar"/>
     <w:rPr>
+      <w:rFonts w:eastAsia="黑体"/>
       <w:b/>
       <w:i/>
       <w:color w:val="60a0b0"/>
@@ -14767,6 +15377,7 @@
     <w:name w:val="OtherTok"/>
     <w:basedOn w:val="VerbatimChar"/>
     <w:rPr>
+      <w:rFonts w:eastAsia="黑体"/>
       <w:color w:val="007020"/>
     </w:rPr>
   </w:style>
@@ -14774,6 +15385,7 @@
     <w:name w:val="FunctionTok"/>
     <w:basedOn w:val="VerbatimChar"/>
     <w:rPr>
+      <w:rFonts w:eastAsia="黑体"/>
       <w:color w:val="06287e"/>
     </w:rPr>
   </w:style>
@@ -14781,6 +15393,7 @@
     <w:name w:val="VariableTok"/>
     <w:basedOn w:val="VerbatimChar"/>
     <w:rPr>
+      <w:rFonts w:eastAsia="黑体"/>
       <w:color w:val="19177c"/>
     </w:rPr>
   </w:style>
@@ -14788,6 +15401,7 @@
     <w:name w:val="ControlFlowTok"/>
     <w:basedOn w:val="VerbatimChar"/>
     <w:rPr>
+      <w:rFonts w:eastAsia="黑体"/>
       <w:b/>
       <w:color w:val="007020"/>
     </w:rPr>
@@ -14796,6 +15410,7 @@
     <w:name w:val="OperatorTok"/>
     <w:basedOn w:val="VerbatimChar"/>
     <w:rPr>
+      <w:rFonts w:eastAsia="黑体"/>
       <w:color w:val="666666"/>
     </w:rPr>
   </w:style>
@@ -14803,18 +15418,22 @@
     <w:name w:val="BuiltInTok"/>
     <w:basedOn w:val="VerbatimChar"/>
     <w:rPr>
+      <w:rFonts w:eastAsia="黑体"/>
       <w:color w:val="008000"/>
     </w:rPr>
   </w:style>
   <w:style w:type="character" w:customStyle="1" w:styleId="ExtensionTok">
     <w:name w:val="ExtensionTok"/>
     <w:basedOn w:val="VerbatimChar"/>
-    <w:rPr/>
+    <w:rPr>
+      <w:rFonts w:eastAsia="黑体"/>
+    </w:rPr>
   </w:style>
   <w:style w:type="character" w:customStyle="1" w:styleId="PreprocessorTok">
     <w:name w:val="PreprocessorTok"/>
     <w:basedOn w:val="VerbatimChar"/>
     <w:rPr>
+      <w:rFonts w:eastAsia="黑体"/>
       <w:color w:val="bc7a00"/>
     </w:rPr>
   </w:style>
@@ -14822,18 +15441,22 @@
     <w:name w:val="AttributeTok"/>
     <w:basedOn w:val="VerbatimChar"/>
     <w:rPr>
+      <w:rFonts w:eastAsia="黑体"/>
       <w:color w:val="7d9029"/>
     </w:rPr>
   </w:style>
   <w:style w:type="character" w:customStyle="1" w:styleId="RegionMarkerTok">
     <w:name w:val="RegionMarkerTok"/>
     <w:basedOn w:val="VerbatimChar"/>
-    <w:rPr/>
+    <w:rPr>
+      <w:rFonts w:eastAsia="黑体"/>
+    </w:rPr>
   </w:style>
   <w:style w:type="character" w:customStyle="1" w:styleId="InformationTok">
     <w:name w:val="InformationTok"/>
     <w:basedOn w:val="VerbatimChar"/>
     <w:rPr>
+      <w:rFonts w:eastAsia="黑体"/>
       <w:b/>
       <w:i/>
       <w:color w:val="60a0b0"/>
@@ -14843,6 +15466,7 @@
     <w:name w:val="WarningTok"/>
     <w:basedOn w:val="VerbatimChar"/>
     <w:rPr>
+      <w:rFonts w:eastAsia="黑体"/>
       <w:b/>
       <w:i/>
       <w:color w:val="60a0b0"/>
@@ -14852,6 +15476,7 @@
     <w:name w:val="AlertTok"/>
     <w:basedOn w:val="VerbatimChar"/>
     <w:rPr>
+      <w:rFonts w:eastAsia="黑体"/>
       <w:b/>
       <w:color w:val="ff0000"/>
     </w:rPr>
@@ -14860,6 +15485,7 @@
     <w:name w:val="ErrorTok"/>
     <w:basedOn w:val="VerbatimChar"/>
     <w:rPr>
+      <w:rFonts w:eastAsia="黑体"/>
       <w:b/>
       <w:color w:val="ff0000"/>
     </w:rPr>
@@ -14867,7 +15493,9 @@
   <w:style w:type="character" w:customStyle="1" w:styleId="NormalTok">
     <w:name w:val="NormalTok"/>
     <w:basedOn w:val="VerbatimChar"/>
-    <w:rPr/>
+    <w:rPr>
+      <w:rFonts w:eastAsia="黑体"/>
+    </w:rPr>
   </w:style>
 </w:styles>
 </file>
@@ -14916,12 +15544,12 @@
     <a:fontScheme name="Office">
       <a:majorFont>
         <a:latin typeface="Calibri"/>
-        <a:ea typeface=""/>
+        <a:ea typeface="黑体"/>
         <a:cs typeface=""/>
         <a:font script="Jpan" typeface="ＭＳ ゴシック"/>
         <a:font script="Hang" typeface="맑은 고딕"/>
-        <a:font script="Hans" typeface="宋体"/>
-        <a:font script="Hant" typeface="新細明體"/>
+        <a:font script="Hans" typeface="黑体"/>
+        <a:font script="Hant" typeface="黑体"/>
         <a:font script="Arab" typeface="Times New Roman"/>
         <a:font script="Hebr" typeface="Times New Roman"/>
         <a:font script="Thai" typeface="Angsana New"/>
@@ -14951,12 +15579,12 @@
       </a:majorFont>
       <a:minorFont>
         <a:latin typeface="Cambria"/>
-        <a:ea typeface=""/>
+        <a:ea typeface="黑体"/>
         <a:cs typeface=""/>
         <a:font script="Jpan" typeface="ＭＳ 明朝"/>
         <a:font script="Hang" typeface="맑은 고딕"/>
-        <a:font script="Hans" typeface="宋体"/>
-        <a:font script="Hant" typeface="新細明體"/>
+        <a:font script="Hans" typeface="黑体"/>
+        <a:font script="Hant" typeface="黑体"/>
         <a:font script="Arab" typeface="Arial"/>
         <a:font script="Hebr" typeface="Arial"/>
         <a:font script="Thai" typeface="Cordia New"/>

--- a/09-通信电路/02-调制电路/FSK调制电路/FSK调制电路.docx
+++ b/09-通信电路/02-调制电路/FSK调制电路/FSK调制电路.docx
@@ -2473,7 +2473,7 @@
           <w:color w:val="555555"/>
           <w:sz w:val="21"/>
         </w:rPr>
-        <w:t>材料收集者：杜文杰，WX手机：19519196569，QQ:3478827729</w:t>
+        <w:t>材料收集者：杜文杰，微信/手机：19519196569，QQ:3478827729</w:t>
       </w:r>
     </w:p>
     <w:sectPr>
